--- a/lessons/4-3/downloads/4-3-notes.docx
+++ b/lessons/4-3/downloads/4-3-notes.docx
@@ -363,6 +363,610 @@
         <w:rPr>
           <w:b/>
           <w:bCs/>
+          <w:color w:val="1FA6A2"/>
+          <w:sz w:val="26"/>
+          <w:szCs w:val="26"/>
+        </w:rPr>
+        <w:t xml:space="preserve">Turn &amp; Talk — Discussion Points  (Level 1 support · Level 2)</w:t>
+      </w:r>
+    </w:p>
+    <w:p>
+      <w:pPr>
+        <w:spacing w:after="60"/>
+      </w:pPr>
+      <w:r>
+        <w:rPr>
+          <w:i/>
+          <w:iCs/>
+          <w:color w:val="5F6F80"/>
+          <w:sz w:val="19"/>
+          <w:szCs w:val="19"/>
+        </w:rPr>
+        <w:t xml:space="preserve">Talk with a partner. Use the Level 1 stems if you need help getting started; try the Level 2 question when you are ready for more.</w:t>
+      </w:r>
+    </w:p>
+    <w:p>
+      <w:pPr>
+        <w:spacing w:after="60"/>
+      </w:pPr>
+      <w:r>
+        <w:rPr>
+          <w:b/>
+          <w:bCs/>
+          <w:color w:val="12355B"/>
+          <w:sz w:val="21"/>
+          <w:szCs w:val="21"/>
+        </w:rPr>
+        <w:t xml:space="preserve">1. [Launch] </w:t>
+      </w:r>
+      <w:r>
+        <w:rPr>
+          <w:b/>
+          <w:bCs/>
+          <w:sz w:val="21"/>
+          <w:szCs w:val="21"/>
+        </w:rPr>
+        <w:t xml:space="preserve">The leaderboard shows one player hit 150% of the goal and a bonus round gives a 0.5% boost. How can a percent be more than the whole, and how can one be a tiny sliver?</w:t>
+      </w:r>
+    </w:p>
+    <w:p>
+      <w:pPr>
+        <w:spacing w:after="60"/>
+      </w:pPr>
+      <w:r>
+        <w:rPr>
+          <w:b/>
+          <w:bCs/>
+          <w:color w:val="1FA6A2"/>
+          <w:sz w:val="20"/>
+          <w:szCs w:val="20"/>
+        </w:rPr>
+        <w:t xml:space="preserve">Level 1 — Start here: </w:t>
+      </w:r>
+      <w:r>
+        <w:rPr>
+          <w:sz w:val="20"/>
+          <w:szCs w:val="20"/>
+        </w:rPr>
+        <w:t xml:space="preserve">150% is more than one whole, and 0.5% is a tiny piece smaller than 1%.</w:t>
+      </w:r>
+    </w:p>
+    <w:p>
+      <w:pPr>
+        <w:spacing w:after="60"/>
+      </w:pPr>
+      <w:r>
+        <w:rPr>
+          <w:sz w:val="21"/>
+          <w:szCs w:val="21"/>
+        </w:rPr>
+        <w:t xml:space="preserve">___% means ___ because it is more / less than 100%.</w:t>
+      </w:r>
+      <w:r>
+        <w:rPr>
+          <w:i/>
+          <w:iCs/>
+          <w:color w:val="5F6F80"/>
+          <w:sz w:val="19"/>
+          <w:szCs w:val="19"/>
+        </w:rPr>
+        <w:br/>
+        <w:t xml:space="preserve">
+___% significa ___ porque es más / menos que 100%.</w:t>
+      </w:r>
+    </w:p>
+    <w:p>
+      <w:pPr>
+        <w:spacing w:after="60"/>
+      </w:pPr>
+      <w:r>
+        <w:rPr>
+          <w:sz w:val="21"/>
+          <w:szCs w:val="21"/>
+        </w:rPr>
+        <w:t xml:space="preserve">A percent over 100% means ___, and a percent under 1% means ___.</w:t>
+      </w:r>
+      <w:r>
+        <w:rPr>
+          <w:i/>
+          <w:iCs/>
+          <w:color w:val="5F6F80"/>
+          <w:sz w:val="19"/>
+          <w:szCs w:val="19"/>
+        </w:rPr>
+        <w:br/>
+        <w:t xml:space="preserve">
+Un porcentaje mayor que 100% significa ___, y uno menor que 1% significa ___.</w:t>
+      </w:r>
+    </w:p>
+    <w:p>
+      <w:pPr>
+        <w:spacing w:after="60"/>
+      </w:pPr>
+      <w:r>
+        <w:rPr>
+          <w:b/>
+          <w:bCs/>
+          <w:color w:val="12355B"/>
+          <w:sz w:val="20"/>
+          <w:szCs w:val="20"/>
+        </w:rPr>
+        <w:t xml:space="preserve">Word bank: </w:t>
+      </w:r>
+      <w:r>
+        <w:rPr>
+          <w:color w:val="1FA6A2"/>
+          <w:sz w:val="20"/>
+          <w:szCs w:val="20"/>
+        </w:rPr>
+        <w:t xml:space="preserve">percent, greater than 100%, less than 1%, equivalent</w:t>
+      </w:r>
+    </w:p>
+    <w:p>
+      <w:pPr>
+        <w:spacing w:after="60"/>
+      </w:pPr>
+      <w:r>
+        <w:rPr>
+          <w:b/>
+          <w:bCs/>
+          <w:color w:val="12355B"/>
+          <w:sz w:val="19"/>
+          <w:szCs w:val="19"/>
+        </w:rPr>
+        <w:t xml:space="preserve">Listen for: </w:t>
+      </w:r>
+      <w:r>
+        <w:rPr>
+          <w:i/>
+          <w:iCs/>
+          <w:color w:val="5F6F80"/>
+          <w:sz w:val="19"/>
+          <w:szCs w:val="19"/>
+        </w:rPr>
+        <w:t xml:space="preserve">Students explain 150% is more than one whole (the player beat the goal) and 0.5% is far less than one whole (a tiny boost), connecting to the idea of 100% as the whole.</w:t>
+      </w:r>
+    </w:p>
+    <w:p>
+      <w:pPr>
+        <w:spacing w:after="60"/>
+      </w:pPr>
+      <w:r>
+        <w:rPr>
+          <w:b/>
+          <w:bCs/>
+          <w:color w:val="9A6B12"/>
+          <w:sz w:val="20"/>
+          <w:szCs w:val="20"/>
+        </w:rPr>
+        <w:t xml:space="preserve">Level 2: </w:t>
+      </w:r>
+      <w:r>
+        <w:rPr>
+          <w:sz w:val="20"/>
+          <w:szCs w:val="20"/>
+        </w:rPr>
+        <w:t xml:space="preserve">100% means the whole goal. Explain why scoring 150% does NOT mean the player made an error, but scoring '150% correct on a test' usually would.</w:t>
+      </w:r>
+    </w:p>
+    <w:p>
+      <w:pPr>
+        <w:spacing w:after="60"/>
+        <w:ind w:left="360"/>
+      </w:pPr>
+      <w:r>
+        <w:rPr>
+          <w:sz w:val="20"/>
+          <w:szCs w:val="20"/>
+        </w:rPr>
+        <w:t xml:space="preserve">• 150% of a goal makes sense because ___.</w:t>
+      </w:r>
+    </w:p>
+    <w:p>
+      <w:pPr>
+        <w:spacing w:after="60"/>
+        <w:ind w:left="360"/>
+      </w:pPr>
+      <w:r>
+        <w:rPr>
+          <w:sz w:val="20"/>
+          <w:szCs w:val="20"/>
+        </w:rPr>
+        <w:t xml:space="preserve">• 150% on a test does not make sense because ___.</w:t>
+      </w:r>
+    </w:p>
+    <w:p>
+      <w:pPr>
+        <w:spacing w:after="60"/>
+      </w:pPr>
+      <w:r>
+        <w:rPr>
+          <w:b/>
+          <w:bCs/>
+          <w:color w:val="12355B"/>
+          <w:sz w:val="21"/>
+          <w:szCs w:val="21"/>
+        </w:rPr>
+        <w:t xml:space="preserve">2. [Explore] </w:t>
+      </w:r>
+      <w:r>
+        <w:rPr>
+          <w:b/>
+          <w:bCs/>
+          <w:sz w:val="21"/>
+          <w:szCs w:val="21"/>
+        </w:rPr>
+        <w:t xml:space="preserve">When you wrote percents like 150% and 0.5% as decimals, what did you notice about their size compared to 1?</w:t>
+      </w:r>
+    </w:p>
+    <w:p>
+      <w:pPr>
+        <w:spacing w:after="60"/>
+      </w:pPr>
+      <w:r>
+        <w:rPr>
+          <w:b/>
+          <w:bCs/>
+          <w:color w:val="1FA6A2"/>
+          <w:sz w:val="20"/>
+          <w:szCs w:val="20"/>
+        </w:rPr>
+        <w:t xml:space="preserve">Level 1 — Start here: </w:t>
+      </w:r>
+      <w:r>
+        <w:rPr>
+          <w:sz w:val="20"/>
+          <w:szCs w:val="20"/>
+        </w:rPr>
+        <w:t xml:space="preserve">Percents over 100% become decimals bigger than 1, and percents under 1% become decimals close to 0.</w:t>
+      </w:r>
+    </w:p>
+    <w:p>
+      <w:pPr>
+        <w:spacing w:after="60"/>
+      </w:pPr>
+      <w:r>
+        <w:rPr>
+          <w:sz w:val="21"/>
+          <w:szCs w:val="21"/>
+        </w:rPr>
+        <w:t xml:space="preserve">150% as a decimal is ___ because ___.</w:t>
+      </w:r>
+      <w:r>
+        <w:rPr>
+          <w:i/>
+          <w:iCs/>
+          <w:color w:val="5F6F80"/>
+          <w:sz w:val="19"/>
+          <w:szCs w:val="19"/>
+        </w:rPr>
+        <w:br/>
+        <w:t xml:space="preserve">
+150% como decimal es ___ porque ___.</w:t>
+      </w:r>
+    </w:p>
+    <w:p>
+      <w:pPr>
+        <w:spacing w:after="60"/>
+      </w:pPr>
+      <w:r>
+        <w:rPr>
+          <w:sz w:val="21"/>
+          <w:szCs w:val="21"/>
+        </w:rPr>
+        <w:t xml:space="preserve">Percents over 100% have decimals ___ than 1, and percents under 1% have decimals ___.</w:t>
+      </w:r>
+      <w:r>
+        <w:rPr>
+          <w:i/>
+          <w:iCs/>
+          <w:color w:val="5F6F80"/>
+          <w:sz w:val="19"/>
+          <w:szCs w:val="19"/>
+        </w:rPr>
+        <w:br/>
+        <w:t xml:space="preserve">
+Los porcentajes mayores que 100% tienen decimales ___ que 1, y los menores que 1% tienen decimales ___.</w:t>
+      </w:r>
+    </w:p>
+    <w:p>
+      <w:pPr>
+        <w:spacing w:after="60"/>
+      </w:pPr>
+      <w:r>
+        <w:rPr>
+          <w:b/>
+          <w:bCs/>
+          <w:color w:val="12355B"/>
+          <w:sz w:val="20"/>
+          <w:szCs w:val="20"/>
+        </w:rPr>
+        <w:t xml:space="preserve">Word bank: </w:t>
+      </w:r>
+      <w:r>
+        <w:rPr>
+          <w:color w:val="1FA6A2"/>
+          <w:sz w:val="20"/>
+          <w:szCs w:val="20"/>
+        </w:rPr>
+        <w:t xml:space="preserve">percent, equivalent, greater than 100%, less than 1%, mixed number</w:t>
+      </w:r>
+    </w:p>
+    <w:p>
+      <w:pPr>
+        <w:spacing w:after="60"/>
+      </w:pPr>
+      <w:r>
+        <w:rPr>
+          <w:b/>
+          <w:bCs/>
+          <w:color w:val="12355B"/>
+          <w:sz w:val="19"/>
+          <w:szCs w:val="19"/>
+        </w:rPr>
+        <w:t xml:space="preserve">Listen for: </w:t>
+      </w:r>
+      <w:r>
+        <w:rPr>
+          <w:i/>
+          <w:iCs/>
+          <w:color w:val="5F6F80"/>
+          <w:sz w:val="19"/>
+          <w:szCs w:val="19"/>
+        </w:rPr>
+        <w:t xml:space="preserve">Students state 150% = 1.5 (greater than 1) and 0.5% = 0.005 (much less than 0.01), and recognize these forms are equivalent.</w:t>
+      </w:r>
+    </w:p>
+    <w:p>
+      <w:pPr>
+        <w:spacing w:after="60"/>
+      </w:pPr>
+      <w:r>
+        <w:rPr>
+          <w:b/>
+          <w:bCs/>
+          <w:color w:val="9A6B12"/>
+          <w:sz w:val="20"/>
+          <w:szCs w:val="20"/>
+        </w:rPr>
+        <w:t xml:space="preserve">Level 2: </w:t>
+      </w:r>
+      <w:r>
+        <w:rPr>
+          <w:sz w:val="20"/>
+          <w:szCs w:val="20"/>
+        </w:rPr>
+        <w:t xml:space="preserve">Why does 0.5% turn into 0.005 and not 0.05? Explain the role of dividing by 100, and write 150% as a mixed number too.</w:t>
+      </w:r>
+    </w:p>
+    <w:p>
+      <w:pPr>
+        <w:spacing w:after="60"/>
+        <w:ind w:left="360"/>
+      </w:pPr>
+      <w:r>
+        <w:rPr>
+          <w:sz w:val="20"/>
+          <w:szCs w:val="20"/>
+        </w:rPr>
+        <w:t xml:space="preserve">• 0.5% becomes 0.005 because ___.</w:t>
+      </w:r>
+    </w:p>
+    <w:p>
+      <w:pPr>
+        <w:spacing w:after="60"/>
+        <w:ind w:left="360"/>
+      </w:pPr>
+      <w:r>
+        <w:rPr>
+          <w:sz w:val="20"/>
+          <w:szCs w:val="20"/>
+        </w:rPr>
+        <w:t xml:space="preserve">• 150% as a mixed number is ___ because ___.</w:t>
+      </w:r>
+    </w:p>
+    <w:p>
+      <w:pPr>
+        <w:spacing w:after="60"/>
+      </w:pPr>
+      <w:r>
+        <w:rPr>
+          <w:b/>
+          <w:bCs/>
+          <w:color w:val="12355B"/>
+          <w:sz w:val="21"/>
+          <w:szCs w:val="21"/>
+        </w:rPr>
+        <w:t xml:space="preserve">3. [Connect] </w:t>
+      </w:r>
+      <w:r>
+        <w:rPr>
+          <w:b/>
+          <w:bCs/>
+          <w:sz w:val="21"/>
+          <w:szCs w:val="21"/>
+        </w:rPr>
+        <w:t xml:space="preserve">A jackpot pays 250% of your tokens and you inserted 40 tokens. One friend says 100 tokens, another says 60. Who is right, and why does '250%' mean more than your tokens?</w:t>
+      </w:r>
+    </w:p>
+    <w:p>
+      <w:pPr>
+        <w:spacing w:after="60"/>
+      </w:pPr>
+      <w:r>
+        <w:rPr>
+          <w:b/>
+          <w:bCs/>
+          <w:color w:val="1FA6A2"/>
+          <w:sz w:val="20"/>
+          <w:szCs w:val="20"/>
+        </w:rPr>
+        <w:t xml:space="preserve">Level 1 — Start here: </w:t>
+      </w:r>
+      <w:r>
+        <w:rPr>
+          <w:sz w:val="20"/>
+          <w:szCs w:val="20"/>
+        </w:rPr>
+        <w:t xml:space="preserve">250% of 40 is 2.5 times 40, which is 100 tokens.</w:t>
+      </w:r>
+    </w:p>
+    <w:p>
+      <w:pPr>
+        <w:spacing w:after="60"/>
+      </w:pPr>
+      <w:r>
+        <w:rPr>
+          <w:sz w:val="21"/>
+          <w:szCs w:val="21"/>
+        </w:rPr>
+        <w:t xml:space="preserve">The friend who said ___ tokens is correct because 250% = ___ times the whole.</w:t>
+      </w:r>
+      <w:r>
+        <w:rPr>
+          <w:i/>
+          <w:iCs/>
+          <w:color w:val="5F6F80"/>
+          <w:sz w:val="19"/>
+          <w:szCs w:val="19"/>
+        </w:rPr>
+        <w:br/>
+        <w:t xml:space="preserve">
+El amigo que dijo ___ fichas tiene razón porque 250% = ___ veces el entero.</w:t>
+      </w:r>
+    </w:p>
+    <w:p>
+      <w:pPr>
+        <w:spacing w:after="60"/>
+      </w:pPr>
+      <w:r>
+        <w:rPr>
+          <w:sz w:val="21"/>
+          <w:szCs w:val="21"/>
+        </w:rPr>
+        <w:t xml:space="preserve">250% of 40 = ___ x 40 = ___.</w:t>
+      </w:r>
+      <w:r>
+        <w:rPr>
+          <w:i/>
+          <w:iCs/>
+          <w:color w:val="5F6F80"/>
+          <w:sz w:val="19"/>
+          <w:szCs w:val="19"/>
+        </w:rPr>
+        <w:br/>
+        <w:t xml:space="preserve">
+250% de 40 = ___ x 40 = ___.</w:t>
+      </w:r>
+    </w:p>
+    <w:p>
+      <w:pPr>
+        <w:spacing w:after="60"/>
+      </w:pPr>
+      <w:r>
+        <w:rPr>
+          <w:b/>
+          <w:bCs/>
+          <w:color w:val="12355B"/>
+          <w:sz w:val="20"/>
+          <w:szCs w:val="20"/>
+        </w:rPr>
+        <w:t xml:space="preserve">Word bank: </w:t>
+      </w:r>
+      <w:r>
+        <w:rPr>
+          <w:color w:val="1FA6A2"/>
+          <w:sz w:val="20"/>
+          <w:szCs w:val="20"/>
+        </w:rPr>
+        <w:t xml:space="preserve">percent, greater than 100%, equivalent, mixed number</w:t>
+      </w:r>
+    </w:p>
+    <w:p>
+      <w:pPr>
+        <w:spacing w:after="60"/>
+      </w:pPr>
+      <w:r>
+        <w:rPr>
+          <w:b/>
+          <w:bCs/>
+          <w:color w:val="12355B"/>
+          <w:sz w:val="19"/>
+          <w:szCs w:val="19"/>
+        </w:rPr>
+        <w:t xml:space="preserve">Listen for: </w:t>
+      </w:r>
+      <w:r>
+        <w:rPr>
+          <w:i/>
+          <w:iCs/>
+          <w:color w:val="5F6F80"/>
+          <w:sz w:val="19"/>
+          <w:szCs w:val="19"/>
+        </w:rPr>
+        <w:t xml:space="preserve">Students convert 250% to 2.5, multiply 2.5 x 40 = 100, and explain that over 100% means more than the original 40 tokens.</w:t>
+      </w:r>
+    </w:p>
+    <w:p>
+      <w:pPr>
+        <w:spacing w:after="60"/>
+      </w:pPr>
+      <w:r>
+        <w:rPr>
+          <w:b/>
+          <w:bCs/>
+          <w:color w:val="9A6B12"/>
+          <w:sz w:val="20"/>
+          <w:szCs w:val="20"/>
+        </w:rPr>
+        <w:t xml:space="preserve">Level 2: </w:t>
+      </w:r>
+      <w:r>
+        <w:rPr>
+          <w:sz w:val="20"/>
+          <w:szCs w:val="20"/>
+        </w:rPr>
+        <w:t xml:space="preserve">The friend who said 60 found 150% of 40. Explain the mistake they likely made, and describe a jackpot percent that WOULD give exactly 40 tokens.</w:t>
+      </w:r>
+    </w:p>
+    <w:p>
+      <w:pPr>
+        <w:spacing w:after="60"/>
+        <w:ind w:left="360"/>
+      </w:pPr>
+      <w:r>
+        <w:rPr>
+          <w:sz w:val="20"/>
+          <w:szCs w:val="20"/>
+        </w:rPr>
+        <w:t xml:space="preserve">• The 60-token friend probably ___.</w:t>
+      </w:r>
+    </w:p>
+    <w:p>
+      <w:pPr>
+        <w:spacing w:after="60"/>
+        <w:ind w:left="360"/>
+      </w:pPr>
+      <w:r>
+        <w:rPr>
+          <w:sz w:val="20"/>
+          <w:szCs w:val="20"/>
+        </w:rPr>
+        <w:t xml:space="preserve">• You would get exactly 40 tokens when the jackpot is ___% because ___.</w:t>
+      </w:r>
+    </w:p>
+    <w:p>
+      <w:pPr>
+        <w:pStyle w:val="Heading2"/>
+        <w:pBdr>
+          <w:left w:val="single" w:color="1FA6A2" w:sz="18" w:space="8"/>
+        </w:pBdr>
+        <w:spacing w:after="100" w:before="200"/>
+      </w:pPr>
+      <w:r>
+        <w:rPr>
+          <w:b/>
+          <w:bCs/>
           <w:color w:val="9A6B12"/>
           <w:sz w:val="26"/>
           <w:szCs w:val="26"/>
@@ -935,7 +1539,7 @@
           <w:sz w:val="21"/>
           <w:szCs w:val="21"/>
         </w:rPr>
-        <w:t xml:space="preserve">___% means ___.</w:t>
+        <w:t xml:space="preserve">___% means ___ because it is more / less than 100%.</w:t>
       </w:r>
       <w:r>
         <w:rPr>
@@ -947,19 +1551,19 @@
         </w:rPr>
         <w:br/>
         <w:t xml:space="preserve">
-___% significa ___.</w:t>
-      </w:r>
-    </w:p>
-    <w:p>
-      <w:pPr>
-        <w:spacing w:after="60"/>
-      </w:pPr>
-      <w:r>
-        <w:rPr>
-          <w:sz w:val="21"/>
-          <w:szCs w:val="21"/>
-        </w:rPr>
-        <w:t xml:space="preserve">It is more / less than the whole because ___.</w:t>
+___% significa ___ porque es más / menos que 100%.</w:t>
+      </w:r>
+    </w:p>
+    <w:p>
+      <w:pPr>
+        <w:spacing w:after="60"/>
+      </w:pPr>
+      <w:r>
+        <w:rPr>
+          <w:sz w:val="21"/>
+          <w:szCs w:val="21"/>
+        </w:rPr>
+        <w:t xml:space="preserve">A percent over 100% means ___, and a percent under 1% means ___.</w:t>
       </w:r>
       <w:r>
         <w:rPr>
@@ -971,19 +1575,19 @@
         </w:rPr>
         <w:br/>
         <w:t xml:space="preserve">
-Es más / menos que el todo porque ___.</w:t>
-      </w:r>
-    </w:p>
-    <w:p>
-      <w:pPr>
-        <w:spacing w:after="60"/>
-      </w:pPr>
-      <w:r>
-        <w:rPr>
-          <w:sz w:val="21"/>
-          <w:szCs w:val="21"/>
-        </w:rPr>
-        <w:t xml:space="preserve">I see big percents when ___.</w:t>
+Un porcentaje mayor que 100% significa ___, y uno menor que 1% significa ___.</w:t>
+      </w:r>
+    </w:p>
+    <w:p>
+      <w:pPr>
+        <w:spacing w:after="60"/>
+      </w:pPr>
+      <w:r>
+        <w:rPr>
+          <w:sz w:val="21"/>
+          <w:szCs w:val="21"/>
+        </w:rPr>
+        <w:t xml:space="preserve">150% as a decimal is ___ because ___.</w:t>
       </w:r>
       <w:r>
         <w:rPr>
@@ -995,7 +1599,7 @@
         </w:rPr>
         <w:br/>
         <w:t xml:space="preserve">
-Veo porcentajes grandes cuando ___.</w:t>
+150% como decimal es ___ porque ___.</w:t>
       </w:r>
     </w:p>
     <w:p>

--- a/lessons/4-3/downloads/4-3-notes.docx
+++ b/lessons/4-3/downloads/4-3-notes.docx
@@ -437,6 +437,43 @@
       </w:pPr>
       <w:r>
         <w:rPr>
+          <w:b/>
+          <w:bCs/>
+          <w:color w:val="1FA6A2"/>
+          <w:sz w:val="20"/>
+          <w:szCs w:val="20"/>
+        </w:rPr>
+        <w:t xml:space="preserve">Hint (optional): </w:t>
+      </w:r>
+      <w:r>
+        <w:rPr>
+          <w:sz w:val="20"/>
+          <w:szCs w:val="20"/>
+        </w:rPr>
+        <w:t xml:space="preserve">Try starting with the word "percent" or "greater than 100%". Re-read the question and underline what it is asking you to compare or find. Use one number or word from the problem as your evidence.</w:t>
+      </w:r>
+    </w:p>
+    <w:p>
+      <w:pPr>
+        <w:spacing w:after="60"/>
+      </w:pPr>
+      <w:r>
+        <w:rPr>
+          <w:b/>
+          <w:bCs/>
+          <w:color w:val="12355B"/>
+          <w:sz w:val="19"/>
+          <w:szCs w:val="19"/>
+        </w:rPr>
+        <w:t xml:space="preserve">Sentence starters (optional)</w:t>
+      </w:r>
+    </w:p>
+    <w:p>
+      <w:pPr>
+        <w:spacing w:after="60"/>
+      </w:pPr>
+      <w:r>
+        <w:rPr>
           <w:sz w:val="21"/>
           <w:szCs w:val="21"/>
         </w:rPr>
@@ -627,6 +664,43 @@
       </w:pPr>
       <w:r>
         <w:rPr>
+          <w:b/>
+          <w:bCs/>
+          <w:color w:val="1FA6A2"/>
+          <w:sz w:val="20"/>
+          <w:szCs w:val="20"/>
+        </w:rPr>
+        <w:t xml:space="preserve">Hint (optional): </w:t>
+      </w:r>
+      <w:r>
+        <w:rPr>
+          <w:sz w:val="20"/>
+          <w:szCs w:val="20"/>
+        </w:rPr>
+        <w:t xml:space="preserve">Try starting with the word "percent" or "equivalent". Re-read the question and underline what it is asking you to compare or find. Use one number or word from the problem as your evidence.</w:t>
+      </w:r>
+    </w:p>
+    <w:p>
+      <w:pPr>
+        <w:spacing w:after="60"/>
+      </w:pPr>
+      <w:r>
+        <w:rPr>
+          <w:b/>
+          <w:bCs/>
+          <w:color w:val="12355B"/>
+          <w:sz w:val="19"/>
+          <w:szCs w:val="19"/>
+        </w:rPr>
+        <w:t xml:space="preserve">Sentence starters (optional)</w:t>
+      </w:r>
+    </w:p>
+    <w:p>
+      <w:pPr>
+        <w:spacing w:after="60"/>
+      </w:pPr>
+      <w:r>
+        <w:rPr>
           <w:sz w:val="21"/>
           <w:szCs w:val="21"/>
         </w:rPr>
@@ -809,6 +883,43 @@
           <w:szCs w:val="20"/>
         </w:rPr>
         <w:t xml:space="preserve">250% of 40 is 2.5 times 40, which is 100 tokens.</w:t>
+      </w:r>
+    </w:p>
+    <w:p>
+      <w:pPr>
+        <w:spacing w:after="60"/>
+      </w:pPr>
+      <w:r>
+        <w:rPr>
+          <w:b/>
+          <w:bCs/>
+          <w:color w:val="1FA6A2"/>
+          <w:sz w:val="20"/>
+          <w:szCs w:val="20"/>
+        </w:rPr>
+        <w:t xml:space="preserve">Hint (optional): </w:t>
+      </w:r>
+      <w:r>
+        <w:rPr>
+          <w:sz w:val="20"/>
+          <w:szCs w:val="20"/>
+        </w:rPr>
+        <w:t xml:space="preserve">Try starting with the word "percent" or "greater than 100%". Re-read the question and underline what it is asking you to compare or find. Use one number or word from the problem as your evidence.</w:t>
+      </w:r>
+    </w:p>
+    <w:p>
+      <w:pPr>
+        <w:spacing w:after="60"/>
+      </w:pPr>
+      <w:r>
+        <w:rPr>
+          <w:b/>
+          <w:bCs/>
+          <w:color w:val="12355B"/>
+          <w:sz w:val="19"/>
+          <w:szCs w:val="19"/>
+        </w:rPr>
+        <w:t xml:space="preserve">Sentence starters (optional)</w:t>
       </w:r>
     </w:p>
     <w:p>

--- a/lessons/4-3/downloads/4-3-notes.docx
+++ b/lessons/4-3/downloads/4-3-notes.docx
@@ -97,6 +97,69 @@
       </w:pPr>
       <w:r>
         <w:rPr>
+          <w:i/>
+          <w:iCs/>
+          <w:color w:val="5F6F80"/>
+          <w:sz w:val="19"/>
+          <w:szCs w:val="19"/>
+        </w:rPr>
+        <w:t xml:space="preserve">Picture first, then the word, then a plain-language meaning.</w:t>
+      </w:r>
+    </w:p>
+    <w:p>
+      <w:pPr>
+        <w:keepNext/>
+        <w:spacing w:after="20" w:before="120"/>
+        <w:jc w:val="center"/>
+      </w:pPr>
+      <w:r>
+        <w:drawing>
+          <wp:inline distT="0" distB="0" distL="0" distR="0">
+            <wp:extent cx="1238250" cy="933450"/>
+            <wp:effectExtent t="0" r="0" b="0" l="0"/>
+            <wp:docPr id="1" name="" descr="" title=""/>
+            <wp:cNvGraphicFramePr>
+              <a:graphicFrameLocks xmlns:a="http://schemas.openxmlformats.org/drawingml/2006/main" noChangeAspect="1"/>
+            </wp:cNvGraphicFramePr>
+            <a:graphic xmlns:a="http://schemas.openxmlformats.org/drawingml/2006/main">
+              <a:graphicData uri="http://schemas.openxmlformats.org/drawingml/2006/picture">
+                <pic:pic xmlns:pic="http://schemas.openxmlformats.org/drawingml/2006/picture">
+                  <pic:nvPicPr>
+                    <pic:cNvPr id="0" name="" descr=""/>
+                    <pic:cNvPicPr>
+                      <a:picLocks noChangeAspect="1" noChangeArrowheads="1"/>
+                    </pic:cNvPicPr>
+                  </pic:nvPicPr>
+                  <pic:blipFill>
+                    <a:blip r:embed="rId9" cstate="none"/>
+                    <a:srcRect/>
+                    <a:stretch>
+                      <a:fillRect/>
+                    </a:stretch>
+                  </pic:blipFill>
+                  <pic:spPr bwMode="auto">
+                    <a:xfrm>
+                      <a:off x="0" y="0"/>
+                      <a:ext cx="1238250" cy="933450"/>
+                    </a:xfrm>
+                    <a:prstGeom prst="rect">
+                      <a:avLst/>
+                    </a:prstGeom>
+                  </pic:spPr>
+                </pic:pic>
+              </a:graphicData>
+            </a:graphic>
+          </wp:inline>
+        </w:drawing>
+      </w:r>
+    </w:p>
+    <w:p>
+      <w:pPr>
+        <w:keepNext/>
+        <w:spacing w:after="20"/>
+      </w:pPr>
+      <w:r>
+        <w:rPr>
           <w:b/>
           <w:bCs/>
           <w:color w:val="12355B"/>
@@ -118,7 +181,7 @@
     </w:p>
     <w:p>
       <w:pPr>
-        <w:spacing w:after="60"/>
+        <w:spacing w:after="160"/>
       </w:pPr>
       <w:r>
         <w:rPr>
@@ -130,22 +193,55 @@
     </w:p>
     <w:p>
       <w:pPr>
-        <w:spacing w:after="60"/>
-      </w:pPr>
-      <w:r>
-        <w:rPr>
-          <w:i/>
-          <w:iCs/>
-          <w:color w:val="5F6F80"/>
-          <w:sz w:val="19"/>
-          <w:szCs w:val="19"/>
-        </w:rPr>
-        <w:t xml:space="preserve">45% means 45 out of 100</w:t>
-      </w:r>
-    </w:p>
-    <w:p>
-      <w:pPr>
-        <w:spacing w:after="60"/>
+        <w:keepNext/>
+        <w:spacing w:after="20" w:before="120"/>
+        <w:jc w:val="center"/>
+      </w:pPr>
+      <w:r>
+        <w:drawing>
+          <wp:inline distT="0" distB="0" distL="0" distR="0">
+            <wp:extent cx="1238250" cy="933450"/>
+            <wp:effectExtent t="0" r="0" b="0" l="0"/>
+            <wp:docPr id="1" name="" descr="" title=""/>
+            <wp:cNvGraphicFramePr>
+              <a:graphicFrameLocks xmlns:a="http://schemas.openxmlformats.org/drawingml/2006/main" noChangeAspect="1"/>
+            </wp:cNvGraphicFramePr>
+            <a:graphic xmlns:a="http://schemas.openxmlformats.org/drawingml/2006/main">
+              <a:graphicData uri="http://schemas.openxmlformats.org/drawingml/2006/picture">
+                <pic:pic xmlns:pic="http://schemas.openxmlformats.org/drawingml/2006/picture">
+                  <pic:nvPicPr>
+                    <pic:cNvPr id="0" name="" descr=""/>
+                    <pic:cNvPicPr>
+                      <a:picLocks noChangeAspect="1" noChangeArrowheads="1"/>
+                    </pic:cNvPicPr>
+                  </pic:nvPicPr>
+                  <pic:blipFill>
+                    <a:blip r:embed="rId9" cstate="none"/>
+                    <a:srcRect/>
+                    <a:stretch>
+                      <a:fillRect/>
+                    </a:stretch>
+                  </pic:blipFill>
+                  <pic:spPr bwMode="auto">
+                    <a:xfrm>
+                      <a:off x="0" y="0"/>
+                      <a:ext cx="1238250" cy="933450"/>
+                    </a:xfrm>
+                    <a:prstGeom prst="rect">
+                      <a:avLst/>
+                    </a:prstGeom>
+                  </pic:spPr>
+                </pic:pic>
+              </a:graphicData>
+            </a:graphic>
+          </wp:inline>
+        </w:drawing>
+      </w:r>
+    </w:p>
+    <w:p>
+      <w:pPr>
+        <w:keepNext/>
+        <w:spacing w:after="20"/>
       </w:pPr>
       <w:r>
         <w:rPr>
@@ -170,7 +266,7 @@
     </w:p>
     <w:p>
       <w:pPr>
-        <w:spacing w:after="60"/>
+        <w:spacing w:after="160"/>
       </w:pPr>
       <w:r>
         <w:rPr>
@@ -182,22 +278,55 @@
     </w:p>
     <w:p>
       <w:pPr>
-        <w:spacing w:after="60"/>
-      </w:pPr>
-      <w:r>
-        <w:rPr>
-          <w:i/>
-          <w:iCs/>
-          <w:color w:val="5F6F80"/>
-          <w:sz w:val="19"/>
-          <w:szCs w:val="19"/>
-        </w:rPr>
-        <w:t xml:space="preserve">150% means 1.5 times the whole</w:t>
-      </w:r>
-    </w:p>
-    <w:p>
-      <w:pPr>
-        <w:spacing w:after="60"/>
+        <w:keepNext/>
+        <w:spacing w:after="20" w:before="120"/>
+        <w:jc w:val="center"/>
+      </w:pPr>
+      <w:r>
+        <w:drawing>
+          <wp:inline distT="0" distB="0" distL="0" distR="0">
+            <wp:extent cx="1238250" cy="933450"/>
+            <wp:effectExtent t="0" r="0" b="0" l="0"/>
+            <wp:docPr id="1" name="" descr="" title=""/>
+            <wp:cNvGraphicFramePr>
+              <a:graphicFrameLocks xmlns:a="http://schemas.openxmlformats.org/drawingml/2006/main" noChangeAspect="1"/>
+            </wp:cNvGraphicFramePr>
+            <a:graphic xmlns:a="http://schemas.openxmlformats.org/drawingml/2006/main">
+              <a:graphicData uri="http://schemas.openxmlformats.org/drawingml/2006/picture">
+                <pic:pic xmlns:pic="http://schemas.openxmlformats.org/drawingml/2006/picture">
+                  <pic:nvPicPr>
+                    <pic:cNvPr id="0" name="" descr=""/>
+                    <pic:cNvPicPr>
+                      <a:picLocks noChangeAspect="1" noChangeArrowheads="1"/>
+                    </pic:cNvPicPr>
+                  </pic:nvPicPr>
+                  <pic:blipFill>
+                    <a:blip r:embed="rId9" cstate="none"/>
+                    <a:srcRect/>
+                    <a:stretch>
+                      <a:fillRect/>
+                    </a:stretch>
+                  </pic:blipFill>
+                  <pic:spPr bwMode="auto">
+                    <a:xfrm>
+                      <a:off x="0" y="0"/>
+                      <a:ext cx="1238250" cy="933450"/>
+                    </a:xfrm>
+                    <a:prstGeom prst="rect">
+                      <a:avLst/>
+                    </a:prstGeom>
+                  </pic:spPr>
+                </pic:pic>
+              </a:graphicData>
+            </a:graphic>
+          </wp:inline>
+        </w:drawing>
+      </w:r>
+    </w:p>
+    <w:p>
+      <w:pPr>
+        <w:keepNext/>
+        <w:spacing w:after="20"/>
       </w:pPr>
       <w:r>
         <w:rPr>
@@ -222,7 +351,7 @@
     </w:p>
     <w:p>
       <w:pPr>
-        <w:spacing w:after="60"/>
+        <w:spacing w:after="160"/>
       </w:pPr>
       <w:r>
         <w:rPr>
@@ -234,22 +363,55 @@
     </w:p>
     <w:p>
       <w:pPr>
-        <w:spacing w:after="60"/>
-      </w:pPr>
-      <w:r>
-        <w:rPr>
-          <w:i/>
-          <w:iCs/>
-          <w:color w:val="5F6F80"/>
-          <w:sz w:val="19"/>
-          <w:szCs w:val="19"/>
-        </w:rPr>
-        <w:t xml:space="preserve">0.5% of 1,000 = only 5 items — a tiny sliver</w:t>
-      </w:r>
-    </w:p>
-    <w:p>
-      <w:pPr>
-        <w:spacing w:after="60"/>
+        <w:keepNext/>
+        <w:spacing w:after="20" w:before="120"/>
+        <w:jc w:val="center"/>
+      </w:pPr>
+      <w:r>
+        <w:drawing>
+          <wp:inline distT="0" distB="0" distL="0" distR="0">
+            <wp:extent cx="1238250" cy="933450"/>
+            <wp:effectExtent t="0" r="0" b="0" l="0"/>
+            <wp:docPr id="1" name="" descr="" title=""/>
+            <wp:cNvGraphicFramePr>
+              <a:graphicFrameLocks xmlns:a="http://schemas.openxmlformats.org/drawingml/2006/main" noChangeAspect="1"/>
+            </wp:cNvGraphicFramePr>
+            <a:graphic xmlns:a="http://schemas.openxmlformats.org/drawingml/2006/main">
+              <a:graphicData uri="http://schemas.openxmlformats.org/drawingml/2006/picture">
+                <pic:pic xmlns:pic="http://schemas.openxmlformats.org/drawingml/2006/picture">
+                  <pic:nvPicPr>
+                    <pic:cNvPr id="0" name="" descr=""/>
+                    <pic:cNvPicPr>
+                      <a:picLocks noChangeAspect="1" noChangeArrowheads="1"/>
+                    </pic:cNvPicPr>
+                  </pic:nvPicPr>
+                  <pic:blipFill>
+                    <a:blip r:embed="rId10" cstate="none"/>
+                    <a:srcRect/>
+                    <a:stretch>
+                      <a:fillRect/>
+                    </a:stretch>
+                  </pic:blipFill>
+                  <pic:spPr bwMode="auto">
+                    <a:xfrm>
+                      <a:off x="0" y="0"/>
+                      <a:ext cx="1238250" cy="933450"/>
+                    </a:xfrm>
+                    <a:prstGeom prst="rect">
+                      <a:avLst/>
+                    </a:prstGeom>
+                  </pic:spPr>
+                </pic:pic>
+              </a:graphicData>
+            </a:graphic>
+          </wp:inline>
+        </w:drawing>
+      </w:r>
+    </w:p>
+    <w:p>
+      <w:pPr>
+        <w:keepNext/>
+        <w:spacing w:after="20"/>
       </w:pPr>
       <w:r>
         <w:rPr>
@@ -274,7 +436,7 @@
     </w:p>
     <w:p>
       <w:pPr>
-        <w:spacing w:after="60"/>
+        <w:spacing w:after="160"/>
       </w:pPr>
       <w:r>
         <w:rPr>
@@ -286,22 +448,55 @@
     </w:p>
     <w:p>
       <w:pPr>
-        <w:spacing w:after="60"/>
-      </w:pPr>
-      <w:r>
-        <w:rPr>
-          <w:i/>
-          <w:iCs/>
-          <w:color w:val="5F6F80"/>
-          <w:sz w:val="19"/>
-          <w:szCs w:val="19"/>
-        </w:rPr>
-        <w:t xml:space="preserve">150% = 1.5 = 3/2</w:t>
-      </w:r>
-    </w:p>
-    <w:p>
-      <w:pPr>
-        <w:spacing w:after="60"/>
+        <w:keepNext/>
+        <w:spacing w:after="20" w:before="120"/>
+        <w:jc w:val="center"/>
+      </w:pPr>
+      <w:r>
+        <w:drawing>
+          <wp:inline distT="0" distB="0" distL="0" distR="0">
+            <wp:extent cx="1238250" cy="933450"/>
+            <wp:effectExtent t="0" r="0" b="0" l="0"/>
+            <wp:docPr id="1" name="" descr="" title=""/>
+            <wp:cNvGraphicFramePr>
+              <a:graphicFrameLocks xmlns:a="http://schemas.openxmlformats.org/drawingml/2006/main" noChangeAspect="1"/>
+            </wp:cNvGraphicFramePr>
+            <a:graphic xmlns:a="http://schemas.openxmlformats.org/drawingml/2006/main">
+              <a:graphicData uri="http://schemas.openxmlformats.org/drawingml/2006/picture">
+                <pic:pic xmlns:pic="http://schemas.openxmlformats.org/drawingml/2006/picture">
+                  <pic:nvPicPr>
+                    <pic:cNvPr id="0" name="" descr=""/>
+                    <pic:cNvPicPr>
+                      <a:picLocks noChangeAspect="1" noChangeArrowheads="1"/>
+                    </pic:cNvPicPr>
+                  </pic:nvPicPr>
+                  <pic:blipFill>
+                    <a:blip r:embed="rId10" cstate="none"/>
+                    <a:srcRect/>
+                    <a:stretch>
+                      <a:fillRect/>
+                    </a:stretch>
+                  </pic:blipFill>
+                  <pic:spPr bwMode="auto">
+                    <a:xfrm>
+                      <a:off x="0" y="0"/>
+                      <a:ext cx="1238250" cy="933450"/>
+                    </a:xfrm>
+                    <a:prstGeom prst="rect">
+                      <a:avLst/>
+                    </a:prstGeom>
+                  </pic:spPr>
+                </pic:pic>
+              </a:graphicData>
+            </a:graphic>
+          </wp:inline>
+        </w:drawing>
+      </w:r>
+    </w:p>
+    <w:p>
+      <w:pPr>
+        <w:keepNext/>
+        <w:spacing w:after="20"/>
       </w:pPr>
       <w:r>
         <w:rPr>
@@ -326,7 +521,7 @@
     </w:p>
     <w:p>
       <w:pPr>
-        <w:spacing w:after="60"/>
+        <w:spacing w:after="160"/>
       </w:pPr>
       <w:r>
         <w:rPr>
@@ -334,21 +529,6 @@
           <w:szCs w:val="21"/>
         </w:rPr>
         <w:t xml:space="preserve">A whole number plus a fraction, like 1 1/2.</w:t>
-      </w:r>
-    </w:p>
-    <w:p>
-      <w:pPr>
-        <w:spacing w:after="60"/>
-      </w:pPr>
-      <w:r>
-        <w:rPr>
-          <w:i/>
-          <w:iCs/>
-          <w:color w:val="5F6F80"/>
-          <w:sz w:val="19"/>
-          <w:szCs w:val="19"/>
-        </w:rPr>
-        <w:t xml:space="preserve">150% = 1 and 1/2 = 1.5</w:t>
       </w:r>
     </w:p>
     <w:p>

--- a/lessons/4-3/downloads/4-3-notes.docx
+++ b/lessons/4-3/downloads/4-3-notes.docx
@@ -1210,7 +1210,7 @@
           <w:sz w:val="24"/>
           <w:szCs w:val="24"/>
         </w:rPr>
-        <w:t xml:space="preserve">Try the Model</w:t>
+        <w:t xml:space="preserve">Solved Example</w:t>
       </w:r>
       <w:r>
         <w:rPr>
@@ -1220,90 +1220,152 @@
           <w:sz w:val="19"/>
           <w:szCs w:val="19"/>
         </w:rPr>
-        <w:t xml:space="preserve">   step through it together</w:t>
-      </w:r>
-    </w:p>
-    <w:p>
-      <w:pPr>
-        <w:spacing w:after="80"/>
-      </w:pPr>
-      <w:r>
-        <w:rPr>
-          <w:sz w:val="21"/>
-          <w:szCs w:val="21"/>
-        </w:rPr>
-        <w:t xml:space="preserve">Sort each value into the correct category: Greater than 100%, Between 1% and 100%, or Less than 1%.</w:t>
-      </w:r>
-    </w:p>
-    <w:p>
-      <w:pPr>
+        <w:t xml:space="preserve">   I Do — watch each step</w:t>
+      </w:r>
+    </w:p>
+    <w:p>
+      <w:pPr>
+        <w:keepNext/>
         <w:spacing w:after="40"/>
       </w:pPr>
       <w:r>
-        <w:t xml:space="preserve"/>
-      </w:r>
-    </w:p>
-    <w:tbl>
-      <w:tblPr>
-        <w:tblW w:type="pct" w:w="100%"/>
-        <w:tblBorders>
-          <w:top w:val="single" w:color="C7D2DD" w:sz="6"/>
-          <w:left w:val="single" w:color="C7D2DD" w:sz="6"/>
-          <w:bottom w:val="single" w:color="C7D2DD" w:sz="6"/>
-          <w:right w:val="single" w:color="C7D2DD" w:sz="6"/>
-          <w:insideH w:val="single" w:color="auto" w:sz="4"/>
-          <w:insideV w:val="single" w:color="auto" w:sz="4"/>
-        </w:tblBorders>
-      </w:tblPr>
-      <w:tblGrid>
-        <w:gridCol w:w="100"/>
-      </w:tblGrid>
-      <w:tr>
-        <w:tc>
-          <w:tcPr>
-            <w:shd w:fill="E6F4F3" w:color="auto" w:val="clear"/>
-            <w:tcMar>
-              <w:top w:type="dxa" w:w="60"/>
-              <w:left w:type="dxa" w:w="120"/>
-              <w:bottom w:type="dxa" w:w="60"/>
-              <w:right w:type="dxa" w:w="120"/>
-            </w:tcMar>
-          </w:tcPr>
-          <w:p>
-            <w:pPr>
-              <w:spacing w:after="0" w:line="320"/>
-            </w:pPr>
-            <w:r>
-              <w:t xml:space="preserve"/>
-            </w:r>
-          </w:p>
-          <w:p>
-            <w:pPr>
-              <w:spacing w:after="0" w:line="320"/>
-            </w:pPr>
-            <w:r>
-              <w:t xml:space="preserve"/>
-            </w:r>
-          </w:p>
-          <w:p>
-            <w:pPr>
-              <w:spacing w:after="0" w:line="320"/>
-            </w:pPr>
-            <w:r>
-              <w:t xml:space="preserve"/>
-            </w:r>
-          </w:p>
-          <w:p>
-            <w:pPr>
-              <w:spacing w:after="0" w:line="320"/>
-            </w:pPr>
-            <w:r>
-              <w:t xml:space="preserve"/>
-            </w:r>
-          </w:p>
-        </w:tc>
-      </w:tr>
-    </w:tbl>
+        <w:rPr>
+          <w:b/>
+          <w:bCs/>
+          <w:color w:val="12355B"/>
+          <w:sz w:val="21"/>
+          <w:szCs w:val="21"/>
+        </w:rPr>
+        <w:t xml:space="preserve">Problem:  </w:t>
+      </w:r>
+      <w:r>
+        <w:rPr>
+          <w:sz w:val="21"/>
+          <w:szCs w:val="21"/>
+        </w:rPr>
+        <w:t xml:space="preserve">Which of the following is greater than 100%?</w:t>
+      </w:r>
+    </w:p>
+    <w:p>
+      <w:pPr>
+        <w:spacing w:after="30"/>
+        <w:ind w:left="420"/>
+      </w:pPr>
+      <w:r>
+        <w:rPr>
+          <w:sz w:val="20"/>
+          <w:szCs w:val="20"/>
+        </w:rPr>
+        <w:t xml:space="preserve">A)  0.75</w:t>
+      </w:r>
+    </w:p>
+    <w:p>
+      <w:pPr>
+        <w:spacing w:after="30"/>
+        <w:ind w:left="420"/>
+      </w:pPr>
+      <w:r>
+        <w:rPr>
+          <w:sz w:val="20"/>
+          <w:szCs w:val="20"/>
+        </w:rPr>
+        <w:t xml:space="preserve">B)  3/4</w:t>
+      </w:r>
+    </w:p>
+    <w:p>
+      <w:pPr>
+        <w:spacing w:after="30"/>
+        <w:ind w:left="420"/>
+      </w:pPr>
+      <w:r>
+        <w:rPr>
+          <w:sz w:val="20"/>
+          <w:szCs w:val="20"/>
+        </w:rPr>
+        <w:t xml:space="preserve">C)  1.25</w:t>
+      </w:r>
+    </w:p>
+    <w:p>
+      <w:pPr>
+        <w:spacing w:after="30"/>
+        <w:ind w:left="420"/>
+      </w:pPr>
+      <w:r>
+        <w:rPr>
+          <w:sz w:val="20"/>
+          <w:szCs w:val="20"/>
+        </w:rPr>
+        <w:t xml:space="preserve">D)  99/100</w:t>
+      </w:r>
+    </w:p>
+    <w:p>
+      <w:pPr>
+        <w:spacing w:after="20" w:before="50"/>
+      </w:pPr>
+      <w:r>
+        <w:rPr>
+          <w:b/>
+          <w:bCs/>
+          <w:color w:val="1FA6A2"/>
+          <w:sz w:val="21"/>
+          <w:szCs w:val="21"/>
+        </w:rPr>
+        <w:t xml:space="preserve">Step 1:  </w:t>
+      </w:r>
+      <w:r>
+        <w:rPr>
+          <w:sz w:val="21"/>
+          <w:szCs w:val="21"/>
+        </w:rPr>
+        <w:t xml:space="preserve">1.25 = 125%, which is greater than 100%.</w:t>
+      </w:r>
+    </w:p>
+    <w:p>
+      <w:pPr>
+        <w:spacing w:after="20" w:before="50"/>
+      </w:pPr>
+      <w:r>
+        <w:rPr>
+          <w:b/>
+          <w:bCs/>
+          <w:color w:val="1FA6A2"/>
+          <w:sz w:val="21"/>
+          <w:szCs w:val="21"/>
+        </w:rPr>
+        <w:t xml:space="preserve">Step 2:  </w:t>
+      </w:r>
+      <w:r>
+        <w:rPr>
+          <w:sz w:val="21"/>
+          <w:szCs w:val="21"/>
+        </w:rPr>
+        <w:t xml:space="preserve">The other values are all less than 1 (less than 100%).</w:t>
+      </w:r>
+    </w:p>
+    <w:p>
+      <w:pPr>
+        <w:spacing w:after="40" w:before="60"/>
+      </w:pPr>
+      <w:r>
+        <w:rPr>
+          <w:b/>
+          <w:bCs/>
+          <w:color w:val="12355B"/>
+          <w:sz w:val="21"/>
+          <w:szCs w:val="21"/>
+        </w:rPr>
+        <w:t xml:space="preserve">Answer:  </w:t>
+      </w:r>
+      <w:r>
+        <w:rPr>
+          <w:b/>
+          <w:bCs/>
+          <w:sz w:val="21"/>
+          <w:szCs w:val="21"/>
+        </w:rPr>
+        <w:t xml:space="preserve">C. 1.25</w:t>
+      </w:r>
+    </w:p>
     <w:p>
       <w:pPr>
         <w:pStyle w:val="Heading1"/>
@@ -1348,6 +1410,170 @@
           <w:szCs w:val="19"/>
         </w:rPr>
         <w:t xml:space="preserve">   We Do — work with your class</w:t>
+      </w:r>
+    </w:p>
+    <w:p>
+      <w:pPr>
+        <w:keepNext/>
+        <w:spacing w:after="40" w:before="40"/>
+      </w:pPr>
+      <w:r>
+        <w:rPr>
+          <w:b/>
+          <w:bCs/>
+          <w:color w:val="12355B"/>
+          <w:sz w:val="21"/>
+          <w:szCs w:val="21"/>
+        </w:rPr>
+        <w:t xml:space="preserve">Problem:  </w:t>
+      </w:r>
+      <w:r>
+        <w:rPr>
+          <w:sz w:val="21"/>
+          <w:szCs w:val="21"/>
+        </w:rPr>
+        <w:t xml:space="preserve">What is 200% written as a decimal?</w:t>
+      </w:r>
+    </w:p>
+    <w:p>
+      <w:pPr>
+        <w:spacing w:after="30"/>
+        <w:ind w:left="420"/>
+      </w:pPr>
+      <w:r>
+        <w:rPr>
+          <w:sz w:val="20"/>
+          <w:szCs w:val="20"/>
+        </w:rPr>
+        <w:t xml:space="preserve">A)  2.0</w:t>
+      </w:r>
+    </w:p>
+    <w:p>
+      <w:pPr>
+        <w:spacing w:after="30"/>
+        <w:ind w:left="420"/>
+      </w:pPr>
+      <w:r>
+        <w:rPr>
+          <w:sz w:val="20"/>
+          <w:szCs w:val="20"/>
+        </w:rPr>
+        <w:t xml:space="preserve">B)  0.2</w:t>
+      </w:r>
+    </w:p>
+    <w:p>
+      <w:pPr>
+        <w:spacing w:after="30"/>
+        <w:ind w:left="420"/>
+      </w:pPr>
+      <w:r>
+        <w:rPr>
+          <w:sz w:val="20"/>
+          <w:szCs w:val="20"/>
+        </w:rPr>
+        <w:t xml:space="preserve">C)  20.0</w:t>
+      </w:r>
+    </w:p>
+    <w:p>
+      <w:pPr>
+        <w:spacing w:after="30"/>
+        <w:ind w:left="420"/>
+      </w:pPr>
+      <w:r>
+        <w:rPr>
+          <w:sz w:val="20"/>
+          <w:szCs w:val="20"/>
+        </w:rPr>
+        <w:t xml:space="preserve">D)  0.02</w:t>
+      </w:r>
+    </w:p>
+    <w:p>
+      <w:pPr>
+        <w:keepNext/>
+        <w:spacing w:after="0" w:before="50"/>
+      </w:pPr>
+      <w:r>
+        <w:rPr>
+          <w:b/>
+          <w:bCs/>
+          <w:color w:val="6B4FA0"/>
+          <w:sz w:val="21"/>
+          <w:szCs w:val="21"/>
+        </w:rPr>
+        <w:t xml:space="preserve">Step 1:</w:t>
+      </w:r>
+    </w:p>
+    <w:p>
+      <w:pPr>
+        <w:pBdr>
+          <w:bottom w:val="single" w:color="AFBECC" w:sz="6"/>
+        </w:pBdr>
+        <w:spacing w:after="30" w:before="150"/>
+      </w:pPr>
+      <w:r>
+        <w:t xml:space="preserve"/>
+      </w:r>
+    </w:p>
+    <w:p>
+      <w:pPr>
+        <w:keepNext/>
+        <w:spacing w:after="0" w:before="50"/>
+      </w:pPr>
+      <w:r>
+        <w:rPr>
+          <w:b/>
+          <w:bCs/>
+          <w:color w:val="6B4FA0"/>
+          <w:sz w:val="21"/>
+          <w:szCs w:val="21"/>
+        </w:rPr>
+        <w:t xml:space="preserve">Step 2:</w:t>
+      </w:r>
+    </w:p>
+    <w:p>
+      <w:pPr>
+        <w:pBdr>
+          <w:bottom w:val="single" w:color="AFBECC" w:sz="6"/>
+        </w:pBdr>
+        <w:spacing w:after="30" w:before="150"/>
+      </w:pPr>
+      <w:r>
+        <w:t xml:space="preserve"/>
+      </w:r>
+    </w:p>
+    <w:p>
+      <w:pPr>
+        <w:keepNext/>
+        <w:spacing w:after="0" w:before="60"/>
+      </w:pPr>
+      <w:r>
+        <w:rPr>
+          <w:b/>
+          <w:bCs/>
+          <w:color w:val="12355B"/>
+          <w:sz w:val="21"/>
+          <w:szCs w:val="21"/>
+        </w:rPr>
+        <w:t xml:space="preserve">Answer:</w:t>
+      </w:r>
+    </w:p>
+    <w:p>
+      <w:pPr>
+        <w:pBdr>
+          <w:bottom w:val="single" w:color="AFBECC" w:sz="6"/>
+        </w:pBdr>
+        <w:spacing w:after="30" w:before="150"/>
+      </w:pPr>
+      <w:r>
+        <w:t xml:space="preserve"/>
+      </w:r>
+    </w:p>
+    <w:p>
+      <w:pPr>
+        <w:spacing w:after="80"/>
+      </w:pPr>
+      <w:r>
+        <w:t xml:space="preserve"/>
       </w:r>
     </w:p>
     <w:tbl>
@@ -1867,7 +2093,7 @@
           <w:sz w:val="21"/>
           <w:szCs w:val="21"/>
         </w:rPr>
-        <w:t xml:space="preserve">Which of the following is greater than 100%?</w:t>
+        <w:t xml:space="preserve">What is 0.5% written as a decimal?</w:t>
       </w:r>
     </w:p>
     <w:p>
@@ -1880,7 +2106,7 @@
           <w:sz w:val="20"/>
           <w:szCs w:val="20"/>
         </w:rPr>
-        <w:t xml:space="preserve">A)  0.75</w:t>
+        <w:t xml:space="preserve">A)  0.005</w:t>
       </w:r>
     </w:p>
     <w:p>
@@ -1893,7 +2119,7 @@
           <w:sz w:val="20"/>
           <w:szCs w:val="20"/>
         </w:rPr>
-        <w:t xml:space="preserve">B)  3/4</w:t>
+        <w:t xml:space="preserve">B)  0.05</w:t>
       </w:r>
     </w:p>
     <w:p>
@@ -1906,7 +2132,7 @@
           <w:sz w:val="20"/>
           <w:szCs w:val="20"/>
         </w:rPr>
-        <w:t xml:space="preserve">C)  1.25</w:t>
+        <w:t xml:space="preserve">C)  0.5</w:t>
       </w:r>
     </w:p>
     <w:p>
@@ -1919,7 +2145,7 @@
           <w:sz w:val="20"/>
           <w:szCs w:val="20"/>
         </w:rPr>
-        <w:t xml:space="preserve">D)  99/100</w:t>
+        <w:t xml:space="preserve">D)  5.0</w:t>
       </w:r>
     </w:p>
     <w:p>
@@ -1997,7 +2223,7 @@
           <w:sz w:val="21"/>
           <w:szCs w:val="21"/>
         </w:rPr>
-        <w:t xml:space="preserve">What is 200% written as a decimal?</w:t>
+        <w:t xml:space="preserve">Which percent is less than 1%?</w:t>
       </w:r>
     </w:p>
     <w:p>
@@ -2010,7 +2236,7 @@
           <w:sz w:val="20"/>
           <w:szCs w:val="20"/>
         </w:rPr>
-        <w:t xml:space="preserve">A)  2.0</w:t>
+        <w:t xml:space="preserve">A)  0.75%</w:t>
       </w:r>
     </w:p>
     <w:p>
@@ -2023,7 +2249,7 @@
           <w:sz w:val="20"/>
           <w:szCs w:val="20"/>
         </w:rPr>
-        <w:t xml:space="preserve">B)  0.2</w:t>
+        <w:t xml:space="preserve">B)  7.5%</w:t>
       </w:r>
     </w:p>
     <w:p>
@@ -2036,7 +2262,7 @@
           <w:sz w:val="20"/>
           <w:szCs w:val="20"/>
         </w:rPr>
-        <w:t xml:space="preserve">C)  20.0</w:t>
+        <w:t xml:space="preserve">C)  75%</w:t>
       </w:r>
     </w:p>
     <w:p>
@@ -2049,7 +2275,7 @@
           <w:sz w:val="20"/>
           <w:szCs w:val="20"/>
         </w:rPr>
-        <w:t xml:space="preserve">D)  0.02</w:t>
+        <w:t xml:space="preserve">D)  1.5%</w:t>
       </w:r>
     </w:p>
     <w:p>
@@ -2127,7 +2353,7 @@
           <w:sz w:val="21"/>
           <w:szCs w:val="21"/>
         </w:rPr>
-        <w:t xml:space="preserve">What is 0.5% written as a decimal?</w:t>
+        <w:t xml:space="preserve">A player scored 0.4% of the bonus points. Which decimal represents this percent?</w:t>
       </w:r>
     </w:p>
     <w:p>
@@ -2140,7 +2366,7 @@
           <w:sz w:val="20"/>
           <w:szCs w:val="20"/>
         </w:rPr>
-        <w:t xml:space="preserve">A)  0.005</w:t>
+        <w:t xml:space="preserve">A)  0.4</w:t>
       </w:r>
     </w:p>
     <w:p>
@@ -2153,7 +2379,7 @@
           <w:sz w:val="20"/>
           <w:szCs w:val="20"/>
         </w:rPr>
-        <w:t xml:space="preserve">B)  0.05</w:t>
+        <w:t xml:space="preserve">B)  0.04</w:t>
       </w:r>
     </w:p>
     <w:p>
@@ -2166,7 +2392,7 @@
           <w:sz w:val="20"/>
           <w:szCs w:val="20"/>
         </w:rPr>
-        <w:t xml:space="preserve">C)  0.5</w:t>
+        <w:t xml:space="preserve">C)  0.004</w:t>
       </w:r>
     </w:p>
     <w:p>
@@ -2179,7 +2405,7 @@
           <w:sz w:val="20"/>
           <w:szCs w:val="20"/>
         </w:rPr>
-        <w:t xml:space="preserve">D)  5.0</w:t>
+        <w:t xml:space="preserve">D)  4.0</w:t>
       </w:r>
     </w:p>
     <w:p>
@@ -2257,7 +2483,7 @@
           <w:sz w:val="21"/>
           <w:szCs w:val="21"/>
         </w:rPr>
-        <w:t xml:space="preserve">Which percent is less than 1%?</w:t>
+        <w:t xml:space="preserve">What is 150% written as a decimal?</w:t>
       </w:r>
     </w:p>
     <w:p>
@@ -2270,7 +2496,7 @@
           <w:sz w:val="20"/>
           <w:szCs w:val="20"/>
         </w:rPr>
-        <w:t xml:space="preserve">A)  0.75%</w:t>
+        <w:t xml:space="preserve">A)  1.5</w:t>
       </w:r>
     </w:p>
     <w:p>
@@ -2283,7 +2509,7 @@
           <w:sz w:val="20"/>
           <w:szCs w:val="20"/>
         </w:rPr>
-        <w:t xml:space="preserve">B)  7.5%</w:t>
+        <w:t xml:space="preserve">B)  15</w:t>
       </w:r>
     </w:p>
     <w:p>
@@ -2296,7 +2522,7 @@
           <w:sz w:val="20"/>
           <w:szCs w:val="20"/>
         </w:rPr>
-        <w:t xml:space="preserve">C)  75%</w:t>
+        <w:t xml:space="preserve">C)  0.15</w:t>
       </w:r>
     </w:p>
     <w:p>
@@ -2309,7 +2535,7 @@
           <w:sz w:val="20"/>
           <w:szCs w:val="20"/>
         </w:rPr>
-        <w:t xml:space="preserve">D)  1.5%</w:t>
+        <w:t xml:space="preserve">D)  150</w:t>
       </w:r>
     </w:p>
     <w:p>
@@ -3022,6 +3248,64 @@
           <w:sz w:val="24"/>
           <w:szCs w:val="24"/>
         </w:rPr>
+        <w:t xml:space="preserve">Worked Notes (I Do / We Do)</w:t>
+      </w:r>
+    </w:p>
+    <w:p>
+      <w:pPr>
+        <w:spacing w:after="80"/>
+      </w:pPr>
+      <w:r>
+        <w:rPr>
+          <w:b/>
+          <w:bCs/>
+          <w:sz w:val="21"/>
+          <w:szCs w:val="21"/>
+        </w:rPr>
+        <w:t xml:space="preserve">I Do:  </w:t>
+      </w:r>
+      <w:r>
+        <w:rPr>
+          <w:sz w:val="21"/>
+          <w:szCs w:val="21"/>
+        </w:rPr>
+        <w:t xml:space="preserve">C. 1.25</w:t>
+      </w:r>
+    </w:p>
+    <w:p>
+      <w:pPr>
+        <w:spacing w:after="80"/>
+      </w:pPr>
+      <w:r>
+        <w:rPr>
+          <w:b/>
+          <w:bCs/>
+          <w:sz w:val="21"/>
+          <w:szCs w:val="21"/>
+        </w:rPr>
+        <w:t xml:space="preserve">We Do:  </w:t>
+      </w:r>
+      <w:r>
+        <w:rPr>
+          <w:sz w:val="21"/>
+          <w:szCs w:val="21"/>
+        </w:rPr>
+        <w:t xml:space="preserve">A. 2.0</w:t>
+      </w:r>
+    </w:p>
+    <w:p>
+      <w:pPr>
+        <w:pStyle w:val="Heading2"/>
+        <w:spacing w:after="80" w:before="180"/>
+      </w:pPr>
+      <w:r>
+        <w:rPr>
+          <w:b/>
+          <w:bCs/>
+          <w:color w:val="12355B"/>
+          <w:sz w:val="24"/>
+          <w:szCs w:val="24"/>
+        </w:rPr>
         <w:t xml:space="preserve">Independent Practice</w:t>
       </w:r>
     </w:p>
@@ -3043,7 +3327,7 @@
           <w:sz w:val="21"/>
           <w:szCs w:val="21"/>
         </w:rPr>
-        <w:t xml:space="preserve">C)  1.25</w:t>
+        <w:t xml:space="preserve">A)  0.005</w:t>
       </w:r>
       <w:r>
         <w:rPr>
@@ -3053,7 +3337,7 @@
           <w:sz w:val="19"/>
           <w:szCs w:val="19"/>
         </w:rPr>
-        <w:t xml:space="preserve">  — 1.25 = 125%, which is greater than 100%. The other values are all less than 1 (less than 100%).</w:t>
+        <w:t xml:space="preserve">  — 0.5% ÷ 100 = 0.005. Move the decimal two places to the left.</w:t>
       </w:r>
     </w:p>
     <w:p>
@@ -3074,7 +3358,7 @@
           <w:sz w:val="21"/>
           <w:szCs w:val="21"/>
         </w:rPr>
-        <w:t xml:space="preserve">A)  2.0</w:t>
+        <w:t xml:space="preserve">A)  0.75%</w:t>
       </w:r>
       <w:r>
         <w:rPr>
@@ -3084,7 +3368,7 @@
           <w:sz w:val="19"/>
           <w:szCs w:val="19"/>
         </w:rPr>
-        <w:t xml:space="preserve">  — 200% ÷ 100 = 2.0. Percents greater than 100% become decimals greater than 1.</w:t>
+        <w:t xml:space="preserve">  — 0.75% is less than 1%. All the other choices are greater than 1%.</w:t>
       </w:r>
     </w:p>
     <w:p>
@@ -3105,7 +3389,7 @@
           <w:sz w:val="21"/>
           <w:szCs w:val="21"/>
         </w:rPr>
-        <w:t xml:space="preserve">A)  0.005</w:t>
+        <w:t xml:space="preserve">C)  0.004</w:t>
       </w:r>
       <w:r>
         <w:rPr>
@@ -3115,7 +3399,7 @@
           <w:sz w:val="19"/>
           <w:szCs w:val="19"/>
         </w:rPr>
-        <w:t xml:space="preserve">  — 0.5% ÷ 100 = 0.005. Move the decimal two places to the left.</w:t>
+        <w:t xml:space="preserve">  — 0.4% = 0.4 ÷ 100 = 0.004. Move the decimal point two places to the left.</w:t>
       </w:r>
     </w:p>
     <w:p>
@@ -3136,7 +3420,7 @@
           <w:sz w:val="21"/>
           <w:szCs w:val="21"/>
         </w:rPr>
-        <w:t xml:space="preserve">A)  0.75%</w:t>
+        <w:t xml:space="preserve">A)  1.5</w:t>
       </w:r>
       <w:r>
         <w:rPr>
@@ -3146,7 +3430,7 @@
           <w:sz w:val="19"/>
           <w:szCs w:val="19"/>
         </w:rPr>
-        <w:t xml:space="preserve">  — 0.75% is less than 1%. All the other choices are greater than 1%.</w:t>
+        <w:t xml:space="preserve">  — 150% = 150/100 = 1.5.</w:t>
       </w:r>
     </w:p>
     <w:p>

--- a/lessons/4-3/downloads/4-3-notes.docx
+++ b/lessons/4-3/downloads/4-3-notes.docx
@@ -1023,6 +1023,216 @@
     <w:p>
       <w:pPr>
         <w:pStyle w:val="Heading1"/>
+        <w:pBdr>
+          <w:bottom w:val="single" w:color="1FA6A2" w:sz="14" w:space="6"/>
+        </w:pBdr>
+        <w:spacing w:after="140" w:before="260"/>
+      </w:pPr>
+      <w:r>
+        <w:rPr>
+          <w:b/>
+          <w:bCs/>
+          <w:color w:val="12355B"/>
+          <w:sz w:val="30"/>
+          <w:szCs w:val="30"/>
+        </w:rPr>
+        <w:t xml:space="preserve">Guided Notes</w:t>
+      </w:r>
+    </w:p>
+    <w:p>
+      <w:pPr>
+        <w:spacing w:after="100"/>
+      </w:pPr>
+      <w:r>
+        <w:rPr>
+          <w:i/>
+          <w:iCs/>
+          <w:color w:val="5F6F80"/>
+          <w:sz w:val="19"/>
+          <w:szCs w:val="19"/>
+        </w:rPr>
+        <w:t xml:space="preserve">Fill in each blank as we go. Use the Word Bank to help you.</w:t>
+      </w:r>
+    </w:p>
+    <w:tbl>
+      <w:tblPr>
+        <w:tblW w:type="pct" w:w="100%"/>
+        <w:tblBorders>
+          <w:top w:val="single" w:color="BBD0DE" w:sz="8"/>
+          <w:left w:val="single" w:color="BBD0DE" w:sz="8"/>
+          <w:bottom w:val="single" w:color="BBD0DE" w:sz="8"/>
+          <w:right w:val="single" w:color="BBD0DE" w:sz="8"/>
+          <w:insideH w:val="single" w:color="auto" w:sz="4"/>
+          <w:insideV w:val="single" w:color="auto" w:sz="4"/>
+        </w:tblBorders>
+      </w:tblPr>
+      <w:tblGrid>
+        <w:gridCol w:w="100"/>
+      </w:tblGrid>
+      <w:tr>
+        <w:tc>
+          <w:tcPr>
+            <w:shd w:fill="EEF4F8" w:color="auto" w:val="clear"/>
+            <w:tcMar>
+              <w:top w:type="dxa" w:w="120"/>
+              <w:left w:type="dxa" w:w="180"/>
+              <w:bottom w:type="dxa" w:w="120"/>
+              <w:right w:type="dxa" w:w="180"/>
+            </w:tcMar>
+          </w:tcPr>
+          <w:p>
+            <w:pPr>
+              <w:spacing w:after="40"/>
+            </w:pPr>
+            <w:r>
+              <w:rPr>
+                <w:b/>
+                <w:bCs/>
+                <w:color w:val="1FA6A2"/>
+                <w:sz w:val="18"/>
+                <w:szCs w:val="18"/>
+              </w:rPr>
+              <w:t xml:space="preserve">WORD BANK</w:t>
+            </w:r>
+          </w:p>
+          <w:p>
+            <w:pPr>
+              <w:spacing w:after="80"/>
+            </w:pPr>
+            <w:r>
+              <w:rPr>
+                <w:b/>
+                <w:bCs/>
+                <w:sz w:val="21"/>
+                <w:szCs w:val="21"/>
+              </w:rPr>
+              <w:t xml:space="preserve">Percent      •      Greater than 100%      •      Less than 1%      •      Equivalent      •      Mixed number</w:t>
+            </w:r>
+          </w:p>
+        </w:tc>
+      </w:tr>
+    </w:tbl>
+    <w:p>
+      <w:pPr>
+        <w:spacing w:after="80"/>
+      </w:pPr>
+      <w:r>
+        <w:t xml:space="preserve"/>
+      </w:r>
+    </w:p>
+    <w:p>
+      <w:pPr>
+        <w:spacing w:after="120" w:before="80"/>
+      </w:pPr>
+      <w:r>
+        <w:rPr>
+          <w:b/>
+          <w:bCs/>
+          <w:color w:val="12355B"/>
+          <w:sz w:val="22"/>
+          <w:szCs w:val="22"/>
+        </w:rPr>
+        <w:t xml:space="preserve">1.  </w:t>
+      </w:r>
+      <w:r>
+        <w:rPr>
+          <w:sz w:val="22"/>
+          <w:szCs w:val="22"/>
+        </w:rPr>
+        <w:t xml:space="preserve">A number out of 100, written with a % sign, is a ___.</w:t>
+      </w:r>
+    </w:p>
+    <w:p>
+      <w:pPr>
+        <w:spacing w:after="120" w:before="80"/>
+      </w:pPr>
+      <w:r>
+        <w:rPr>
+          <w:b/>
+          <w:bCs/>
+          <w:color w:val="12355B"/>
+          <w:sz w:val="22"/>
+          <w:szCs w:val="22"/>
+        </w:rPr>
+        <w:t xml:space="preserve">2.  </w:t>
+      </w:r>
+      <w:r>
+        <w:rPr>
+          <w:sz w:val="22"/>
+          <w:szCs w:val="22"/>
+        </w:rPr>
+        <w:t xml:space="preserve">A percent that represents more than one whole, like 150%, is ___.</w:t>
+      </w:r>
+    </w:p>
+    <w:p>
+      <w:pPr>
+        <w:spacing w:after="120" w:before="80"/>
+      </w:pPr>
+      <w:r>
+        <w:rPr>
+          <w:b/>
+          <w:bCs/>
+          <w:color w:val="12355B"/>
+          <w:sz w:val="22"/>
+          <w:szCs w:val="22"/>
+        </w:rPr>
+        <w:t xml:space="preserve">3.  </w:t>
+      </w:r>
+      <w:r>
+        <w:rPr>
+          <w:sz w:val="22"/>
+          <w:szCs w:val="22"/>
+        </w:rPr>
+        <w:t xml:space="preserve">A percent smaller than one out of a hundred, like 0.5%, is ___.</w:t>
+      </w:r>
+    </w:p>
+    <w:p>
+      <w:pPr>
+        <w:spacing w:after="120" w:before="80"/>
+      </w:pPr>
+      <w:r>
+        <w:rPr>
+          <w:b/>
+          <w:bCs/>
+          <w:color w:val="12355B"/>
+          <w:sz w:val="22"/>
+          <w:szCs w:val="22"/>
+        </w:rPr>
+        <w:t xml:space="preserve">4.  </w:t>
+      </w:r>
+      <w:r>
+        <w:rPr>
+          <w:sz w:val="22"/>
+          <w:szCs w:val="22"/>
+        </w:rPr>
+        <w:t xml:space="preserve">Values that name the same amount, like 0.5% and 0.005, are ___.</w:t>
+      </w:r>
+    </w:p>
+    <w:p>
+      <w:pPr>
+        <w:spacing w:after="120" w:before="80"/>
+      </w:pPr>
+      <w:r>
+        <w:rPr>
+          <w:b/>
+          <w:bCs/>
+          <w:color w:val="12355B"/>
+          <w:sz w:val="22"/>
+          <w:szCs w:val="22"/>
+        </w:rPr>
+        <w:t xml:space="preserve">5.  </w:t>
+      </w:r>
+      <w:r>
+        <w:rPr>
+          <w:sz w:val="22"/>
+          <w:szCs w:val="22"/>
+        </w:rPr>
+        <w:t xml:space="preserve">A number with a whole part and a fraction part, like 1 1/2, is a ___.</w:t>
+      </w:r>
+    </w:p>
+    <w:p>
+      <w:pPr>
+        <w:pStyle w:val="Heading1"/>
         <w:pageBreakBefore/>
         <w:pBdr>
           <w:bottom w:val="single" w:color="1FA6A2" w:sz="14" w:space="6"/>
@@ -2012,6 +2222,87 @@
     </w:p>
     <w:p>
       <w:pPr>
+        <w:spacing w:after="40" w:before="80"/>
+      </w:pPr>
+      <w:r>
+        <w:rPr>
+          <w:b/>
+          <w:bCs/>
+          <w:color w:val="12355B"/>
+          <w:sz w:val="21"/>
+          <w:szCs w:val="21"/>
+        </w:rPr>
+        <w:t xml:space="preserve">4. </w:t>
+      </w:r>
+      <w:r>
+        <w:rPr>
+          <w:b/>
+          <w:bCs/>
+          <w:color w:val="6B4FA0"/>
+          <w:sz w:val="19"/>
+          <w:szCs w:val="19"/>
+        </w:rPr>
+        <w:t xml:space="preserve">[Practice] </w:t>
+      </w:r>
+      <w:r>
+        <w:rPr>
+          <w:b/>
+          <w:bCs/>
+          <w:sz w:val="21"/>
+          <w:szCs w:val="21"/>
+        </w:rPr>
+        <w:t xml:space="preserve">During practice on Percents Greater Than 100% and Less Than 1%, what strategy did you use when a problem felt tricky?</w:t>
+      </w:r>
+    </w:p>
+    <w:p>
+      <w:pPr>
+        <w:spacing w:after="60"/>
+      </w:pPr>
+      <w:r>
+        <w:rPr>
+          <w:color w:val="1A2733"/>
+          <w:sz w:val="21"/>
+          <w:szCs w:val="21"/>
+        </w:rPr>
+        <w:t xml:space="preserve">Start with:  150% as a decimal is ___ because ___.</w:t>
+      </w:r>
+      <w:r>
+        <w:rPr>
+          <w:i/>
+          <w:iCs/>
+          <w:color w:val="5F6F80"/>
+          <w:sz w:val="19"/>
+          <w:szCs w:val="19"/>
+        </w:rPr>
+        <w:br/>
+        <w:t xml:space="preserve">150% como decimal es ___ porque ___.</w:t>
+      </w:r>
+    </w:p>
+    <w:p>
+      <w:pPr>
+        <w:spacing w:after="80"/>
+      </w:pPr>
+      <w:r>
+        <w:rPr>
+          <w:b/>
+          <w:bCs/>
+          <w:color w:val="12355B"/>
+          <w:sz w:val="19"/>
+          <w:szCs w:val="19"/>
+        </w:rPr>
+        <w:t xml:space="preserve">Word bank:  </w:t>
+      </w:r>
+      <w:r>
+        <w:rPr>
+          <w:color w:val="1FA6A2"/>
+          <w:sz w:val="19"/>
+          <w:szCs w:val="19"/>
+        </w:rPr>
+        <w:t xml:space="preserve">Percent,  Greater than 100%,  Less than 1%,  Equivalent</w:t>
+      </w:r>
+    </w:p>
+    <w:p>
+      <w:pPr>
         <w:pStyle w:val="Heading1"/>
         <w:pageBreakBefore/>
         <w:pBdr>
@@ -2483,7 +2774,7 @@
           <w:sz w:val="21"/>
           <w:szCs w:val="21"/>
         </w:rPr>
-        <w:t xml:space="preserve">What is 150% written as a decimal?</w:t>
+        <w:t xml:space="preserve">A power-up boosts your damage to 150% of normal. Written as a decimal and a fraction, 150% equals:</w:t>
       </w:r>
     </w:p>
     <w:p>
@@ -2496,7 +2787,7 @@
           <w:sz w:val="20"/>
           <w:szCs w:val="20"/>
         </w:rPr>
-        <w:t xml:space="preserve">A)  1.5</w:t>
+        <w:t xml:space="preserve">A)  1.5 = 3/2</w:t>
       </w:r>
     </w:p>
     <w:p>
@@ -2509,7 +2800,7 @@
           <w:sz w:val="20"/>
           <w:szCs w:val="20"/>
         </w:rPr>
-        <w:t xml:space="preserve">B)  15</w:t>
+        <w:t xml:space="preserve">B)  0.15 = 3/20</w:t>
       </w:r>
     </w:p>
     <w:p>
@@ -2522,7 +2813,7 @@
           <w:sz w:val="20"/>
           <w:szCs w:val="20"/>
         </w:rPr>
-        <w:t xml:space="preserve">C)  0.15</w:t>
+        <w:t xml:space="preserve">C)  15 = 15/1</w:t>
       </w:r>
     </w:p>
     <w:p>
@@ -2535,7 +2826,7 @@
           <w:sz w:val="20"/>
           <w:szCs w:val="20"/>
         </w:rPr>
-        <w:t xml:space="preserve">D)  150</w:t>
+        <w:t xml:space="preserve">D)  0.015 = 3/200</w:t>
       </w:r>
     </w:p>
     <w:p>
@@ -2608,33 +2899,7 @@
           <w:sz w:val="30"/>
           <w:szCs w:val="30"/>
         </w:rPr>
-        <w:t xml:space="preserve">Write About the Math</w:t>
-      </w:r>
-    </w:p>
-    <w:p>
-      <w:pPr>
-        <w:pStyle w:val="Heading2"/>
-        <w:spacing w:after="80" w:before="180"/>
-      </w:pPr>
-      <w:r>
-        <w:rPr>
-          <w:b/>
-          <w:bCs/>
-          <w:color w:val="12355B"/>
-          <w:sz w:val="24"/>
-          <w:szCs w:val="24"/>
-        </w:rPr>
-        <w:t xml:space="preserve">Build Strong Sentences</w:t>
-      </w:r>
-      <w:r>
-        <w:rPr>
-          <w:i/>
-          <w:iCs/>
-          <w:color w:val="B97A12"/>
-          <w:sz w:val="19"/>
-          <w:szCs w:val="19"/>
-        </w:rPr>
-        <w:t xml:space="preserve">   The Writing Revolution</w:t>
+        <w:t xml:space="preserve">Exit Ticket</w:t>
       </w:r>
     </w:p>
     <w:p>
@@ -2649,435 +2914,86 @@
           <w:sz w:val="19"/>
           <w:szCs w:val="19"/>
         </w:rPr>
-        <w:t xml:space="preserve">I can explain my reasoning using the words percent, greater than 100%, less than 1%, and equivalent.</w:t>
-      </w:r>
-    </w:p>
-    <w:p>
-      <w:pPr>
-        <w:pStyle w:val="Heading2"/>
-        <w:spacing w:after="80" w:before="180"/>
-      </w:pPr>
-      <w:r>
-        <w:rPr>
-          <w:b/>
-          <w:bCs/>
-          <w:color w:val="12355B"/>
-          <w:sz w:val="24"/>
-          <w:szCs w:val="24"/>
-        </w:rPr>
-        <w:t xml:space="preserve">1. Kernel Sentence</w:t>
-      </w:r>
-      <w:r>
-        <w:rPr>
-          <w:i/>
-          <w:iCs/>
-          <w:color w:val="1FA6A2"/>
-          <w:sz w:val="19"/>
-          <w:szCs w:val="19"/>
-        </w:rPr>
-        <w:t xml:space="preserve">   subject + verb</w:t>
-      </w:r>
-    </w:p>
-    <w:tbl>
-      <w:tblPr>
-        <w:tblW w:type="pct" w:w="100%"/>
-        <w:tblBorders>
-          <w:top w:val="single" w:color="B97A12" w:sz="8"/>
-          <w:left w:val="single" w:color="B97A12" w:sz="8"/>
-          <w:bottom w:val="single" w:color="B97A12" w:sz="8"/>
-          <w:right w:val="single" w:color="B97A12" w:sz="8"/>
-          <w:insideH w:val="single" w:color="auto" w:sz="4"/>
-          <w:insideV w:val="single" w:color="auto" w:sz="4"/>
-        </w:tblBorders>
-      </w:tblPr>
-      <w:tblGrid>
-        <w:gridCol w:w="100"/>
-      </w:tblGrid>
-      <w:tr>
-        <w:tc>
-          <w:tcPr>
-            <w:shd w:fill="FBF3E2" w:color="auto" w:val="clear"/>
-            <w:tcMar>
-              <w:top w:type="dxa" w:w="120"/>
-              <w:left w:type="dxa" w:w="180"/>
-              <w:bottom w:type="dxa" w:w="120"/>
-              <w:right w:type="dxa" w:w="180"/>
-            </w:tcMar>
-          </w:tcPr>
-          <w:p>
-            <w:pPr>
-              <w:spacing w:after="0"/>
-            </w:pPr>
-            <w:r>
-              <w:rPr>
-                <w:b/>
-                <w:bCs/>
-                <w:color w:val="1FA6A2"/>
-                <w:sz w:val="20"/>
-                <w:szCs w:val="20"/>
-              </w:rPr>
-              <w:t xml:space="preserve">Model:  </w:t>
-            </w:r>
-            <w:r>
-              <w:rPr>
-                <w:sz w:val="20"/>
-                <w:szCs w:val="20"/>
-              </w:rPr>
-              <w:t xml:space="preserve">Percent is a way to compare a number to 100, shown with the % sign.</w:t>
-            </w:r>
-          </w:p>
-        </w:tc>
-      </w:tr>
-    </w:tbl>
+        <w:t xml:space="preserve">Answer on your own. This shows what you learned today.</w:t>
+      </w:r>
+    </w:p>
+    <w:p>
+      <w:pPr>
+        <w:spacing w:after="80" w:before="80"/>
+      </w:pPr>
+      <w:r>
+        <w:rPr>
+          <w:color w:val="B97A12"/>
+          <w:sz w:val="22"/>
+          <w:szCs w:val="22"/>
+        </w:rPr>
+        <w:t xml:space="preserve">★  </w:t>
+      </w:r>
+      <w:r>
+        <w:rPr>
+          <w:b/>
+          <w:bCs/>
+          <w:sz w:val="22"/>
+          <w:szCs w:val="22"/>
+        </w:rPr>
+        <w:t xml:space="preserve">Which statement is true about 0.25%?</w:t>
+      </w:r>
+    </w:p>
+    <w:p>
+      <w:pPr>
+        <w:spacing w:after="60"/>
+        <w:ind w:left="420"/>
+      </w:pPr>
+      <w:r>
+        <w:rPr>
+          <w:sz w:val="21"/>
+          <w:szCs w:val="21"/>
+        </w:rPr>
+        <w:t xml:space="preserve">A)  It equals 0.0025 as a decimal</w:t>
+      </w:r>
+    </w:p>
+    <w:p>
+      <w:pPr>
+        <w:spacing w:after="60"/>
+        <w:ind w:left="420"/>
+      </w:pPr>
+      <w:r>
+        <w:rPr>
+          <w:sz w:val="21"/>
+          <w:szCs w:val="21"/>
+        </w:rPr>
+        <w:t xml:space="preserve">B)  It equals 0.25 as a decimal</w:t>
+      </w:r>
+    </w:p>
+    <w:p>
+      <w:pPr>
+        <w:spacing w:after="60"/>
+        <w:ind w:left="420"/>
+      </w:pPr>
+      <w:r>
+        <w:rPr>
+          <w:sz w:val="21"/>
+          <w:szCs w:val="21"/>
+        </w:rPr>
+        <w:t xml:space="preserve">C)  It equals 1/4 as a fraction</w:t>
+      </w:r>
+    </w:p>
+    <w:p>
+      <w:pPr>
+        <w:spacing w:after="60"/>
+        <w:ind w:left="420"/>
+      </w:pPr>
+      <w:r>
+        <w:rPr>
+          <w:sz w:val="21"/>
+          <w:szCs w:val="21"/>
+        </w:rPr>
+        <w:t xml:space="preserve">D)  It is greater than 1%</w:t>
+      </w:r>
+    </w:p>
     <w:p>
       <w:pPr>
         <w:spacing w:after="40"/>
-      </w:pPr>
-      <w:r>
-        <w:t xml:space="preserve"/>
-      </w:r>
-    </w:p>
-    <w:p>
-      <w:pPr>
-        <w:spacing w:after="60"/>
-      </w:pPr>
-      <w:r>
-        <w:rPr>
-          <w:color w:val="1A2733"/>
-          <w:sz w:val="21"/>
-          <w:szCs w:val="21"/>
-        </w:rPr>
-        <w:t xml:space="preserve">Write a kernel sentence about percent. Use a subject and a verb.</w:t>
-      </w:r>
-      <w:r>
-        <w:rPr>
-          <w:i/>
-          <w:iCs/>
-          <w:color w:val="5F6F80"/>
-          <w:sz w:val="19"/>
-          <w:szCs w:val="19"/>
-        </w:rPr>
-        <w:br/>
-        <w:t xml:space="preserve">Escribe una oración base sobre porcentaje. Usa un sujeto y un verbo.</w:t>
-      </w:r>
-    </w:p>
-    <w:p>
-      <w:pPr>
-        <w:pBdr>
-          <w:bottom w:val="single" w:color="AFBECC" w:sz="6"/>
-        </w:pBdr>
-        <w:spacing w:after="30" w:before="150"/>
-      </w:pPr>
-      <w:r>
-        <w:t xml:space="preserve"/>
-      </w:r>
-    </w:p>
-    <w:p>
-      <w:pPr>
-        <w:pBdr>
-          <w:bottom w:val="single" w:color="AFBECC" w:sz="6"/>
-        </w:pBdr>
-        <w:spacing w:after="30" w:before="150"/>
-      </w:pPr>
-      <w:r>
-        <w:t xml:space="preserve"/>
-      </w:r>
-    </w:p>
-    <w:p>
-      <w:pPr>
-        <w:pStyle w:val="Heading2"/>
-        <w:spacing w:after="80" w:before="180"/>
-      </w:pPr>
-      <w:r>
-        <w:rPr>
-          <w:b/>
-          <w:bCs/>
-          <w:color w:val="12355B"/>
-          <w:sz w:val="24"/>
-          <w:szCs w:val="24"/>
-        </w:rPr>
-        <w:t xml:space="preserve">2. Sentence Expansion</w:t>
-      </w:r>
-      <w:r>
-        <w:rPr>
-          <w:i/>
-          <w:iCs/>
-          <w:color w:val="1FA6A2"/>
-          <w:sz w:val="19"/>
-          <w:szCs w:val="19"/>
-        </w:rPr>
-        <w:t xml:space="preserve">   because · but · so</w:t>
-      </w:r>
-    </w:p>
-    <w:p>
-      <w:pPr>
-        <w:spacing w:after="80"/>
-      </w:pPr>
-      <w:r>
-        <w:rPr>
-          <w:b/>
-          <w:bCs/>
-          <w:color w:val="1FA6A2"/>
-          <w:sz w:val="20"/>
-          <w:szCs w:val="20"/>
-        </w:rPr>
-        <w:t xml:space="preserve">Kernel:  </w:t>
-      </w:r>
-      <w:r>
-        <w:rPr>
-          <w:sz w:val="20"/>
-          <w:szCs w:val="20"/>
-        </w:rPr>
-        <w:t xml:space="preserve">Percent matters in math</w:t>
-      </w:r>
-    </w:p>
-    <w:p>
-      <w:pPr>
-        <w:spacing w:after="80"/>
-      </w:pPr>
-      <w:r>
-        <w:rPr>
-          <w:b/>
-          <w:bCs/>
-          <w:color w:val="12355B"/>
-          <w:sz w:val="21"/>
-          <w:szCs w:val="21"/>
-        </w:rPr>
-        <w:t xml:space="preserve">because  </w:t>
-      </w:r>
-      <w:r>
-        <w:rPr>
-          <w:sz w:val="21"/>
-          <w:szCs w:val="21"/>
-        </w:rPr>
-        <w:t xml:space="preserve">Percent matters in math because ___.</w:t>
-      </w:r>
-      <w:r>
-        <w:rPr>
-          <w:i/>
-          <w:iCs/>
-          <w:color w:val="5F6F80"/>
-          <w:sz w:val="19"/>
-          <w:szCs w:val="19"/>
-        </w:rPr>
-        <w:br/>
-        <w:t xml:space="preserve">Porcentaje importa en matemáticas porque ___.</w:t>
-      </w:r>
-    </w:p>
-    <w:p>
-      <w:pPr>
-        <w:pBdr>
-          <w:bottom w:val="single" w:color="AFBECC" w:sz="6"/>
-        </w:pBdr>
-        <w:spacing w:after="30" w:before="150"/>
-      </w:pPr>
-      <w:r>
-        <w:t xml:space="preserve"/>
-      </w:r>
-    </w:p>
-    <w:p>
-      <w:pPr>
-        <w:spacing w:after="80"/>
-      </w:pPr>
-      <w:r>
-        <w:rPr>
-          <w:b/>
-          <w:bCs/>
-          <w:color w:val="12355B"/>
-          <w:sz w:val="21"/>
-          <w:szCs w:val="21"/>
-        </w:rPr>
-        <w:t xml:space="preserve">but  </w:t>
-      </w:r>
-      <w:r>
-        <w:rPr>
-          <w:sz w:val="21"/>
-          <w:szCs w:val="21"/>
-        </w:rPr>
-        <w:t xml:space="preserve">Percent matters in math, but ___.</w:t>
-      </w:r>
-      <w:r>
-        <w:rPr>
-          <w:i/>
-          <w:iCs/>
-          <w:color w:val="5F6F80"/>
-          <w:sz w:val="19"/>
-          <w:szCs w:val="19"/>
-        </w:rPr>
-        <w:br/>
-        <w:t xml:space="preserve">Porcentaje importa en matemáticas, pero ___.</w:t>
-      </w:r>
-    </w:p>
-    <w:p>
-      <w:pPr>
-        <w:pBdr>
-          <w:bottom w:val="single" w:color="AFBECC" w:sz="6"/>
-        </w:pBdr>
-        <w:spacing w:after="30" w:before="150"/>
-      </w:pPr>
-      <w:r>
-        <w:t xml:space="preserve"/>
-      </w:r>
-    </w:p>
-    <w:p>
-      <w:pPr>
-        <w:spacing w:after="80"/>
-      </w:pPr>
-      <w:r>
-        <w:rPr>
-          <w:b/>
-          <w:bCs/>
-          <w:color w:val="12355B"/>
-          <w:sz w:val="21"/>
-          <w:szCs w:val="21"/>
-        </w:rPr>
-        <w:t xml:space="preserve">so  </w:t>
-      </w:r>
-      <w:r>
-        <w:rPr>
-          <w:sz w:val="21"/>
-          <w:szCs w:val="21"/>
-        </w:rPr>
-        <w:t xml:space="preserve">Percent matters in math, so ___.</w:t>
-      </w:r>
-      <w:r>
-        <w:rPr>
-          <w:i/>
-          <w:iCs/>
-          <w:color w:val="5F6F80"/>
-          <w:sz w:val="19"/>
-          <w:szCs w:val="19"/>
-        </w:rPr>
-        <w:br/>
-        <w:t xml:space="preserve">Porcentaje importa en matemáticas, entonces ___.</w:t>
-      </w:r>
-    </w:p>
-    <w:p>
-      <w:pPr>
-        <w:pBdr>
-          <w:bottom w:val="single" w:color="AFBECC" w:sz="6"/>
-        </w:pBdr>
-        <w:spacing w:after="30" w:before="150"/>
-      </w:pPr>
-      <w:r>
-        <w:t xml:space="preserve"/>
-      </w:r>
-    </w:p>
-    <w:p>
-      <w:pPr>
-        <w:pStyle w:val="Heading2"/>
-        <w:spacing w:after="80" w:before="180"/>
-      </w:pPr>
-      <w:r>
-        <w:rPr>
-          <w:b/>
-          <w:bCs/>
-          <w:color w:val="12355B"/>
-          <w:sz w:val="24"/>
-          <w:szCs w:val="24"/>
-        </w:rPr>
-        <w:t xml:space="preserve">3. Explain Your Reasoning</w:t>
-      </w:r>
-      <w:r>
-        <w:rPr>
-          <w:i/>
-          <w:iCs/>
-          <w:color w:val="1FA6A2"/>
-          <w:sz w:val="19"/>
-          <w:szCs w:val="19"/>
-        </w:rPr>
-        <w:t xml:space="preserve">   use a sentence starter</w:t>
-      </w:r>
-    </w:p>
-    <w:p>
-      <w:pPr>
-        <w:spacing w:after="60"/>
-      </w:pPr>
-      <w:r>
-        <w:rPr>
-          <w:color w:val="1A2733"/>
-          <w:sz w:val="21"/>
-          <w:szCs w:val="21"/>
-        </w:rPr>
-        <w:t xml:space="preserve">___% means ___ because it is more / less than 100%.</w:t>
-      </w:r>
-      <w:r>
-        <w:rPr>
-          <w:i/>
-          <w:iCs/>
-          <w:color w:val="5F6F80"/>
-          <w:sz w:val="19"/>
-          <w:szCs w:val="19"/>
-        </w:rPr>
-        <w:br/>
-        <w:t xml:space="preserve">___% significa ___ porque es más / menos que 100%.</w:t>
-      </w:r>
-    </w:p>
-    <w:p>
-      <w:pPr>
-        <w:spacing w:after="60"/>
-      </w:pPr>
-      <w:r>
-        <w:rPr>
-          <w:color w:val="1A2733"/>
-          <w:sz w:val="21"/>
-          <w:szCs w:val="21"/>
-        </w:rPr>
-        <w:t xml:space="preserve">A percent over 100% means ___, and a percent under 1% means ___.</w:t>
-      </w:r>
-      <w:r>
-        <w:rPr>
-          <w:i/>
-          <w:iCs/>
-          <w:color w:val="5F6F80"/>
-          <w:sz w:val="19"/>
-          <w:szCs w:val="19"/>
-        </w:rPr>
-        <w:br/>
-        <w:t xml:space="preserve">Un porcentaje mayor que 100% significa ___, y uno menor que 1% significa ___.</w:t>
-      </w:r>
-    </w:p>
-    <w:p>
-      <w:pPr>
-        <w:spacing w:after="60"/>
-      </w:pPr>
-      <w:r>
-        <w:rPr>
-          <w:color w:val="1A2733"/>
-          <w:sz w:val="21"/>
-          <w:szCs w:val="21"/>
-        </w:rPr>
-        <w:t xml:space="preserve">150% as a decimal is ___ because ___.</w:t>
-      </w:r>
-      <w:r>
-        <w:rPr>
-          <w:i/>
-          <w:iCs/>
-          <w:color w:val="5F6F80"/>
-          <w:sz w:val="19"/>
-          <w:szCs w:val="19"/>
-        </w:rPr>
-        <w:br/>
-        <w:t xml:space="preserve">150% como decimal es ___ porque ___.</w:t>
-      </w:r>
-    </w:p>
-    <w:p>
-      <w:pPr>
-        <w:pBdr>
-          <w:bottom w:val="single" w:color="AFBECC" w:sz="6"/>
-        </w:pBdr>
-        <w:spacing w:after="30" w:before="150"/>
-      </w:pPr>
-      <w:r>
-        <w:t xml:space="preserve"/>
-      </w:r>
-    </w:p>
-    <w:p>
-      <w:pPr>
-        <w:pBdr>
-          <w:bottom w:val="single" w:color="AFBECC" w:sz="6"/>
-        </w:pBdr>
-        <w:spacing w:after="30" w:before="150"/>
       </w:pPr>
       <w:r>
         <w:t xml:space="preserve"/>
@@ -3100,7 +3016,7 @@
           <w:sz w:val="30"/>
           <w:szCs w:val="30"/>
         </w:rPr>
-        <w:t xml:space="preserve">Exit Ticket</w:t>
+        <w:t xml:space="preserve">Answer Key &amp; Teacher Guide</w:t>
       </w:r>
     </w:p>
     <w:p>
@@ -3115,115 +3031,224 @@
           <w:sz w:val="19"/>
           <w:szCs w:val="19"/>
         </w:rPr>
-        <w:t xml:space="preserve">Answer on your own. This shows what you learned today.</w:t>
-      </w:r>
-    </w:p>
-    <w:p>
-      <w:pPr>
-        <w:spacing w:after="80" w:before="80"/>
-      </w:pPr>
-      <w:r>
-        <w:rPr>
-          <w:color w:val="B97A12"/>
-          <w:sz w:val="22"/>
-          <w:szCs w:val="22"/>
-        </w:rPr>
-        <w:t xml:space="preserve">★  </w:t>
-      </w:r>
-      <w:r>
-        <w:rPr>
-          <w:b/>
-          <w:bCs/>
-          <w:sz w:val="22"/>
-          <w:szCs w:val="22"/>
-        </w:rPr>
-        <w:t xml:space="preserve">Which statement is true about 0.25%?</w:t>
-      </w:r>
-    </w:p>
-    <w:p>
-      <w:pPr>
-        <w:spacing w:after="60"/>
-        <w:ind w:left="420"/>
-      </w:pPr>
-      <w:r>
-        <w:rPr>
-          <w:sz w:val="21"/>
-          <w:szCs w:val="21"/>
-        </w:rPr>
-        <w:t xml:space="preserve">A)  It equals 0.0025 as a decimal</w:t>
-      </w:r>
-    </w:p>
-    <w:p>
-      <w:pPr>
-        <w:spacing w:after="60"/>
-        <w:ind w:left="420"/>
-      </w:pPr>
-      <w:r>
-        <w:rPr>
-          <w:sz w:val="21"/>
-          <w:szCs w:val="21"/>
-        </w:rPr>
-        <w:t xml:space="preserve">B)  It equals 0.25 as a decimal</w:t>
-      </w:r>
-    </w:p>
-    <w:p>
-      <w:pPr>
-        <w:spacing w:after="60"/>
-        <w:ind w:left="420"/>
-      </w:pPr>
-      <w:r>
-        <w:rPr>
-          <w:sz w:val="21"/>
-          <w:szCs w:val="21"/>
-        </w:rPr>
-        <w:t xml:space="preserve">C)  It equals 1/4 as a fraction</w:t>
-      </w:r>
-    </w:p>
-    <w:p>
-      <w:pPr>
-        <w:spacing w:after="60"/>
-        <w:ind w:left="420"/>
-      </w:pPr>
-      <w:r>
-        <w:rPr>
-          <w:sz w:val="21"/>
-          <w:szCs w:val="21"/>
-        </w:rPr>
-        <w:t xml:space="preserve">D)  It is greater than 1%</w:t>
-      </w:r>
-    </w:p>
-    <w:p>
-      <w:pPr>
-        <w:spacing w:after="40"/>
-      </w:pPr>
-      <w:r>
-        <w:t xml:space="preserve"/>
-      </w:r>
-    </w:p>
-    <w:p>
-      <w:pPr>
-        <w:pStyle w:val="Heading1"/>
-        <w:pageBreakBefore/>
-        <w:pBdr>
-          <w:bottom w:val="single" w:color="1FA6A2" w:sz="14" w:space="6"/>
-        </w:pBdr>
-        <w:spacing w:after="140" w:before="0"/>
-      </w:pPr>
-      <w:r>
-        <w:rPr>
-          <w:b/>
-          <w:bCs/>
-          <w:color w:val="12355B"/>
-          <w:sz w:val="30"/>
-          <w:szCs w:val="30"/>
-        </w:rPr>
-        <w:t xml:space="preserve">Answer Key &amp; Teacher Guide</w:t>
-      </w:r>
-    </w:p>
-    <w:p>
-      <w:pPr>
-        <w:spacing w:after="100"/>
-      </w:pPr>
+        <w:t xml:space="preserve">Teacher reference — remove or fold back before distributing to students.</w:t>
+      </w:r>
+    </w:p>
+    <w:p>
+      <w:pPr>
+        <w:pStyle w:val="Heading2"/>
+        <w:spacing w:after="80" w:before="180"/>
+      </w:pPr>
+      <w:r>
+        <w:rPr>
+          <w:b/>
+          <w:bCs/>
+          <w:color w:val="12355B"/>
+          <w:sz w:val="24"/>
+          <w:szCs w:val="24"/>
+        </w:rPr>
+        <w:t xml:space="preserve">Guided Notes (Fill-in)</w:t>
+      </w:r>
+    </w:p>
+    <w:p>
+      <w:pPr>
+        <w:spacing w:after="80"/>
+      </w:pPr>
+      <w:r>
+        <w:rPr>
+          <w:b/>
+          <w:bCs/>
+          <w:sz w:val="21"/>
+          <w:szCs w:val="21"/>
+        </w:rPr>
+        <w:t xml:space="preserve">Notes 1:  </w:t>
+      </w:r>
+      <w:r>
+        <w:rPr>
+          <w:sz w:val="21"/>
+          <w:szCs w:val="21"/>
+        </w:rPr>
+        <w:t xml:space="preserve">Percent</w:t>
+      </w:r>
+    </w:p>
+    <w:p>
+      <w:pPr>
+        <w:spacing w:after="80"/>
+      </w:pPr>
+      <w:r>
+        <w:rPr>
+          <w:b/>
+          <w:bCs/>
+          <w:sz w:val="21"/>
+          <w:szCs w:val="21"/>
+        </w:rPr>
+        <w:t xml:space="preserve">Notes 2:  </w:t>
+      </w:r>
+      <w:r>
+        <w:rPr>
+          <w:sz w:val="21"/>
+          <w:szCs w:val="21"/>
+        </w:rPr>
+        <w:t xml:space="preserve">Greater than 100%</w:t>
+      </w:r>
+    </w:p>
+    <w:p>
+      <w:pPr>
+        <w:spacing w:after="80"/>
+      </w:pPr>
+      <w:r>
+        <w:rPr>
+          <w:b/>
+          <w:bCs/>
+          <w:sz w:val="21"/>
+          <w:szCs w:val="21"/>
+        </w:rPr>
+        <w:t xml:space="preserve">Notes 3:  </w:t>
+      </w:r>
+      <w:r>
+        <w:rPr>
+          <w:sz w:val="21"/>
+          <w:szCs w:val="21"/>
+        </w:rPr>
+        <w:t xml:space="preserve">Less than 1%</w:t>
+      </w:r>
+    </w:p>
+    <w:p>
+      <w:pPr>
+        <w:spacing w:after="80"/>
+      </w:pPr>
+      <w:r>
+        <w:rPr>
+          <w:b/>
+          <w:bCs/>
+          <w:sz w:val="21"/>
+          <w:szCs w:val="21"/>
+        </w:rPr>
+        <w:t xml:space="preserve">Notes 4:  </w:t>
+      </w:r>
+      <w:r>
+        <w:rPr>
+          <w:sz w:val="21"/>
+          <w:szCs w:val="21"/>
+        </w:rPr>
+        <w:t xml:space="preserve">Equivalent</w:t>
+      </w:r>
+    </w:p>
+    <w:p>
+      <w:pPr>
+        <w:spacing w:after="80"/>
+      </w:pPr>
+      <w:r>
+        <w:rPr>
+          <w:b/>
+          <w:bCs/>
+          <w:sz w:val="21"/>
+          <w:szCs w:val="21"/>
+        </w:rPr>
+        <w:t xml:space="preserve">Notes 5:  </w:t>
+      </w:r>
+      <w:r>
+        <w:rPr>
+          <w:sz w:val="21"/>
+          <w:szCs w:val="21"/>
+        </w:rPr>
+        <w:t xml:space="preserve">Mixed number</w:t>
+      </w:r>
+    </w:p>
+    <w:p>
+      <w:pPr>
+        <w:pStyle w:val="Heading2"/>
+        <w:spacing w:after="80" w:before="180"/>
+      </w:pPr>
+      <w:r>
+        <w:rPr>
+          <w:b/>
+          <w:bCs/>
+          <w:color w:val="12355B"/>
+          <w:sz w:val="24"/>
+          <w:szCs w:val="24"/>
+        </w:rPr>
+        <w:t xml:space="preserve">Worked Notes (I Do / We Do)</w:t>
+      </w:r>
+    </w:p>
+    <w:p>
+      <w:pPr>
+        <w:spacing w:after="80"/>
+      </w:pPr>
+      <w:r>
+        <w:rPr>
+          <w:b/>
+          <w:bCs/>
+          <w:sz w:val="21"/>
+          <w:szCs w:val="21"/>
+        </w:rPr>
+        <w:t xml:space="preserve">I Do:  </w:t>
+      </w:r>
+      <w:r>
+        <w:rPr>
+          <w:sz w:val="21"/>
+          <w:szCs w:val="21"/>
+        </w:rPr>
+        <w:t xml:space="preserve">C. 1.25</w:t>
+      </w:r>
+    </w:p>
+    <w:p>
+      <w:pPr>
+        <w:spacing w:after="80"/>
+      </w:pPr>
+      <w:r>
+        <w:rPr>
+          <w:b/>
+          <w:bCs/>
+          <w:sz w:val="21"/>
+          <w:szCs w:val="21"/>
+        </w:rPr>
+        <w:t xml:space="preserve">We Do:  </w:t>
+      </w:r>
+      <w:r>
+        <w:rPr>
+          <w:sz w:val="21"/>
+          <w:szCs w:val="21"/>
+        </w:rPr>
+        <w:t xml:space="preserve">A. 2.0</w:t>
+      </w:r>
+    </w:p>
+    <w:p>
+      <w:pPr>
+        <w:pStyle w:val="Heading2"/>
+        <w:spacing w:after="80" w:before="180"/>
+      </w:pPr>
+      <w:r>
+        <w:rPr>
+          <w:b/>
+          <w:bCs/>
+          <w:color w:val="12355B"/>
+          <w:sz w:val="24"/>
+          <w:szCs w:val="24"/>
+        </w:rPr>
+        <w:t xml:space="preserve">Independent Practice</w:t>
+      </w:r>
+    </w:p>
+    <w:p>
+      <w:pPr>
+        <w:spacing w:after="80"/>
+      </w:pPr>
+      <w:r>
+        <w:rPr>
+          <w:b/>
+          <w:bCs/>
+          <w:sz w:val="21"/>
+          <w:szCs w:val="21"/>
+        </w:rPr>
+        <w:t xml:space="preserve">1.  </w:t>
+      </w:r>
+      <w:r>
+        <w:rPr>
+          <w:sz w:val="21"/>
+          <w:szCs w:val="21"/>
+        </w:rPr>
+        <w:t xml:space="preserve">A)  0.005</w:t>
+      </w:r>
       <w:r>
         <w:rPr>
           <w:i/>
@@ -3232,23 +3257,7 @@
           <w:sz w:val="19"/>
           <w:szCs w:val="19"/>
         </w:rPr>
-        <w:t xml:space="preserve">Teacher reference — remove or fold back before distributing to students.</w:t>
-      </w:r>
-    </w:p>
-    <w:p>
-      <w:pPr>
-        <w:pStyle w:val="Heading2"/>
-        <w:spacing w:after="80" w:before="180"/>
-      </w:pPr>
-      <w:r>
-        <w:rPr>
-          <w:b/>
-          <w:bCs/>
-          <w:color w:val="12355B"/>
-          <w:sz w:val="24"/>
-          <w:szCs w:val="24"/>
-        </w:rPr>
-        <w:t xml:space="preserve">Worked Notes (I Do / We Do)</w:t>
+        <w:t xml:space="preserve">  — 0.5% ÷ 100 = 0.005. Move the decimal two places to the left.</w:t>
       </w:r>
     </w:p>
     <w:p>
@@ -3262,72 +3271,14 @@
           <w:sz w:val="21"/>
           <w:szCs w:val="21"/>
         </w:rPr>
-        <w:t xml:space="preserve">I Do:  </w:t>
-      </w:r>
-      <w:r>
-        <w:rPr>
-          <w:sz w:val="21"/>
-          <w:szCs w:val="21"/>
-        </w:rPr>
-        <w:t xml:space="preserve">C. 1.25</w:t>
-      </w:r>
-    </w:p>
-    <w:p>
-      <w:pPr>
-        <w:spacing w:after="80"/>
-      </w:pPr>
-      <w:r>
-        <w:rPr>
-          <w:b/>
-          <w:bCs/>
-          <w:sz w:val="21"/>
-          <w:szCs w:val="21"/>
-        </w:rPr>
-        <w:t xml:space="preserve">We Do:  </w:t>
-      </w:r>
-      <w:r>
-        <w:rPr>
-          <w:sz w:val="21"/>
-          <w:szCs w:val="21"/>
-        </w:rPr>
-        <w:t xml:space="preserve">A. 2.0</w:t>
-      </w:r>
-    </w:p>
-    <w:p>
-      <w:pPr>
-        <w:pStyle w:val="Heading2"/>
-        <w:spacing w:after="80" w:before="180"/>
-      </w:pPr>
-      <w:r>
-        <w:rPr>
-          <w:b/>
-          <w:bCs/>
-          <w:color w:val="12355B"/>
-          <w:sz w:val="24"/>
-          <w:szCs w:val="24"/>
-        </w:rPr>
-        <w:t xml:space="preserve">Independent Practice</w:t>
-      </w:r>
-    </w:p>
-    <w:p>
-      <w:pPr>
-        <w:spacing w:after="80"/>
-      </w:pPr>
-      <w:r>
-        <w:rPr>
-          <w:b/>
-          <w:bCs/>
-          <w:sz w:val="21"/>
-          <w:szCs w:val="21"/>
-        </w:rPr>
-        <w:t xml:space="preserve">1.  </w:t>
-      </w:r>
-      <w:r>
-        <w:rPr>
-          <w:sz w:val="21"/>
-          <w:szCs w:val="21"/>
-        </w:rPr>
-        <w:t xml:space="preserve">A)  0.005</w:t>
+        <w:t xml:space="preserve">2.  </w:t>
+      </w:r>
+      <w:r>
+        <w:rPr>
+          <w:sz w:val="21"/>
+          <w:szCs w:val="21"/>
+        </w:rPr>
+        <w:t xml:space="preserve">A)  0.75%</w:t>
       </w:r>
       <w:r>
         <w:rPr>
@@ -3337,7 +3288,7 @@
           <w:sz w:val="19"/>
           <w:szCs w:val="19"/>
         </w:rPr>
-        <w:t xml:space="preserve">  — 0.5% ÷ 100 = 0.005. Move the decimal two places to the left.</w:t>
+        <w:t xml:space="preserve">  — 0.75% is less than 1%. All the other choices are greater than 1%.</w:t>
       </w:r>
     </w:p>
     <w:p>
@@ -3351,14 +3302,14 @@
           <w:sz w:val="21"/>
           <w:szCs w:val="21"/>
         </w:rPr>
-        <w:t xml:space="preserve">2.  </w:t>
-      </w:r>
-      <w:r>
-        <w:rPr>
-          <w:sz w:val="21"/>
-          <w:szCs w:val="21"/>
-        </w:rPr>
-        <w:t xml:space="preserve">A)  0.75%</w:t>
+        <w:t xml:space="preserve">3.  </w:t>
+      </w:r>
+      <w:r>
+        <w:rPr>
+          <w:sz w:val="21"/>
+          <w:szCs w:val="21"/>
+        </w:rPr>
+        <w:t xml:space="preserve">C)  0.004</w:t>
       </w:r>
       <w:r>
         <w:rPr>
@@ -3368,7 +3319,7 @@
           <w:sz w:val="19"/>
           <w:szCs w:val="19"/>
         </w:rPr>
-        <w:t xml:space="preserve">  — 0.75% is less than 1%. All the other choices are greater than 1%.</w:t>
+        <w:t xml:space="preserve">  — 0.4% = 0.4 ÷ 100 = 0.004. Move the decimal point two places to the left.</w:t>
       </w:r>
     </w:p>
     <w:p>
@@ -3382,14 +3333,14 @@
           <w:sz w:val="21"/>
           <w:szCs w:val="21"/>
         </w:rPr>
-        <w:t xml:space="preserve">3.  </w:t>
-      </w:r>
-      <w:r>
-        <w:rPr>
-          <w:sz w:val="21"/>
-          <w:szCs w:val="21"/>
-        </w:rPr>
-        <w:t xml:space="preserve">C)  0.004</w:t>
+        <w:t xml:space="preserve">4.  </w:t>
+      </w:r>
+      <w:r>
+        <w:rPr>
+          <w:sz w:val="21"/>
+          <w:szCs w:val="21"/>
+        </w:rPr>
+        <w:t xml:space="preserve">A)  1.5 = 3/2</w:t>
       </w:r>
       <w:r>
         <w:rPr>
@@ -3399,7 +3350,23 @@
           <w:sz w:val="19"/>
           <w:szCs w:val="19"/>
         </w:rPr>
-        <w:t xml:space="preserve">  — 0.4% = 0.4 ÷ 100 = 0.004. Move the decimal point two places to the left.</w:t>
+        <w:t xml:space="preserve">  — 150% = 150 ÷ 100 = 1.5, and 150/100 simplifies to 3/2. It is more than one whole, so the decimal is greater than 1.</w:t>
+      </w:r>
+    </w:p>
+    <w:p>
+      <w:pPr>
+        <w:pStyle w:val="Heading2"/>
+        <w:spacing w:after="80" w:before="180"/>
+      </w:pPr>
+      <w:r>
+        <w:rPr>
+          <w:b/>
+          <w:bCs/>
+          <w:color w:val="12355B"/>
+          <w:sz w:val="24"/>
+          <w:szCs w:val="24"/>
+        </w:rPr>
+        <w:t xml:space="preserve">Exit Ticket</w:t>
       </w:r>
     </w:p>
     <w:p>
@@ -3408,19 +3375,10 @@
       </w:pPr>
       <w:r>
         <w:rPr>
-          <w:b/>
-          <w:bCs/>
-          <w:sz w:val="21"/>
-          <w:szCs w:val="21"/>
-        </w:rPr>
-        <w:t xml:space="preserve">4.  </w:t>
-      </w:r>
-      <w:r>
-        <w:rPr>
-          <w:sz w:val="21"/>
-          <w:szCs w:val="21"/>
-        </w:rPr>
-        <w:t xml:space="preserve">A)  1.5</w:t>
+          <w:sz w:val="21"/>
+          <w:szCs w:val="21"/>
+        </w:rPr>
+        <w:t xml:space="preserve">A)  It equals 0.0025 as a decimal</w:t>
       </w:r>
       <w:r>
         <w:rPr>
@@ -3430,173 +3388,7 @@
           <w:sz w:val="19"/>
           <w:szCs w:val="19"/>
         </w:rPr>
-        <w:t xml:space="preserve">  — 150% = 150/100 = 1.5.</w:t>
-      </w:r>
-    </w:p>
-    <w:p>
-      <w:pPr>
-        <w:pStyle w:val="Heading2"/>
-        <w:spacing w:after="80" w:before="180"/>
-      </w:pPr>
-      <w:r>
-        <w:rPr>
-          <w:b/>
-          <w:bCs/>
-          <w:color w:val="12355B"/>
-          <w:sz w:val="24"/>
-          <w:szCs w:val="24"/>
-        </w:rPr>
-        <w:t xml:space="preserve">Exit Ticket</w:t>
-      </w:r>
-    </w:p>
-    <w:p>
-      <w:pPr>
-        <w:spacing w:after="80"/>
-      </w:pPr>
-      <w:r>
-        <w:rPr>
-          <w:sz w:val="21"/>
-          <w:szCs w:val="21"/>
-        </w:rPr>
-        <w:t xml:space="preserve">A)  It equals 0.0025 as a decimal</w:t>
-      </w:r>
-      <w:r>
-        <w:rPr>
-          <w:i/>
-          <w:iCs/>
-          <w:color w:val="5F6F80"/>
-          <w:sz w:val="19"/>
-          <w:szCs w:val="19"/>
-        </w:rPr>
         <w:t xml:space="preserve">  — 0.25% = 0.25 ÷ 100 = 0.0025. It is much less than 1%, not equal to 1/4.</w:t>
-      </w:r>
-    </w:p>
-    <w:p>
-      <w:pPr>
-        <w:pStyle w:val="Heading2"/>
-        <w:spacing w:after="80" w:before="180"/>
-      </w:pPr>
-      <w:r>
-        <w:rPr>
-          <w:b/>
-          <w:bCs/>
-          <w:color w:val="12355B"/>
-          <w:sz w:val="24"/>
-          <w:szCs w:val="24"/>
-        </w:rPr>
-        <w:t xml:space="preserve">Writing (TWR) — what to look for</w:t>
-      </w:r>
-    </w:p>
-    <w:p>
-      <w:pPr>
-        <w:spacing w:after="80"/>
-      </w:pPr>
-      <w:r>
-        <w:rPr>
-          <w:sz w:val="20"/>
-          <w:szCs w:val="20"/>
-        </w:rPr>
-        <w:t xml:space="preserve">Kernel sentence: a complete sentence needs a subject and a verb. Example: Percent is a way to compare a number to 100, shown with the % sign.</w:t>
-      </w:r>
-    </w:p>
-    <w:p>
-      <w:pPr>
-        <w:spacing w:after="80"/>
-      </w:pPr>
-      <w:r>
-        <w:rPr>
-          <w:sz w:val="20"/>
-          <w:szCs w:val="20"/>
-        </w:rPr>
-        <w:t xml:space="preserve">Expansion: because = reason, but = contrast/exception, so = result. Answers vary; each must keep the kernel idea.</w:t>
-      </w:r>
-    </w:p>
-    <w:p>
-      <w:pPr>
-        <w:pStyle w:val="Heading2"/>
-        <w:spacing w:after="80" w:before="180"/>
-      </w:pPr>
-      <w:r>
-        <w:rPr>
-          <w:b/>
-          <w:bCs/>
-          <w:color w:val="12355B"/>
-          <w:sz w:val="24"/>
-          <w:szCs w:val="24"/>
-        </w:rPr>
-        <w:t xml:space="preserve">Turn &amp; Talk — listen for</w:t>
-      </w:r>
-    </w:p>
-    <w:p>
-      <w:pPr>
-        <w:spacing w:after="80"/>
-      </w:pPr>
-      <w:r>
-        <w:rPr>
-          <w:b/>
-          <w:bCs/>
-          <w:sz w:val="19"/>
-          <w:szCs w:val="19"/>
-        </w:rPr>
-        <w:t xml:space="preserve">1.  </w:t>
-      </w:r>
-      <w:r>
-        <w:rPr>
-          <w:i/>
-          <w:iCs/>
-          <w:color w:val="5F6F80"/>
-          <w:sz w:val="19"/>
-          <w:szCs w:val="19"/>
-        </w:rPr>
-        <w:t xml:space="preserve">Students explain 150% is more than one whole (the player beat the goal) and 0.5% is far less than one whole (a tiny boost), connecting to the idea of 100% as the whole.</w:t>
-      </w:r>
-    </w:p>
-    <w:p>
-      <w:pPr>
-        <w:spacing w:after="80"/>
-      </w:pPr>
-      <w:r>
-        <w:rPr>
-          <w:b/>
-          <w:bCs/>
-          <w:sz w:val="19"/>
-          <w:szCs w:val="19"/>
-        </w:rPr>
-        <w:t xml:space="preserve">2.  </w:t>
-      </w:r>
-      <w:r>
-        <w:rPr>
-          <w:i/>
-          <w:iCs/>
-          <w:color w:val="5F6F80"/>
-          <w:sz w:val="19"/>
-          <w:szCs w:val="19"/>
-        </w:rPr>
-        <w:t xml:space="preserve">Students state 150% = 1.5 (greater than 1) and 0.5% = 0.005 (much less than 0.01), and recognize these forms are equivalent.</w:t>
-      </w:r>
-    </w:p>
-    <w:p>
-      <w:pPr>
-        <w:spacing w:after="80"/>
-      </w:pPr>
-      <w:r>
-        <w:rPr>
-          <w:b/>
-          <w:bCs/>
-          <w:sz w:val="19"/>
-          <w:szCs w:val="19"/>
-        </w:rPr>
-        <w:t xml:space="preserve">3.  </w:t>
-      </w:r>
-      <w:r>
-        <w:rPr>
-          <w:i/>
-          <w:iCs/>
-          <w:color w:val="5F6F80"/>
-          <w:sz w:val="19"/>
-          <w:szCs w:val="19"/>
-        </w:rPr>
-        <w:t xml:space="preserve">Students convert 250% to 2.5, multiply 2.5 x 40 = 100, and explain that over 100% means more than the original 40 tokens.</w:t>
       </w:r>
     </w:p>
     <w:sectPr>

--- a/lessons/4-3/downloads/4-3-notes.docx
+++ b/lessons/4-3/downloads/4-3-notes.docx
@@ -2997,398 +2997,6 @@
       </w:pPr>
       <w:r>
         <w:t xml:space="preserve"/>
-      </w:r>
-    </w:p>
-    <w:p>
-      <w:pPr>
-        <w:pStyle w:val="Heading1"/>
-        <w:pageBreakBefore/>
-        <w:pBdr>
-          <w:bottom w:val="single" w:color="1FA6A2" w:sz="14" w:space="6"/>
-        </w:pBdr>
-        <w:spacing w:after="140" w:before="0"/>
-      </w:pPr>
-      <w:r>
-        <w:rPr>
-          <w:b/>
-          <w:bCs/>
-          <w:color w:val="12355B"/>
-          <w:sz w:val="30"/>
-          <w:szCs w:val="30"/>
-        </w:rPr>
-        <w:t xml:space="preserve">Answer Key &amp; Teacher Guide</w:t>
-      </w:r>
-    </w:p>
-    <w:p>
-      <w:pPr>
-        <w:spacing w:after="100"/>
-      </w:pPr>
-      <w:r>
-        <w:rPr>
-          <w:i/>
-          <w:iCs/>
-          <w:color w:val="5F6F80"/>
-          <w:sz w:val="19"/>
-          <w:szCs w:val="19"/>
-        </w:rPr>
-        <w:t xml:space="preserve">Teacher reference — remove or fold back before distributing to students.</w:t>
-      </w:r>
-    </w:p>
-    <w:p>
-      <w:pPr>
-        <w:pStyle w:val="Heading2"/>
-        <w:spacing w:after="80" w:before="180"/>
-      </w:pPr>
-      <w:r>
-        <w:rPr>
-          <w:b/>
-          <w:bCs/>
-          <w:color w:val="12355B"/>
-          <w:sz w:val="24"/>
-          <w:szCs w:val="24"/>
-        </w:rPr>
-        <w:t xml:space="preserve">Guided Notes (Fill-in)</w:t>
-      </w:r>
-    </w:p>
-    <w:p>
-      <w:pPr>
-        <w:spacing w:after="80"/>
-      </w:pPr>
-      <w:r>
-        <w:rPr>
-          <w:b/>
-          <w:bCs/>
-          <w:sz w:val="21"/>
-          <w:szCs w:val="21"/>
-        </w:rPr>
-        <w:t xml:space="preserve">Notes 1:  </w:t>
-      </w:r>
-      <w:r>
-        <w:rPr>
-          <w:sz w:val="21"/>
-          <w:szCs w:val="21"/>
-        </w:rPr>
-        <w:t xml:space="preserve">Percent</w:t>
-      </w:r>
-    </w:p>
-    <w:p>
-      <w:pPr>
-        <w:spacing w:after="80"/>
-      </w:pPr>
-      <w:r>
-        <w:rPr>
-          <w:b/>
-          <w:bCs/>
-          <w:sz w:val="21"/>
-          <w:szCs w:val="21"/>
-        </w:rPr>
-        <w:t xml:space="preserve">Notes 2:  </w:t>
-      </w:r>
-      <w:r>
-        <w:rPr>
-          <w:sz w:val="21"/>
-          <w:szCs w:val="21"/>
-        </w:rPr>
-        <w:t xml:space="preserve">Greater than 100%</w:t>
-      </w:r>
-    </w:p>
-    <w:p>
-      <w:pPr>
-        <w:spacing w:after="80"/>
-      </w:pPr>
-      <w:r>
-        <w:rPr>
-          <w:b/>
-          <w:bCs/>
-          <w:sz w:val="21"/>
-          <w:szCs w:val="21"/>
-        </w:rPr>
-        <w:t xml:space="preserve">Notes 3:  </w:t>
-      </w:r>
-      <w:r>
-        <w:rPr>
-          <w:sz w:val="21"/>
-          <w:szCs w:val="21"/>
-        </w:rPr>
-        <w:t xml:space="preserve">Less than 1%</w:t>
-      </w:r>
-    </w:p>
-    <w:p>
-      <w:pPr>
-        <w:spacing w:after="80"/>
-      </w:pPr>
-      <w:r>
-        <w:rPr>
-          <w:b/>
-          <w:bCs/>
-          <w:sz w:val="21"/>
-          <w:szCs w:val="21"/>
-        </w:rPr>
-        <w:t xml:space="preserve">Notes 4:  </w:t>
-      </w:r>
-      <w:r>
-        <w:rPr>
-          <w:sz w:val="21"/>
-          <w:szCs w:val="21"/>
-        </w:rPr>
-        <w:t xml:space="preserve">Equivalent</w:t>
-      </w:r>
-    </w:p>
-    <w:p>
-      <w:pPr>
-        <w:spacing w:after="80"/>
-      </w:pPr>
-      <w:r>
-        <w:rPr>
-          <w:b/>
-          <w:bCs/>
-          <w:sz w:val="21"/>
-          <w:szCs w:val="21"/>
-        </w:rPr>
-        <w:t xml:space="preserve">Notes 5:  </w:t>
-      </w:r>
-      <w:r>
-        <w:rPr>
-          <w:sz w:val="21"/>
-          <w:szCs w:val="21"/>
-        </w:rPr>
-        <w:t xml:space="preserve">Mixed number</w:t>
-      </w:r>
-    </w:p>
-    <w:p>
-      <w:pPr>
-        <w:pStyle w:val="Heading2"/>
-        <w:spacing w:after="80" w:before="180"/>
-      </w:pPr>
-      <w:r>
-        <w:rPr>
-          <w:b/>
-          <w:bCs/>
-          <w:color w:val="12355B"/>
-          <w:sz w:val="24"/>
-          <w:szCs w:val="24"/>
-        </w:rPr>
-        <w:t xml:space="preserve">Worked Notes (I Do / We Do)</w:t>
-      </w:r>
-    </w:p>
-    <w:p>
-      <w:pPr>
-        <w:spacing w:after="80"/>
-      </w:pPr>
-      <w:r>
-        <w:rPr>
-          <w:b/>
-          <w:bCs/>
-          <w:sz w:val="21"/>
-          <w:szCs w:val="21"/>
-        </w:rPr>
-        <w:t xml:space="preserve">I Do:  </w:t>
-      </w:r>
-      <w:r>
-        <w:rPr>
-          <w:sz w:val="21"/>
-          <w:szCs w:val="21"/>
-        </w:rPr>
-        <w:t xml:space="preserve">C. 1.25</w:t>
-      </w:r>
-    </w:p>
-    <w:p>
-      <w:pPr>
-        <w:spacing w:after="80"/>
-      </w:pPr>
-      <w:r>
-        <w:rPr>
-          <w:b/>
-          <w:bCs/>
-          <w:sz w:val="21"/>
-          <w:szCs w:val="21"/>
-        </w:rPr>
-        <w:t xml:space="preserve">We Do:  </w:t>
-      </w:r>
-      <w:r>
-        <w:rPr>
-          <w:sz w:val="21"/>
-          <w:szCs w:val="21"/>
-        </w:rPr>
-        <w:t xml:space="preserve">A. 2.0</w:t>
-      </w:r>
-    </w:p>
-    <w:p>
-      <w:pPr>
-        <w:pStyle w:val="Heading2"/>
-        <w:spacing w:after="80" w:before="180"/>
-      </w:pPr>
-      <w:r>
-        <w:rPr>
-          <w:b/>
-          <w:bCs/>
-          <w:color w:val="12355B"/>
-          <w:sz w:val="24"/>
-          <w:szCs w:val="24"/>
-        </w:rPr>
-        <w:t xml:space="preserve">Independent Practice</w:t>
-      </w:r>
-    </w:p>
-    <w:p>
-      <w:pPr>
-        <w:spacing w:after="80"/>
-      </w:pPr>
-      <w:r>
-        <w:rPr>
-          <w:b/>
-          <w:bCs/>
-          <w:sz w:val="21"/>
-          <w:szCs w:val="21"/>
-        </w:rPr>
-        <w:t xml:space="preserve">1.  </w:t>
-      </w:r>
-      <w:r>
-        <w:rPr>
-          <w:sz w:val="21"/>
-          <w:szCs w:val="21"/>
-        </w:rPr>
-        <w:t xml:space="preserve">A)  0.005</w:t>
-      </w:r>
-      <w:r>
-        <w:rPr>
-          <w:i/>
-          <w:iCs/>
-          <w:color w:val="5F6F80"/>
-          <w:sz w:val="19"/>
-          <w:szCs w:val="19"/>
-        </w:rPr>
-        <w:t xml:space="preserve">  — 0.5% ÷ 100 = 0.005. Move the decimal two places to the left.</w:t>
-      </w:r>
-    </w:p>
-    <w:p>
-      <w:pPr>
-        <w:spacing w:after="80"/>
-      </w:pPr>
-      <w:r>
-        <w:rPr>
-          <w:b/>
-          <w:bCs/>
-          <w:sz w:val="21"/>
-          <w:szCs w:val="21"/>
-        </w:rPr>
-        <w:t xml:space="preserve">2.  </w:t>
-      </w:r>
-      <w:r>
-        <w:rPr>
-          <w:sz w:val="21"/>
-          <w:szCs w:val="21"/>
-        </w:rPr>
-        <w:t xml:space="preserve">A)  0.75%</w:t>
-      </w:r>
-      <w:r>
-        <w:rPr>
-          <w:i/>
-          <w:iCs/>
-          <w:color w:val="5F6F80"/>
-          <w:sz w:val="19"/>
-          <w:szCs w:val="19"/>
-        </w:rPr>
-        <w:t xml:space="preserve">  — 0.75% is less than 1%. All the other choices are greater than 1%.</w:t>
-      </w:r>
-    </w:p>
-    <w:p>
-      <w:pPr>
-        <w:spacing w:after="80"/>
-      </w:pPr>
-      <w:r>
-        <w:rPr>
-          <w:b/>
-          <w:bCs/>
-          <w:sz w:val="21"/>
-          <w:szCs w:val="21"/>
-        </w:rPr>
-        <w:t xml:space="preserve">3.  </w:t>
-      </w:r>
-      <w:r>
-        <w:rPr>
-          <w:sz w:val="21"/>
-          <w:szCs w:val="21"/>
-        </w:rPr>
-        <w:t xml:space="preserve">C)  0.004</w:t>
-      </w:r>
-      <w:r>
-        <w:rPr>
-          <w:i/>
-          <w:iCs/>
-          <w:color w:val="5F6F80"/>
-          <w:sz w:val="19"/>
-          <w:szCs w:val="19"/>
-        </w:rPr>
-        <w:t xml:space="preserve">  — 0.4% = 0.4 ÷ 100 = 0.004. Move the decimal point two places to the left.</w:t>
-      </w:r>
-    </w:p>
-    <w:p>
-      <w:pPr>
-        <w:spacing w:after="80"/>
-      </w:pPr>
-      <w:r>
-        <w:rPr>
-          <w:b/>
-          <w:bCs/>
-          <w:sz w:val="21"/>
-          <w:szCs w:val="21"/>
-        </w:rPr>
-        <w:t xml:space="preserve">4.  </w:t>
-      </w:r>
-      <w:r>
-        <w:rPr>
-          <w:sz w:val="21"/>
-          <w:szCs w:val="21"/>
-        </w:rPr>
-        <w:t xml:space="preserve">A)  1.5 = 3/2</w:t>
-      </w:r>
-      <w:r>
-        <w:rPr>
-          <w:i/>
-          <w:iCs/>
-          <w:color w:val="5F6F80"/>
-          <w:sz w:val="19"/>
-          <w:szCs w:val="19"/>
-        </w:rPr>
-        <w:t xml:space="preserve">  — 150% = 150 ÷ 100 = 1.5, and 150/100 simplifies to 3/2. It is more than one whole, so the decimal is greater than 1.</w:t>
-      </w:r>
-    </w:p>
-    <w:p>
-      <w:pPr>
-        <w:pStyle w:val="Heading2"/>
-        <w:spacing w:after="80" w:before="180"/>
-      </w:pPr>
-      <w:r>
-        <w:rPr>
-          <w:b/>
-          <w:bCs/>
-          <w:color w:val="12355B"/>
-          <w:sz w:val="24"/>
-          <w:szCs w:val="24"/>
-        </w:rPr>
-        <w:t xml:space="preserve">Exit Ticket</w:t>
-      </w:r>
-    </w:p>
-    <w:p>
-      <w:pPr>
-        <w:spacing w:after="80"/>
-      </w:pPr>
-      <w:r>
-        <w:rPr>
-          <w:sz w:val="21"/>
-          <w:szCs w:val="21"/>
-        </w:rPr>
-        <w:t xml:space="preserve">A)  It equals 0.0025 as a decimal</w:t>
-      </w:r>
-      <w:r>
-        <w:rPr>
-          <w:i/>
-          <w:iCs/>
-          <w:color w:val="5F6F80"/>
-          <w:sz w:val="19"/>
-          <w:szCs w:val="19"/>
-        </w:rPr>
-        <w:t xml:space="preserve">  — 0.25% = 0.25 ÷ 100 = 0.0025. It is much less than 1%, not equal to 1/4.</w:t>
       </w:r>
     </w:p>
     <w:sectPr>

--- a/lessons/4-3/downloads/4-3-notes.docx
+++ b/lessons/4-3/downloads/4-3-notes.docx
@@ -14,7 +14,7 @@
           <w:sz w:val="18"/>
           <w:szCs w:val="18"/>
         </w:rPr>
-        <w:t xml:space="preserve">UNIT 4  ·  LESSON 3      STANDARD 6.RP.3C</w:t>
+        <w:t xml:space="preserve">UNIT 4  ·  LESSON 3      STANDARD 6.AT.4</w:t>
       </w:r>
     </w:p>
     <w:p>
@@ -1821,7 +1821,7 @@
                 <w:sz w:val="21"/>
                 <w:szCs w:val="21"/>
               </w:rPr>
-              <w:t xml:space="preserve">An arcade machine has a jackpot that pays out 250% of your tokens if you win. You inserted 40 tokens. Your friend says the jackpot is 100 tokens. Another friend says it's 60 tokens.</w:t>
+              <w:t xml:space="preserve">A different arcade machine pays a jackpot of 300% of your tokens if you win. You inserted 30 tokens. One friend says the jackpot is 90 tokens. Another friend says it's 33 tokens.</w:t>
             </w:r>
           </w:p>
           <w:p>
@@ -1871,7 +1871,7 @@
           <w:sz w:val="20"/>
           <w:szCs w:val="20"/>
         </w:rPr>
-        <w:t xml:space="preserve">The friend who said ___ tokens is correct because 250% of 40 = ___ × 40 = ___. The other friend found ___% of 40 instead.</w:t>
+        <w:t xml:space="preserve">The friend who said ___ tokens is correct because 300% of 30 = ___ × 30 = ___. The other friend treated 300% as if it were ___% instead.</w:t>
       </w:r>
     </w:p>
     <w:p>
@@ -2364,6 +2364,32 @@
     </w:p>
     <w:p>
       <w:pPr>
+        <w:pStyle w:val="Heading2"/>
+        <w:spacing w:after="80" w:before="180"/>
+      </w:pPr>
+      <w:r>
+        <w:rPr>
+          <w:b/>
+          <w:bCs/>
+          <w:color w:val="12355B"/>
+          <w:sz w:val="24"/>
+          <w:szCs w:val="24"/>
+        </w:rPr>
+        <w:t xml:space="preserve">Level 1 Support</w:t>
+      </w:r>
+      <w:r>
+        <w:rPr>
+          <w:i/>
+          <w:iCs/>
+          <w:color w:val="1FA6A2"/>
+          <w:sz w:val="19"/>
+          <w:szCs w:val="19"/>
+        </w:rPr>
+        <w:t xml:space="preserve">   extra scaffolding</w:t>
+      </w:r>
+    </w:p>
+    <w:p>
+      <w:pPr>
         <w:keepNext/>
         <w:spacing w:after="60" w:before="160"/>
       </w:pPr>
@@ -2624,6 +2650,32 @@
     </w:tbl>
     <w:p>
       <w:pPr>
+        <w:pStyle w:val="Heading2"/>
+        <w:spacing w:after="80" w:before="180"/>
+      </w:pPr>
+      <w:r>
+        <w:rPr>
+          <w:b/>
+          <w:bCs/>
+          <w:color w:val="12355B"/>
+          <w:sz w:val="24"/>
+          <w:szCs w:val="24"/>
+        </w:rPr>
+        <w:t xml:space="preserve">On Level</w:t>
+      </w:r>
+      <w:r>
+        <w:rPr>
+          <w:i/>
+          <w:iCs/>
+          <w:color w:val="12355B"/>
+          <w:sz w:val="19"/>
+          <w:szCs w:val="19"/>
+        </w:rPr>
+        <w:t xml:space="preserve">   grade-level practice</w:t>
+      </w:r>
+    </w:p>
+    <w:p>
+      <w:pPr>
         <w:keepNext/>
         <w:spacing w:after="60" w:before="160"/>
       </w:pPr>
@@ -2697,136 +2749,6 @@
           <w:szCs w:val="20"/>
         </w:rPr>
         <w:t xml:space="preserve">D)  4.0</w:t>
-      </w:r>
-    </w:p>
-    <w:p>
-      <w:pPr>
-        <w:spacing w:after="20"/>
-      </w:pPr>
-      <w:r>
-        <w:t xml:space="preserve"/>
-      </w:r>
-    </w:p>
-    <w:tbl>
-      <w:tblPr>
-        <w:tblW w:type="pct" w:w="100%"/>
-        <w:tblBorders>
-          <w:top w:val="single" w:color="C7D2DD" w:sz="6"/>
-          <w:left w:val="single" w:color="C7D2DD" w:sz="6"/>
-          <w:bottom w:val="single" w:color="C7D2DD" w:sz="6"/>
-          <w:right w:val="single" w:color="C7D2DD" w:sz="6"/>
-          <w:insideH w:val="single" w:color="auto" w:sz="4"/>
-          <w:insideV w:val="single" w:color="auto" w:sz="4"/>
-        </w:tblBorders>
-      </w:tblPr>
-      <w:tblGrid>
-        <w:gridCol w:w="100"/>
-      </w:tblGrid>
-      <w:tr>
-        <w:tc>
-          <w:tcPr>
-            <w:shd w:fill="FBF3E2" w:color="auto" w:val="clear"/>
-            <w:tcMar>
-              <w:top w:type="dxa" w:w="60"/>
-              <w:left w:type="dxa" w:w="120"/>
-              <w:bottom w:type="dxa" w:w="60"/>
-              <w:right w:type="dxa" w:w="120"/>
-            </w:tcMar>
-          </w:tcPr>
-          <w:p>
-            <w:pPr>
-              <w:spacing w:after="0" w:line="320"/>
-            </w:pPr>
-            <w:r>
-              <w:t xml:space="preserve"/>
-            </w:r>
-          </w:p>
-          <w:p>
-            <w:pPr>
-              <w:spacing w:after="0" w:line="320"/>
-            </w:pPr>
-            <w:r>
-              <w:t xml:space="preserve"/>
-            </w:r>
-          </w:p>
-        </w:tc>
-      </w:tr>
-    </w:tbl>
-    <w:p>
-      <w:pPr>
-        <w:keepNext/>
-        <w:spacing w:after="60" w:before="160"/>
-      </w:pPr>
-      <w:r>
-        <w:rPr>
-          <w:b/>
-          <w:bCs/>
-          <w:color w:val="12355B"/>
-          <w:sz w:val="22"/>
-          <w:szCs w:val="22"/>
-        </w:rPr>
-        <w:t xml:space="preserve">4.  </w:t>
-      </w:r>
-      <w:r>
-        <w:rPr>
-          <w:b/>
-          <w:bCs/>
-          <w:sz w:val="21"/>
-          <w:szCs w:val="21"/>
-        </w:rPr>
-        <w:t xml:space="preserve">A power-up boosts your damage to 150% of normal. Written as a decimal and a fraction, 150% equals:</w:t>
-      </w:r>
-    </w:p>
-    <w:p>
-      <w:pPr>
-        <w:spacing w:after="40"/>
-        <w:ind w:left="420"/>
-      </w:pPr>
-      <w:r>
-        <w:rPr>
-          <w:sz w:val="20"/>
-          <w:szCs w:val="20"/>
-        </w:rPr>
-        <w:t xml:space="preserve">A)  1.5 = 3/2</w:t>
-      </w:r>
-    </w:p>
-    <w:p>
-      <w:pPr>
-        <w:spacing w:after="40"/>
-        <w:ind w:left="420"/>
-      </w:pPr>
-      <w:r>
-        <w:rPr>
-          <w:sz w:val="20"/>
-          <w:szCs w:val="20"/>
-        </w:rPr>
-        <w:t xml:space="preserve">B)  0.15 = 3/20</w:t>
-      </w:r>
-    </w:p>
-    <w:p>
-      <w:pPr>
-        <w:spacing w:after="40"/>
-        <w:ind w:left="420"/>
-      </w:pPr>
-      <w:r>
-        <w:rPr>
-          <w:sz w:val="20"/>
-          <w:szCs w:val="20"/>
-        </w:rPr>
-        <w:t xml:space="preserve">C)  15 = 15/1</w:t>
-      </w:r>
-    </w:p>
-    <w:p>
-      <w:pPr>
-        <w:spacing w:after="40"/>
-        <w:ind w:left="420"/>
-      </w:pPr>
-      <w:r>
-        <w:rPr>
-          <w:sz w:val="20"/>
-          <w:szCs w:val="20"/>
-        </w:rPr>
-        <w:t xml:space="preserve">D)  0.015 = 3/200</w:t>
       </w:r>
     </w:p>
     <w:p>

--- a/lessons/4-3/downloads/4-3-notes.docx
+++ b/lessons/4-3/downloads/4-3-notes.docx
@@ -1228,6 +1228,1302 @@
           <w:szCs w:val="22"/>
         </w:rPr>
         <w:t xml:space="preserve">A number with a whole part and a fraction part, like 1 1/2, is a ___.</w:t>
+      </w:r>
+    </w:p>
+    <w:p>
+      <w:pPr>
+        <w:pStyle w:val="Heading1"/>
+        <w:pageBreakBefore/>
+        <w:pBdr>
+          <w:bottom w:val="single" w:color="1FA6A2" w:sz="14" w:space="6"/>
+        </w:pBdr>
+        <w:spacing w:after="140" w:before="0"/>
+      </w:pPr>
+      <w:r>
+        <w:rPr>
+          <w:b/>
+          <w:bCs/>
+          <w:color w:val="12355B"/>
+          <w:sz w:val="30"/>
+          <w:szCs w:val="30"/>
+        </w:rPr>
+        <w:t xml:space="preserve">Write About the Math</w:t>
+      </w:r>
+    </w:p>
+    <w:p>
+      <w:pPr>
+        <w:spacing w:after="100"/>
+      </w:pPr>
+      <w:r>
+        <w:rPr>
+          <w:i/>
+          <w:iCs/>
+          <w:color w:val="5F6F80"/>
+          <w:sz w:val="19"/>
+          <w:szCs w:val="19"/>
+        </w:rPr>
+        <w:t xml:space="preserve">Use the support level you need. Every level answers the same math question.</w:t>
+      </w:r>
+    </w:p>
+    <w:p>
+      <w:pPr>
+        <w:pStyle w:val="Heading2"/>
+        <w:spacing w:after="80" w:before="180"/>
+      </w:pPr>
+      <w:r>
+        <w:rPr>
+          <w:b/>
+          <w:bCs/>
+          <w:color w:val="12355B"/>
+          <w:sz w:val="24"/>
+          <w:szCs w:val="24"/>
+        </w:rPr>
+        <w:t xml:space="preserve">1. Understand the Question</w:t>
+      </w:r>
+      <w:r>
+        <w:rPr>
+          <w:i/>
+          <w:iCs/>
+          <w:color w:val="B97A12"/>
+          <w:sz w:val="19"/>
+          <w:szCs w:val="19"/>
+        </w:rPr>
+        <w:t xml:space="preserve">   compare</w:t>
+      </w:r>
+    </w:p>
+    <w:tbl>
+      <w:tblPr>
+        <w:tblW w:type="pct" w:w="100%"/>
+        <w:tblBorders>
+          <w:top w:val="single" w:color="1FA6A2" w:sz="8"/>
+          <w:left w:val="single" w:color="1FA6A2" w:sz="8"/>
+          <w:bottom w:val="single" w:color="1FA6A2" w:sz="8"/>
+          <w:right w:val="single" w:color="1FA6A2" w:sz="8"/>
+          <w:insideH w:val="single" w:color="auto" w:sz="4"/>
+          <w:insideV w:val="single" w:color="auto" w:sz="4"/>
+        </w:tblBorders>
+      </w:tblPr>
+      <w:tblGrid>
+        <w:gridCol w:w="100"/>
+      </w:tblGrid>
+      <w:tr>
+        <w:tc>
+          <w:tcPr>
+            <w:shd w:fill="E6F4F3" w:color="auto" w:val="clear"/>
+            <w:tcMar>
+              <w:top w:type="dxa" w:w="120"/>
+              <w:left w:type="dxa" w:w="180"/>
+              <w:bottom w:type="dxa" w:w="120"/>
+              <w:right w:type="dxa" w:w="180"/>
+            </w:tcMar>
+          </w:tcPr>
+          <w:p>
+            <w:pPr>
+              <w:spacing w:after="60"/>
+            </w:pPr>
+            <w:r>
+              <w:rPr>
+                <w:color w:val="1A2733"/>
+                <w:sz w:val="21"/>
+                <w:szCs w:val="21"/>
+              </w:rPr>
+              <w:t xml:space="preserve">When you wrote percents like 150% and 0.5% as decimals, what did you notice about their size compared to 1?</w:t>
+            </w:r>
+          </w:p>
+          <w:p>
+            <w:pPr>
+              <w:spacing w:after="0"/>
+            </w:pPr>
+            <w:r>
+              <w:rPr>
+                <w:b/>
+                <w:bCs/>
+                <w:color w:val="12355B"/>
+                <w:sz w:val="20"/>
+                <w:szCs w:val="20"/>
+              </w:rPr>
+              <w:t xml:space="preserve">Your job:  </w:t>
+            </w:r>
+            <w:r>
+              <w:rPr>
+                <w:sz w:val="20"/>
+                <w:szCs w:val="20"/>
+              </w:rPr>
+              <w:t xml:space="preserve">Answer the question. Use math evidence. Explain how the evidence proves your answer.</w:t>
+            </w:r>
+            <w:r>
+              <w:rPr>
+                <w:i/>
+                <w:iCs/>
+                <w:color w:val="5F6F80"/>
+                <w:sz w:val="18"/>
+                <w:szCs w:val="18"/>
+              </w:rPr>
+              <w:br/>
+              <w:t xml:space="preserve">Responde la pregunta. Usa evidencia matemática. Explica cómo la evidencia demuestra tu respuesta.</w:t>
+            </w:r>
+          </w:p>
+        </w:tc>
+      </w:tr>
+    </w:tbl>
+    <w:p>
+      <w:pPr>
+        <w:pStyle w:val="Heading2"/>
+        <w:spacing w:after="80" w:before="180"/>
+      </w:pPr>
+      <w:r>
+        <w:rPr>
+          <w:b/>
+          <w:bCs/>
+          <w:color w:val="12355B"/>
+          <w:sz w:val="24"/>
+          <w:szCs w:val="24"/>
+        </w:rPr>
+        <w:t xml:space="preserve">2. Plan Your Math Words</w:t>
+      </w:r>
+      <w:r>
+        <w:rPr>
+          <w:i/>
+          <w:iCs/>
+          <w:color w:val="1FA6A2"/>
+          <w:sz w:val="19"/>
+          <w:szCs w:val="19"/>
+        </w:rPr>
+        <w:t xml:space="preserve">   check at least two</w:t>
+      </w:r>
+    </w:p>
+    <w:p>
+      <w:pPr>
+        <w:spacing w:after="60"/>
+      </w:pPr>
+      <w:r>
+        <w:rPr>
+          <w:b/>
+          <w:bCs/>
+          <w:color w:val="1FA6A2"/>
+          <w:sz w:val="22"/>
+          <w:szCs w:val="22"/>
+        </w:rPr>
+        <w:t xml:space="preserve">☐  </w:t>
+      </w:r>
+      <w:r>
+        <w:rPr>
+          <w:b/>
+          <w:bCs/>
+          <w:color w:val="12355B"/>
+          <w:sz w:val="20"/>
+          <w:szCs w:val="20"/>
+        </w:rPr>
+        <w:t xml:space="preserve">Percent — </w:t>
+      </w:r>
+      <w:r>
+        <w:rPr>
+          <w:sz w:val="20"/>
+          <w:szCs w:val="20"/>
+        </w:rPr>
+        <w:t xml:space="preserve">A way to compare a number to 100, shown with the % sign.</w:t>
+      </w:r>
+      <w:r>
+        <w:rPr>
+          <w:i/>
+          <w:iCs/>
+          <w:color w:val="5F6F80"/>
+          <w:sz w:val="18"/>
+          <w:szCs w:val="18"/>
+        </w:rPr>
+        <w:br/>
+        <w:t xml:space="preserve">Porcentaje — Una manera de comparar un número con 100, con el signo %.</w:t>
+      </w:r>
+    </w:p>
+    <w:p>
+      <w:pPr>
+        <w:spacing w:after="60"/>
+      </w:pPr>
+      <w:r>
+        <w:rPr>
+          <w:b/>
+          <w:bCs/>
+          <w:color w:val="1FA6A2"/>
+          <w:sz w:val="22"/>
+          <w:szCs w:val="22"/>
+        </w:rPr>
+        <w:t xml:space="preserve">☐  </w:t>
+      </w:r>
+      <w:r>
+        <w:rPr>
+          <w:b/>
+          <w:bCs/>
+          <w:color w:val="12355B"/>
+          <w:sz w:val="20"/>
+          <w:szCs w:val="20"/>
+        </w:rPr>
+        <w:t xml:space="preserve">Greater than 100% — </w:t>
+      </w:r>
+      <w:r>
+        <w:rPr>
+          <w:sz w:val="20"/>
+          <w:szCs w:val="20"/>
+        </w:rPr>
+        <w:t xml:space="preserve">A percent bigger than 100%, more than the whole thing.</w:t>
+      </w:r>
+      <w:r>
+        <w:rPr>
+          <w:i/>
+          <w:iCs/>
+          <w:color w:val="5F6F80"/>
+          <w:sz w:val="18"/>
+          <w:szCs w:val="18"/>
+        </w:rPr>
+        <w:br/>
+        <w:t xml:space="preserve">Mayor que 100% — Un porcentaje mayor que 100%, más que todo el entero.</w:t>
+      </w:r>
+    </w:p>
+    <w:p>
+      <w:pPr>
+        <w:spacing w:after="60"/>
+      </w:pPr>
+      <w:r>
+        <w:rPr>
+          <w:b/>
+          <w:bCs/>
+          <w:color w:val="1FA6A2"/>
+          <w:sz w:val="22"/>
+          <w:szCs w:val="22"/>
+        </w:rPr>
+        <w:t xml:space="preserve">☐  </w:t>
+      </w:r>
+      <w:r>
+        <w:rPr>
+          <w:b/>
+          <w:bCs/>
+          <w:color w:val="12355B"/>
+          <w:sz w:val="20"/>
+          <w:szCs w:val="20"/>
+        </w:rPr>
+        <w:t xml:space="preserve">Less than 1% — </w:t>
+      </w:r>
+      <w:r>
+        <w:rPr>
+          <w:sz w:val="20"/>
+          <w:szCs w:val="20"/>
+        </w:rPr>
+        <w:t xml:space="preserve">A percent smaller than 1%, a very tiny part.</w:t>
+      </w:r>
+      <w:r>
+        <w:rPr>
+          <w:i/>
+          <w:iCs/>
+          <w:color w:val="5F6F80"/>
+          <w:sz w:val="18"/>
+          <w:szCs w:val="18"/>
+        </w:rPr>
+        <w:br/>
+        <w:t xml:space="preserve">Menor que 1% — Un porcentaje menor que 1%, una parte muy pequeña.</w:t>
+      </w:r>
+    </w:p>
+    <w:p>
+      <w:pPr>
+        <w:spacing w:after="60"/>
+      </w:pPr>
+      <w:r>
+        <w:rPr>
+          <w:b/>
+          <w:bCs/>
+          <w:color w:val="1FA6A2"/>
+          <w:sz w:val="22"/>
+          <w:szCs w:val="22"/>
+        </w:rPr>
+        <w:t xml:space="preserve">☐  </w:t>
+      </w:r>
+      <w:r>
+        <w:rPr>
+          <w:b/>
+          <w:bCs/>
+          <w:color w:val="12355B"/>
+          <w:sz w:val="20"/>
+          <w:szCs w:val="20"/>
+        </w:rPr>
+        <w:t xml:space="preserve">Equivalent — </w:t>
+      </w:r>
+      <w:r>
+        <w:rPr>
+          <w:sz w:val="20"/>
+          <w:szCs w:val="20"/>
+        </w:rPr>
+        <w:t xml:space="preserve">Having the same value, just written a different way.</w:t>
+      </w:r>
+      <w:r>
+        <w:rPr>
+          <w:i/>
+          <w:iCs/>
+          <w:color w:val="5F6F80"/>
+          <w:sz w:val="18"/>
+          <w:szCs w:val="18"/>
+        </w:rPr>
+        <w:br/>
+        <w:t xml:space="preserve">Equivalente — Tener el mismo valor, escrito de otra forma.</w:t>
+      </w:r>
+    </w:p>
+    <w:p>
+      <w:pPr>
+        <w:spacing w:after="60"/>
+      </w:pPr>
+      <w:r>
+        <w:rPr>
+          <w:b/>
+          <w:bCs/>
+          <w:color w:val="1FA6A2"/>
+          <w:sz w:val="22"/>
+          <w:szCs w:val="22"/>
+        </w:rPr>
+        <w:t xml:space="preserve">☐  </w:t>
+      </w:r>
+      <w:r>
+        <w:rPr>
+          <w:b/>
+          <w:bCs/>
+          <w:color w:val="12355B"/>
+          <w:sz w:val="20"/>
+          <w:szCs w:val="20"/>
+        </w:rPr>
+        <w:t xml:space="preserve">Mixed number — </w:t>
+      </w:r>
+      <w:r>
+        <w:rPr>
+          <w:sz w:val="20"/>
+          <w:szCs w:val="20"/>
+        </w:rPr>
+        <w:t xml:space="preserve">A whole number plus a fraction, like 1 1/2.</w:t>
+      </w:r>
+      <w:r>
+        <w:rPr>
+          <w:i/>
+          <w:iCs/>
+          <w:color w:val="5F6F80"/>
+          <w:sz w:val="18"/>
+          <w:szCs w:val="18"/>
+        </w:rPr>
+        <w:br/>
+        <w:t xml:space="preserve">Número mixto — Un número entero más una fracción, como 1 1/2.</w:t>
+      </w:r>
+    </w:p>
+    <w:tbl>
+      <w:tblPr>
+        <w:tblW w:type="pct" w:w="100%"/>
+        <w:tblBorders>
+          <w:top w:val="single" w:color="1FA6A2" w:sz="8"/>
+          <w:left w:val="single" w:color="1FA6A2" w:sz="8"/>
+          <w:bottom w:val="single" w:color="1FA6A2" w:sz="8"/>
+          <w:right w:val="single" w:color="1FA6A2" w:sz="8"/>
+          <w:insideH w:val="single" w:color="auto" w:sz="4"/>
+          <w:insideV w:val="single" w:color="auto" w:sz="4"/>
+        </w:tblBorders>
+      </w:tblPr>
+      <w:tblGrid>
+        <w:gridCol w:w="100"/>
+      </w:tblGrid>
+      <w:tr>
+        <w:tc>
+          <w:tcPr>
+            <w:shd w:fill="F7FFFD" w:color="auto" w:val="clear"/>
+            <w:tcMar>
+              <w:top w:type="dxa" w:w="120"/>
+              <w:left w:type="dxa" w:w="180"/>
+              <w:bottom w:type="dxa" w:w="120"/>
+              <w:right w:type="dxa" w:w="180"/>
+            </w:tcMar>
+          </w:tcPr>
+          <w:p>
+            <w:pPr>
+              <w:spacing w:after="50"/>
+            </w:pPr>
+            <w:r>
+              <w:rPr>
+                <w:b/>
+                <w:bCs/>
+                <w:color w:val="1FA6A2"/>
+                <w:sz w:val="20"/>
+                <w:szCs w:val="20"/>
+              </w:rPr>
+              <w:t xml:space="preserve">Say it first:  </w:t>
+            </w:r>
+            <w:r>
+              <w:rPr>
+                <w:sz w:val="20"/>
+                <w:szCs w:val="20"/>
+              </w:rPr>
+              <w:t xml:space="preserve">Say your idea to a partner or quietly to yourself before you write.</w:t>
+            </w:r>
+          </w:p>
+          <w:p>
+            <w:pPr>
+              <w:spacing w:after="60"/>
+            </w:pPr>
+            <w:r>
+              <w:rPr>
+                <w:color w:val="1A2733"/>
+                <w:sz w:val="21"/>
+                <w:szCs w:val="21"/>
+              </w:rPr>
+              <w:t xml:space="preserve">150% as a decimal is ___ because ___.</w:t>
+            </w:r>
+            <w:r>
+              <w:rPr>
+                <w:i/>
+                <w:iCs/>
+                <w:color w:val="5F6F80"/>
+                <w:sz w:val="19"/>
+                <w:szCs w:val="19"/>
+              </w:rPr>
+              <w:br/>
+              <w:t xml:space="preserve">150% como decimal es ___ porque ___.</w:t>
+            </w:r>
+          </w:p>
+        </w:tc>
+      </w:tr>
+    </w:tbl>
+    <w:p>
+      <w:pPr>
+        <w:pStyle w:val="Heading2"/>
+        <w:spacing w:after="80" w:before="180"/>
+      </w:pPr>
+      <w:r>
+        <w:rPr>
+          <w:b/>
+          <w:bCs/>
+          <w:color w:val="12355B"/>
+          <w:sz w:val="24"/>
+          <w:szCs w:val="24"/>
+        </w:rPr>
+        <w:t xml:space="preserve">3. Build Your Explanation</w:t>
+      </w:r>
+      <w:r>
+        <w:rPr>
+          <w:i/>
+          <w:iCs/>
+          <w:color w:val="B97A12"/>
+          <w:sz w:val="19"/>
+          <w:szCs w:val="19"/>
+        </w:rPr>
+        <w:t xml:space="preserve">   choose your support</w:t>
+      </w:r>
+    </w:p>
+    <w:tbl>
+      <w:tblPr>
+        <w:tblW w:type="pct" w:w="100%"/>
+        <w:tblBorders>
+          <w:top w:val="single" w:color="BBD0DE" w:sz="8"/>
+          <w:left w:val="single" w:color="BBD0DE" w:sz="8"/>
+          <w:bottom w:val="single" w:color="BBD0DE" w:sz="8"/>
+          <w:right w:val="single" w:color="BBD0DE" w:sz="8"/>
+          <w:insideH w:val="single" w:color="auto" w:sz="4"/>
+          <w:insideV w:val="single" w:color="auto" w:sz="4"/>
+        </w:tblBorders>
+      </w:tblPr>
+      <w:tblGrid>
+        <w:gridCol w:w="100"/>
+      </w:tblGrid>
+      <w:tr>
+        <w:tc>
+          <w:tcPr>
+            <w:shd w:fill="EEF4F8" w:color="auto" w:val="clear"/>
+            <w:tcMar>
+              <w:top w:type="dxa" w:w="120"/>
+              <w:left w:type="dxa" w:w="180"/>
+              <w:bottom w:type="dxa" w:w="120"/>
+              <w:right w:type="dxa" w:w="180"/>
+            </w:tcMar>
+          </w:tcPr>
+          <w:p>
+            <w:pPr>
+              <w:spacing w:after="50"/>
+            </w:pPr>
+            <w:r>
+              <w:rPr>
+                <w:i/>
+                <w:iCs/>
+                <w:color w:val="5F6F80"/>
+                <w:sz w:val="19"/>
+                <w:szCs w:val="19"/>
+              </w:rPr>
+              <w:t xml:space="preserve">This model shows the parts of an explanation. It does not answer your writing question.</w:t>
+            </w:r>
+          </w:p>
+          <w:p>
+            <w:pPr>
+              <w:spacing w:after="80"/>
+            </w:pPr>
+            <w:r>
+              <w:rPr>
+                <w:b/>
+                <w:bCs/>
+                <w:color w:val="12355B"/>
+                <w:sz w:val="19"/>
+                <w:szCs w:val="19"/>
+              </w:rPr>
+              <w:t xml:space="preserve">Claim:  </w:t>
+            </w:r>
+            <w:r>
+              <w:rPr>
+                <w:sz w:val="19"/>
+                <w:szCs w:val="19"/>
+              </w:rPr>
+              <w:t xml:space="preserve">150% is more than one whole, and 0.5% is a tiny piece smaller than 1%.</w:t>
+            </w:r>
+          </w:p>
+          <w:p>
+            <w:pPr>
+              <w:spacing w:after="80"/>
+            </w:pPr>
+            <w:r>
+              <w:rPr>
+                <w:b/>
+                <w:bCs/>
+                <w:color w:val="12355B"/>
+                <w:sz w:val="19"/>
+                <w:szCs w:val="19"/>
+              </w:rPr>
+              <w:t xml:space="preserve">Evidence:  </w:t>
+            </w:r>
+            <w:r>
+              <w:rPr>
+                <w:sz w:val="19"/>
+                <w:szCs w:val="19"/>
+              </w:rPr>
+              <w:t xml:space="preserve">Students explain 150% is more than one whole (the player beat the goal) and 0.5% is far less than one whole (a tiny boost), connecting to the idea of 100% as the whole.</w:t>
+            </w:r>
+          </w:p>
+          <w:p>
+            <w:pPr>
+              <w:spacing w:after="80"/>
+            </w:pPr>
+            <w:r>
+              <w:rPr>
+                <w:b/>
+                <w:bCs/>
+                <w:color w:val="12355B"/>
+                <w:sz w:val="19"/>
+                <w:szCs w:val="19"/>
+              </w:rPr>
+              <w:t xml:space="preserve">Reasoning:  </w:t>
+            </w:r>
+            <w:r>
+              <w:rPr>
+                <w:sz w:val="19"/>
+                <w:szCs w:val="19"/>
+              </w:rPr>
+              <w:t xml:space="preserve">This evidence connects the definition of percent to the mathematical claim.</w:t>
+            </w:r>
+          </w:p>
+        </w:tc>
+      </w:tr>
+    </w:tbl>
+    <w:p>
+      <w:pPr>
+        <w:pStyle w:val="Heading2"/>
+        <w:spacing w:after="80" w:before="180"/>
+      </w:pPr>
+      <w:r>
+        <w:rPr>
+          <w:b/>
+          <w:bCs/>
+          <w:color w:val="12355B"/>
+          <w:sz w:val="24"/>
+          <w:szCs w:val="24"/>
+        </w:rPr>
+        <w:t xml:space="preserve">Start</w:t>
+      </w:r>
+      <w:r>
+        <w:rPr>
+          <w:i/>
+          <w:iCs/>
+          <w:color w:val="1FA6A2"/>
+          <w:sz w:val="19"/>
+          <w:szCs w:val="19"/>
+        </w:rPr>
+        <w:t xml:space="preserve">   Most language support</w:t>
+      </w:r>
+    </w:p>
+    <w:p>
+      <w:pPr>
+        <w:spacing w:after="60"/>
+      </w:pPr>
+      <w:r>
+        <w:rPr>
+          <w:color w:val="1A2733"/>
+          <w:sz w:val="21"/>
+          <w:szCs w:val="21"/>
+        </w:rPr>
+        <w:t xml:space="preserve">Complete the frames. Use the word bank.</w:t>
+      </w:r>
+      <w:r>
+        <w:rPr>
+          <w:i/>
+          <w:iCs/>
+          <w:color w:val="5F6F80"/>
+          <w:sz w:val="19"/>
+          <w:szCs w:val="19"/>
+        </w:rPr>
+        <w:br/>
+        <w:t xml:space="preserve">Completa las oraciones. Usa el banco de palabras.</w:t>
+      </w:r>
+    </w:p>
+    <w:p>
+      <w:pPr>
+        <w:spacing w:after="60"/>
+      </w:pPr>
+      <w:r>
+        <w:rPr>
+          <w:color w:val="1A2733"/>
+          <w:sz w:val="21"/>
+          <w:szCs w:val="21"/>
+        </w:rPr>
+        <w:t xml:space="preserve">150% as a decimal is ___ because ___.</w:t>
+      </w:r>
+      <w:r>
+        <w:rPr>
+          <w:i/>
+          <w:iCs/>
+          <w:color w:val="5F6F80"/>
+          <w:sz w:val="19"/>
+          <w:szCs w:val="19"/>
+        </w:rPr>
+        <w:br/>
+        <w:t xml:space="preserve">150% como decimal es ___ porque ___.</w:t>
+      </w:r>
+    </w:p>
+    <w:p>
+      <w:pPr>
+        <w:spacing w:after="60"/>
+      </w:pPr>
+      <w:r>
+        <w:rPr>
+          <w:color w:val="1A2733"/>
+          <w:sz w:val="21"/>
+          <w:szCs w:val="21"/>
+        </w:rPr>
+        <w:t xml:space="preserve">Percents over 100% have decimals ___ than 1, and percents under 1% have decimals ___.</w:t>
+      </w:r>
+      <w:r>
+        <w:rPr>
+          <w:i/>
+          <w:iCs/>
+          <w:color w:val="5F6F80"/>
+          <w:sz w:val="19"/>
+          <w:szCs w:val="19"/>
+        </w:rPr>
+        <w:br/>
+        <w:t xml:space="preserve">Los porcentajes mayores que 100% tienen decimales ___ que 1, y los menores que 1% tienen decimales ___.</w:t>
+      </w:r>
+    </w:p>
+    <w:tbl>
+      <w:tblPr>
+        <w:tblW w:type="pct" w:w="100%"/>
+        <w:tblBorders>
+          <w:top w:val="single" w:color="C7D2DD" w:sz="6"/>
+          <w:left w:val="single" w:color="C7D2DD" w:sz="6"/>
+          <w:bottom w:val="single" w:color="C7D2DD" w:sz="6"/>
+          <w:right w:val="single" w:color="C7D2DD" w:sz="6"/>
+          <w:insideH w:val="single" w:color="auto" w:sz="4"/>
+          <w:insideV w:val="single" w:color="auto" w:sz="4"/>
+        </w:tblBorders>
+      </w:tblPr>
+      <w:tblGrid>
+        <w:gridCol w:w="100"/>
+      </w:tblGrid>
+      <w:tr>
+        <w:tc>
+          <w:tcPr>
+            <w:shd w:fill="FBF3E2" w:color="auto" w:val="clear"/>
+            <w:tcMar>
+              <w:top w:type="dxa" w:w="60"/>
+              <w:left w:type="dxa" w:w="120"/>
+              <w:bottom w:type="dxa" w:w="60"/>
+              <w:right w:type="dxa" w:w="120"/>
+            </w:tcMar>
+          </w:tcPr>
+          <w:p>
+            <w:pPr>
+              <w:spacing w:after="0" w:line="320"/>
+            </w:pPr>
+            <w:r>
+              <w:t xml:space="preserve"/>
+            </w:r>
+          </w:p>
+          <w:p>
+            <w:pPr>
+              <w:spacing w:after="0" w:line="320"/>
+            </w:pPr>
+            <w:r>
+              <w:t xml:space="preserve"/>
+            </w:r>
+          </w:p>
+          <w:p>
+            <w:pPr>
+              <w:spacing w:after="0" w:line="320"/>
+            </w:pPr>
+            <w:r>
+              <w:t xml:space="preserve"/>
+            </w:r>
+          </w:p>
+        </w:tc>
+      </w:tr>
+    </w:tbl>
+    <w:p>
+      <w:pPr>
+        <w:pStyle w:val="Heading2"/>
+        <w:spacing w:after="80" w:before="180"/>
+      </w:pPr>
+      <w:r>
+        <w:rPr>
+          <w:b/>
+          <w:bCs/>
+          <w:color w:val="12355B"/>
+          <w:sz w:val="24"/>
+          <w:szCs w:val="24"/>
+        </w:rPr>
+        <w:t xml:space="preserve">Build</w:t>
+      </w:r>
+      <w:r>
+        <w:rPr>
+          <w:i/>
+          <w:iCs/>
+          <w:color w:val="B97A12"/>
+          <w:sz w:val="19"/>
+          <w:szCs w:val="19"/>
+        </w:rPr>
+        <w:t xml:space="preserve">   Some language support</w:t>
+      </w:r>
+    </w:p>
+    <w:p>
+      <w:pPr>
+        <w:spacing w:after="60"/>
+      </w:pPr>
+      <w:r>
+        <w:rPr>
+          <w:color w:val="1A2733"/>
+          <w:sz w:val="21"/>
+          <w:szCs w:val="21"/>
+        </w:rPr>
+        <w:t xml:space="preserve">Write two connected sentences. Use because, so, or but.</w:t>
+      </w:r>
+      <w:r>
+        <w:rPr>
+          <w:i/>
+          <w:iCs/>
+          <w:color w:val="5F6F80"/>
+          <w:sz w:val="19"/>
+          <w:szCs w:val="19"/>
+        </w:rPr>
+        <w:br/>
+        <w:t xml:space="preserve">Escribe dos oraciones conectadas. Usa porque, entonces o pero.</w:t>
+      </w:r>
+    </w:p>
+    <w:p>
+      <w:pPr>
+        <w:spacing w:after="60"/>
+      </w:pPr>
+      <w:r>
+        <w:rPr>
+          <w:color w:val="1A2733"/>
+          <w:sz w:val="21"/>
+          <w:szCs w:val="21"/>
+        </w:rPr>
+        <w:t xml:space="preserve">My claim is ___.</w:t>
+      </w:r>
+      <w:r>
+        <w:rPr>
+          <w:i/>
+          <w:iCs/>
+          <w:color w:val="5F6F80"/>
+          <w:sz w:val="19"/>
+          <w:szCs w:val="19"/>
+        </w:rPr>
+        <w:br/>
+        <w:t xml:space="preserve">Mi afirmación es ___.</w:t>
+      </w:r>
+    </w:p>
+    <w:p>
+      <w:pPr>
+        <w:spacing w:after="60"/>
+      </w:pPr>
+      <w:r>
+        <w:rPr>
+          <w:color w:val="1A2733"/>
+          <w:sz w:val="21"/>
+          <w:szCs w:val="21"/>
+        </w:rPr>
+        <w:t xml:space="preserve">I know because ___.</w:t>
+      </w:r>
+      <w:r>
+        <w:rPr>
+          <w:i/>
+          <w:iCs/>
+          <w:color w:val="5F6F80"/>
+          <w:sz w:val="19"/>
+          <w:szCs w:val="19"/>
+        </w:rPr>
+        <w:br/>
+        <w:t xml:space="preserve">Lo sé porque ___.</w:t>
+      </w:r>
+    </w:p>
+    <w:p>
+      <w:pPr>
+        <w:spacing w:after="60"/>
+      </w:pPr>
+      <w:r>
+        <w:rPr>
+          <w:color w:val="1A2733"/>
+          <w:sz w:val="21"/>
+          <w:szCs w:val="21"/>
+        </w:rPr>
+        <w:t xml:space="preserve">So ___.</w:t>
+      </w:r>
+      <w:r>
+        <w:rPr>
+          <w:i/>
+          <w:iCs/>
+          <w:color w:val="5F6F80"/>
+          <w:sz w:val="19"/>
+          <w:szCs w:val="19"/>
+        </w:rPr>
+        <w:br/>
+        <w:t xml:space="preserve">Entonces ___.</w:t>
+      </w:r>
+    </w:p>
+    <w:tbl>
+      <w:tblPr>
+        <w:tblW w:type="pct" w:w="100%"/>
+        <w:tblBorders>
+          <w:top w:val="single" w:color="C7D2DD" w:sz="6"/>
+          <w:left w:val="single" w:color="C7D2DD" w:sz="6"/>
+          <w:bottom w:val="single" w:color="C7D2DD" w:sz="6"/>
+          <w:right w:val="single" w:color="C7D2DD" w:sz="6"/>
+          <w:insideH w:val="single" w:color="auto" w:sz="4"/>
+          <w:insideV w:val="single" w:color="auto" w:sz="4"/>
+        </w:tblBorders>
+      </w:tblPr>
+      <w:tblGrid>
+        <w:gridCol w:w="100"/>
+      </w:tblGrid>
+      <w:tr>
+        <w:tc>
+          <w:tcPr>
+            <w:shd w:fill="FBF3E2" w:color="auto" w:val="clear"/>
+            <w:tcMar>
+              <w:top w:type="dxa" w:w="60"/>
+              <w:left w:type="dxa" w:w="120"/>
+              <w:bottom w:type="dxa" w:w="60"/>
+              <w:right w:type="dxa" w:w="120"/>
+            </w:tcMar>
+          </w:tcPr>
+          <w:p>
+            <w:pPr>
+              <w:spacing w:after="0" w:line="320"/>
+            </w:pPr>
+            <w:r>
+              <w:t xml:space="preserve"/>
+            </w:r>
+          </w:p>
+          <w:p>
+            <w:pPr>
+              <w:spacing w:after="0" w:line="320"/>
+            </w:pPr>
+            <w:r>
+              <w:t xml:space="preserve"/>
+            </w:r>
+          </w:p>
+          <w:p>
+            <w:pPr>
+              <w:spacing w:after="0" w:line="320"/>
+            </w:pPr>
+            <w:r>
+              <w:t xml:space="preserve"/>
+            </w:r>
+          </w:p>
+        </w:tc>
+      </w:tr>
+    </w:tbl>
+    <w:p>
+      <w:pPr>
+        <w:pStyle w:val="Heading2"/>
+        <w:spacing w:after="80" w:before="180"/>
+      </w:pPr>
+      <w:r>
+        <w:rPr>
+          <w:b/>
+          <w:bCs/>
+          <w:color w:val="12355B"/>
+          <w:sz w:val="24"/>
+          <w:szCs w:val="24"/>
+        </w:rPr>
+        <w:t xml:space="preserve">Explain</w:t>
+      </w:r>
+      <w:r>
+        <w:rPr>
+          <w:i/>
+          <w:iCs/>
+          <w:color w:val="B97A12"/>
+          <w:sz w:val="19"/>
+          <w:szCs w:val="19"/>
+        </w:rPr>
+        <w:t xml:space="preserve">   Light language support</w:t>
+      </w:r>
+    </w:p>
+    <w:p>
+      <w:pPr>
+        <w:spacing w:after="60"/>
+      </w:pPr>
+      <w:r>
+        <w:rPr>
+          <w:color w:val="1A2733"/>
+          <w:sz w:val="21"/>
+          <w:szCs w:val="21"/>
+        </w:rPr>
+        <w:t xml:space="preserve">Write a claim, give math evidence, and explain your reasoning.</w:t>
+      </w:r>
+      <w:r>
+        <w:rPr>
+          <w:i/>
+          <w:iCs/>
+          <w:color w:val="5F6F80"/>
+          <w:sz w:val="19"/>
+          <w:szCs w:val="19"/>
+        </w:rPr>
+        <w:br/>
+        <w:t xml:space="preserve">Escribe una afirmación, da evidencia matemática y explica tu razonamiento.</w:t>
+      </w:r>
+    </w:p>
+    <w:p>
+      <w:pPr>
+        <w:spacing w:after="60"/>
+      </w:pPr>
+      <w:r>
+        <w:rPr>
+          <w:color w:val="1A2733"/>
+          <w:sz w:val="21"/>
+          <w:szCs w:val="21"/>
+        </w:rPr>
+        <w:t xml:space="preserve">My claim is ___.</w:t>
+      </w:r>
+      <w:r>
+        <w:rPr>
+          <w:i/>
+          <w:iCs/>
+          <w:color w:val="5F6F80"/>
+          <w:sz w:val="19"/>
+          <w:szCs w:val="19"/>
+        </w:rPr>
+        <w:br/>
+        <w:t xml:space="preserve">Mi afirmación es ___.</w:t>
+      </w:r>
+    </w:p>
+    <w:p>
+      <w:pPr>
+        <w:spacing w:after="60"/>
+      </w:pPr>
+      <w:r>
+        <w:rPr>
+          <w:color w:val="1A2733"/>
+          <w:sz w:val="21"/>
+          <w:szCs w:val="21"/>
+        </w:rPr>
+        <w:t xml:space="preserve">My math evidence is ___.</w:t>
+      </w:r>
+      <w:r>
+        <w:rPr>
+          <w:i/>
+          <w:iCs/>
+          <w:color w:val="5F6F80"/>
+          <w:sz w:val="19"/>
+          <w:szCs w:val="19"/>
+        </w:rPr>
+        <w:br/>
+        <w:t xml:space="preserve">Mi evidencia matemática es ___.</w:t>
+      </w:r>
+    </w:p>
+    <w:p>
+      <w:pPr>
+        <w:spacing w:after="60"/>
+      </w:pPr>
+      <w:r>
+        <w:rPr>
+          <w:color w:val="1A2733"/>
+          <w:sz w:val="21"/>
+          <w:szCs w:val="21"/>
+        </w:rPr>
+        <w:t xml:space="preserve">This proves ___ because ___.</w:t>
+      </w:r>
+      <w:r>
+        <w:rPr>
+          <w:i/>
+          <w:iCs/>
+          <w:color w:val="5F6F80"/>
+          <w:sz w:val="19"/>
+          <w:szCs w:val="19"/>
+        </w:rPr>
+        <w:br/>
+        <w:t xml:space="preserve">Esto demuestra ___ porque ___.</w:t>
+      </w:r>
+    </w:p>
+    <w:tbl>
+      <w:tblPr>
+        <w:tblW w:type="pct" w:w="100%"/>
+        <w:tblBorders>
+          <w:top w:val="single" w:color="C7D2DD" w:sz="6"/>
+          <w:left w:val="single" w:color="C7D2DD" w:sz="6"/>
+          <w:bottom w:val="single" w:color="C7D2DD" w:sz="6"/>
+          <w:right w:val="single" w:color="C7D2DD" w:sz="6"/>
+          <w:insideH w:val="single" w:color="auto" w:sz="4"/>
+          <w:insideV w:val="single" w:color="auto" w:sz="4"/>
+        </w:tblBorders>
+      </w:tblPr>
+      <w:tblGrid>
+        <w:gridCol w:w="100"/>
+      </w:tblGrid>
+      <w:tr>
+        <w:tc>
+          <w:tcPr>
+            <w:shd w:fill="FBF3E2" w:color="auto" w:val="clear"/>
+            <w:tcMar>
+              <w:top w:type="dxa" w:w="60"/>
+              <w:left w:type="dxa" w:w="120"/>
+              <w:bottom w:type="dxa" w:w="60"/>
+              <w:right w:type="dxa" w:w="120"/>
+            </w:tcMar>
+          </w:tcPr>
+          <w:p>
+            <w:pPr>
+              <w:spacing w:after="0" w:line="320"/>
+            </w:pPr>
+            <w:r>
+              <w:t xml:space="preserve"/>
+            </w:r>
+          </w:p>
+          <w:p>
+            <w:pPr>
+              <w:spacing w:after="0" w:line="320"/>
+            </w:pPr>
+            <w:r>
+              <w:t xml:space="preserve"/>
+            </w:r>
+          </w:p>
+          <w:p>
+            <w:pPr>
+              <w:spacing w:after="0" w:line="320"/>
+            </w:pPr>
+            <w:r>
+              <w:t xml:space="preserve"/>
+            </w:r>
+          </w:p>
+          <w:p>
+            <w:pPr>
+              <w:spacing w:after="0" w:line="320"/>
+            </w:pPr>
+            <w:r>
+              <w:t xml:space="preserve"/>
+            </w:r>
+          </w:p>
+          <w:p>
+            <w:pPr>
+              <w:spacing w:after="0" w:line="320"/>
+            </w:pPr>
+            <w:r>
+              <w:t xml:space="preserve"/>
+            </w:r>
+          </w:p>
+        </w:tc>
+      </w:tr>
+    </w:tbl>
+    <w:p>
+      <w:pPr>
+        <w:pStyle w:val="Heading2"/>
+        <w:spacing w:after="80" w:before="180"/>
+      </w:pPr>
+      <w:r>
+        <w:rPr>
+          <w:b/>
+          <w:bCs/>
+          <w:color w:val="12355B"/>
+          <w:sz w:val="24"/>
+          <w:szCs w:val="24"/>
+        </w:rPr>
+        <w:t xml:space="preserve">4. Check Your Explanation</w:t>
+      </w:r>
+      <w:r>
+        <w:rPr>
+          <w:i/>
+          <w:iCs/>
+          <w:color w:val="1FA6A2"/>
+          <w:sz w:val="19"/>
+          <w:szCs w:val="19"/>
+        </w:rPr>
+        <w:t xml:space="preserve">   five quick checks</w:t>
+      </w:r>
+    </w:p>
+    <w:p>
+      <w:pPr>
+        <w:spacing w:after="80"/>
+      </w:pPr>
+      <w:r>
+        <w:rPr>
+          <w:b/>
+          <w:bCs/>
+          <w:color w:val="1FA6A2"/>
+          <w:sz w:val="22"/>
+          <w:szCs w:val="22"/>
+        </w:rPr>
+        <w:t xml:space="preserve">☐  </w:t>
+      </w:r>
+      <w:r>
+        <w:rPr>
+          <w:sz w:val="20"/>
+          <w:szCs w:val="20"/>
+        </w:rPr>
+        <w:t xml:space="preserve">I answered the question.</w:t>
+      </w:r>
+      <w:r>
+        <w:rPr>
+          <w:i/>
+          <w:iCs/>
+          <w:color w:val="5F6F80"/>
+          <w:sz w:val="18"/>
+          <w:szCs w:val="18"/>
+        </w:rPr>
+        <w:br/>
+        <w:t xml:space="preserve">Respondí la pregunta.</w:t>
+      </w:r>
+    </w:p>
+    <w:p>
+      <w:pPr>
+        <w:spacing w:after="80"/>
+      </w:pPr>
+      <w:r>
+        <w:rPr>
+          <w:b/>
+          <w:bCs/>
+          <w:color w:val="1FA6A2"/>
+          <w:sz w:val="22"/>
+          <w:szCs w:val="22"/>
+        </w:rPr>
+        <w:t xml:space="preserve">☐  </w:t>
+      </w:r>
+      <w:r>
+        <w:rPr>
+          <w:sz w:val="20"/>
+          <w:szCs w:val="20"/>
+        </w:rPr>
+        <w:t xml:space="preserve">I used math evidence: numbers, an equation, a model, or a comparison.</w:t>
+      </w:r>
+      <w:r>
+        <w:rPr>
+          <w:i/>
+          <w:iCs/>
+          <w:color w:val="5F6F80"/>
+          <w:sz w:val="18"/>
+          <w:szCs w:val="18"/>
+        </w:rPr>
+        <w:br/>
+        <w:t xml:space="preserve">Usé evidencia matemática: números, una ecuación, un modelo o una comparación.</w:t>
+      </w:r>
+    </w:p>
+    <w:p>
+      <w:pPr>
+        <w:spacing w:after="80"/>
+      </w:pPr>
+      <w:r>
+        <w:rPr>
+          <w:b/>
+          <w:bCs/>
+          <w:color w:val="1FA6A2"/>
+          <w:sz w:val="22"/>
+          <w:szCs w:val="22"/>
+        </w:rPr>
+        <w:t xml:space="preserve">☐  </w:t>
+      </w:r>
+      <w:r>
+        <w:rPr>
+          <w:sz w:val="20"/>
+          <w:szCs w:val="20"/>
+        </w:rPr>
+        <w:t xml:space="preserve">I explained how the evidence proves my answer.</w:t>
+      </w:r>
+      <w:r>
+        <w:rPr>
+          <w:i/>
+          <w:iCs/>
+          <w:color w:val="5F6F80"/>
+          <w:sz w:val="18"/>
+          <w:szCs w:val="18"/>
+        </w:rPr>
+        <w:br/>
+        <w:t xml:space="preserve">Expliqué cómo la evidencia demuestra mi respuesta.</w:t>
+      </w:r>
+    </w:p>
+    <w:p>
+      <w:pPr>
+        <w:spacing w:after="80"/>
+      </w:pPr>
+      <w:r>
+        <w:rPr>
+          <w:b/>
+          <w:bCs/>
+          <w:color w:val="1FA6A2"/>
+          <w:sz w:val="22"/>
+          <w:szCs w:val="22"/>
+        </w:rPr>
+        <w:t xml:space="preserve">☐  </w:t>
+      </w:r>
+      <w:r>
+        <w:rPr>
+          <w:sz w:val="20"/>
+          <w:szCs w:val="20"/>
+        </w:rPr>
+        <w:t xml:space="preserve">I used at least two math words.</w:t>
+      </w:r>
+      <w:r>
+        <w:rPr>
+          <w:i/>
+          <w:iCs/>
+          <w:color w:val="5F6F80"/>
+          <w:sz w:val="18"/>
+          <w:szCs w:val="18"/>
+        </w:rPr>
+        <w:br/>
+        <w:t xml:space="preserve">Usé por lo menos dos palabras matemáticas.</w:t>
+      </w:r>
+    </w:p>
+    <w:p>
+      <w:pPr>
+        <w:spacing w:after="80"/>
+      </w:pPr>
+      <w:r>
+        <w:rPr>
+          <w:b/>
+          <w:bCs/>
+          <w:color w:val="1FA6A2"/>
+          <w:sz w:val="22"/>
+          <w:szCs w:val="22"/>
+        </w:rPr>
+        <w:t xml:space="preserve">☐  </w:t>
+      </w:r>
+      <w:r>
+        <w:rPr>
+          <w:sz w:val="20"/>
+          <w:szCs w:val="20"/>
+        </w:rPr>
+        <w:t xml:space="preserve">I reread complete sentences and punctuation.</w:t>
+      </w:r>
+      <w:r>
+        <w:rPr>
+          <w:i/>
+          <w:iCs/>
+          <w:color w:val="5F6F80"/>
+          <w:sz w:val="18"/>
+          <w:szCs w:val="18"/>
+        </w:rPr>
+        <w:br/>
+        <w:t xml:space="preserve">Volví a leer mis oraciones completas y la puntuación.</w:t>
       </w:r>
     </w:p>
     <w:p>

--- a/lessons/4-3/downloads/4-3-notes.docx
+++ b/lessons/4-3/downloads/4-3-notes.docx
@@ -366,7 +366,7 @@
           </w:p>
           <w:p>
             <w:pPr>
-              <w:spacing w:after="0"/>
+              <w:spacing w:after="40"/>
             </w:pPr>
             <w:r>
               <w:rPr>
@@ -374,6 +374,31 @@
                 <w:szCs w:val="21"/>
               </w:rPr>
               <w:t xml:space="preserve">A reasoned answer that is close enough to be useful, found without exact computation.</w:t>
+            </w:r>
+          </w:p>
+          <w:p>
+            <w:pPr>
+              <w:spacing w:after="0"/>
+            </w:pPr>
+            <w:r>
+              <w:rPr>
+                <w:b/>
+                <w:bCs/>
+                <w:color w:val="1FA6A2"/>
+                <w:sz w:val="18"/>
+                <w:szCs w:val="18"/>
+              </w:rPr>
+              <w:t xml:space="preserve">Example:  </w:t>
+            </w:r>
+            <w:r>
+              <w:rPr>
+                <w:i/>
+                <w:iCs/>
+                <w:color w:val="5F6F80"/>
+                <w:sz w:val="18"/>
+                <w:szCs w:val="18"/>
+              </w:rPr>
+              <w:t xml:space="preserve">8.6% of 216 ≈ 10% of 200 = 20 pounds of metal.</w:t>
             </w:r>
           </w:p>
         </w:tc>
@@ -495,7 +520,7 @@
           </w:p>
           <w:p>
             <w:pPr>
-              <w:spacing w:after="0"/>
+              <w:spacing w:after="40"/>
             </w:pPr>
             <w:r>
               <w:rPr>
@@ -503,6 +528,31 @@
                 <w:szCs w:val="21"/>
               </w:rPr>
               <w:t xml:space="preserve">A friendly percent — 1%, 10%, 25%, 50%, 75%, 100% — used as a landmark for estimating.</w:t>
+            </w:r>
+          </w:p>
+          <w:p>
+            <w:pPr>
+              <w:spacing w:after="0"/>
+            </w:pPr>
+            <w:r>
+              <w:rPr>
+                <w:b/>
+                <w:bCs/>
+                <w:color w:val="1FA6A2"/>
+                <w:sz w:val="18"/>
+                <w:szCs w:val="18"/>
+              </w:rPr>
+              <w:t xml:space="preserve">Example:  </w:t>
+            </w:r>
+            <w:r>
+              <w:rPr>
+                <w:i/>
+                <w:iCs/>
+                <w:color w:val="5F6F80"/>
+                <w:sz w:val="18"/>
+                <w:szCs w:val="18"/>
+              </w:rPr>
+              <w:t xml:space="preserve">1% · 10% · 25% · 50% · 75% · 100% — the landmarks you can find mentally.</w:t>
             </w:r>
           </w:p>
         </w:tc>
@@ -563,7 +613,7 @@
                           </pic:cNvPicPr>
                         </pic:nvPicPr>
                         <pic:blipFill>
-                          <a:blip r:embed="rId10" cstate="none"/>
+                          <a:blip r:embed="rId9" cstate="none"/>
                           <a:srcRect/>
                           <a:stretch>
                             <a:fillRect/>
@@ -624,7 +674,7 @@
           </w:p>
           <w:p>
             <w:pPr>
-              <w:spacing w:after="0"/>
+              <w:spacing w:after="40"/>
             </w:pPr>
             <w:r>
               <w:rPr>
@@ -632,6 +682,31 @@
                 <w:szCs w:val="21"/>
               </w:rPr>
               <w:t xml:space="preserve">Numbers close to the originals that are easy to compute with mentally.</w:t>
+            </w:r>
+          </w:p>
+          <w:p>
+            <w:pPr>
+              <w:spacing w:after="0"/>
+            </w:pPr>
+            <w:r>
+              <w:rPr>
+                <w:b/>
+                <w:bCs/>
+                <w:color w:val="1FA6A2"/>
+                <w:sz w:val="18"/>
+                <w:szCs w:val="18"/>
+              </w:rPr>
+              <w:t xml:space="preserve">Example:  </w:t>
+            </w:r>
+            <w:r>
+              <w:rPr>
+                <w:i/>
+                <w:iCs/>
+                <w:color w:val="5F6F80"/>
+                <w:sz w:val="18"/>
+                <w:szCs w:val="18"/>
+              </w:rPr>
+              <w:t xml:space="preserve">8.6% of 216 → 10% of 220: both nudged to numbers that divide nicely.</w:t>
             </w:r>
           </w:p>
         </w:tc>
@@ -692,7 +767,7 @@
                           </pic:cNvPicPr>
                         </pic:nvPicPr>
                         <pic:blipFill>
-                          <a:blip r:embed="rId10" cstate="none"/>
+                          <a:blip r:embed="rId11" cstate="none"/>
                           <a:srcRect/>
                           <a:stretch>
                             <a:fillRect/>
@@ -753,7 +828,7 @@
           </w:p>
           <w:p>
             <w:pPr>
-              <w:spacing w:after="0"/>
+              <w:spacing w:after="40"/>
             </w:pPr>
             <w:r>
               <w:rPr>
@@ -761,6 +836,31 @@
                 <w:szCs w:val="21"/>
               </w:rPr>
               <w:t xml:space="preserve">Two parallel number lines that pair amounts with their percents at the same positions.</w:t>
+            </w:r>
+          </w:p>
+          <w:p>
+            <w:pPr>
+              <w:spacing w:after="0"/>
+            </w:pPr>
+            <w:r>
+              <w:rPr>
+                <w:b/>
+                <w:bCs/>
+                <w:color w:val="1FA6A2"/>
+                <w:sz w:val="18"/>
+                <w:szCs w:val="18"/>
+              </w:rPr>
+              <w:t xml:space="preserve">Example:  </w:t>
+            </w:r>
+            <w:r>
+              <w:rPr>
+                <w:i/>
+                <w:iCs/>
+                <w:color w:val="5F6F80"/>
+                <w:sz w:val="18"/>
+                <w:szCs w:val="18"/>
+              </w:rPr>
+              <w:t xml:space="preserve">0 · 25% · 50% · 75% · 100% above; 0 · 1.5 · 3 · 4.5 · 6 GB below.</w:t>
             </w:r>
           </w:p>
         </w:tc>
@@ -821,7 +921,7 @@
                           </pic:cNvPicPr>
                         </pic:nvPicPr>
                         <pic:blipFill>
-                          <a:blip r:embed="rId10" cstate="none"/>
+                          <a:blip r:embed="rId12" cstate="none"/>
                           <a:srcRect/>
                           <a:stretch>
                             <a:fillRect/>
@@ -882,7 +982,7 @@
           </w:p>
           <w:p>
             <w:pPr>
-              <w:spacing w:after="0"/>
+              <w:spacing w:after="40"/>
             </w:pPr>
             <w:r>
               <w:rPr>
@@ -890,6 +990,31 @@
                 <w:szCs w:val="21"/>
               </w:rPr>
               <w:t xml:space="preserve">The quantity that counts as 100% in a problem — and it can change between questions.</w:t>
+            </w:r>
+          </w:p>
+          <w:p>
+            <w:pPr>
+              <w:spacing w:after="0"/>
+            </w:pPr>
+            <w:r>
+              <w:rPr>
+                <w:b/>
+                <w:bCs/>
+                <w:color w:val="1FA6A2"/>
+                <w:sz w:val="18"/>
+                <w:szCs w:val="18"/>
+              </w:rPr>
+              <w:t xml:space="preserve">Example:  </w:t>
+            </w:r>
+            <w:r>
+              <w:rPr>
+                <w:i/>
+                <w:iCs/>
+                <w:color w:val="5F6F80"/>
+                <w:sz w:val="18"/>
+                <w:szCs w:val="18"/>
+              </w:rPr>
+              <w:t xml:space="preserve">“Of the USED storage” makes 4 GB the whole — not the 6 GB total.</w:t>
             </w:r>
           </w:p>
         </w:tc>
@@ -1014,7 +1139,7 @@
           <w:sz w:val="22"/>
           <w:szCs w:val="22"/>
         </w:rPr>
-        <w:t xml:space="preserve">__________  —  A reasoned answer that is close enough to be useful, found without exact computation.</w:t>
+        <w:t xml:space="preserve">A reasoned answer close enough to be useful is an ___.</w:t>
       </w:r>
     </w:p>
     <w:p>
@@ -1036,7 +1161,7 @@
           <w:sz w:val="22"/>
           <w:szCs w:val="22"/>
         </w:rPr>
-        <w:t xml:space="preserve">__________  —  A friendly percent — 1%, 10%, 25%, 50%, 75%, 100% — used as a landmark for estimating.</w:t>
+        <w:t xml:space="preserve">A friendly percent used as a landmark, like 10% or 25%, is a ___ ___.</w:t>
       </w:r>
     </w:p>
     <w:p>
@@ -1058,7 +1183,7 @@
           <w:sz w:val="22"/>
           <w:szCs w:val="22"/>
         </w:rPr>
-        <w:t xml:space="preserve">__________  —  Numbers close to the originals that are easy to compute with mentally.</w:t>
+        <w:t xml:space="preserve">Numbers close to the originals that are easy to compute with are ___ ___.</w:t>
       </w:r>
     </w:p>
     <w:p>
@@ -1080,7 +1205,7 @@
           <w:sz w:val="22"/>
           <w:szCs w:val="22"/>
         </w:rPr>
-        <w:t xml:space="preserve">__________  —  Two parallel number lines that pair amounts with their percents at the same positions.</w:t>
+        <w:t xml:space="preserve">Two parallel lines pairing amounts with their percents form a ___ ___ ___.</w:t>
       </w:r>
     </w:p>
     <w:p>
@@ -1102,7 +1227,7 @@
           <w:sz w:val="22"/>
           <w:szCs w:val="22"/>
         </w:rPr>
-        <w:t xml:space="preserve">__________  —  The quantity that counts as 100% in a problem — and it can change between questions.</w:t>
+        <w:t xml:space="preserve">The quantity that counts as 100% in a problem is ___ ___.</w:t>
       </w:r>
     </w:p>
     <w:p>

--- a/lessons/4-3/downloads/4-3-notes.docx
+++ b/lessons/4-3/downloads/4-3-notes.docx
@@ -219,10 +219,12 @@
     <w:p>
       <w:pPr>
         <w:pStyle w:val="Heading1"/>
+        <w:keepNext/>
+        <w:keepLines/>
         <w:pBdr>
           <w:bottom w:val="single" w:color="1FA6A2" w:sz="14" w:space="6"/>
         </w:pBdr>
-        <w:spacing w:after="140" w:before="260"/>
+        <w:spacing w:after="140" w:before="300"/>
       </w:pPr>
       <w:r>
         <w:rPr>
@@ -1023,10 +1025,12 @@
     <w:p>
       <w:pPr>
         <w:pStyle w:val="Heading1"/>
+        <w:keepNext/>
+        <w:keepLines/>
         <w:pBdr>
           <w:bottom w:val="single" w:color="1FA6A2" w:sz="14" w:space="6"/>
         </w:pBdr>
-        <w:spacing w:after="140" w:before="260"/>
+        <w:spacing w:after="140" w:before="300"/>
       </w:pPr>
       <w:r>
         <w:rPr>
@@ -1122,7 +1126,8 @@
     </w:p>
     <w:p>
       <w:pPr>
-        <w:spacing w:after="120" w:before="80"/>
+        <w:keepLines/>
+        <w:spacing w:after="260" w:before="200"/>
       </w:pPr>
       <w:r>
         <w:rPr>
@@ -1139,12 +1144,27 @@
           <w:sz w:val="22"/>
           <w:szCs w:val="22"/>
         </w:rPr>
-        <w:t xml:space="preserve">A reasoned answer close enough to be useful is an ___.</w:t>
-      </w:r>
-    </w:p>
-    <w:p>
-      <w:pPr>
-        <w:spacing w:after="120" w:before="80"/>
+        <w:t xml:space="preserve">A reasoned answer close enough to be useful is an </w:t>
+      </w:r>
+      <w:r>
+        <w:rPr>
+          <w:sz w:val="22"/>
+          <w:szCs w:val="22"/>
+        </w:rPr>
+        <w:t xml:space="preserve">________________</w:t>
+      </w:r>
+      <w:r>
+        <w:rPr>
+          <w:sz w:val="22"/>
+          <w:szCs w:val="22"/>
+        </w:rPr>
+        <w:t xml:space="preserve">.</w:t>
+      </w:r>
+    </w:p>
+    <w:p>
+      <w:pPr>
+        <w:keepLines/>
+        <w:spacing w:after="260" w:before="200"/>
       </w:pPr>
       <w:r>
         <w:rPr>
@@ -1161,12 +1181,41 @@
           <w:sz w:val="22"/>
           <w:szCs w:val="22"/>
         </w:rPr>
-        <w:t xml:space="preserve">A friendly percent used as a landmark, like 10% or 25%, is a ___ ___.</w:t>
-      </w:r>
-    </w:p>
-    <w:p>
-      <w:pPr>
-        <w:spacing w:after="120" w:before="80"/>
+        <w:t xml:space="preserve">A friendly percent used as a landmark, like 10% or 25%, is a </w:t>
+      </w:r>
+      <w:r>
+        <w:rPr>
+          <w:sz w:val="22"/>
+          <w:szCs w:val="22"/>
+        </w:rPr>
+        <w:t xml:space="preserve">________________</w:t>
+      </w:r>
+      <w:r>
+        <w:rPr>
+          <w:sz w:val="22"/>
+          <w:szCs w:val="22"/>
+        </w:rPr>
+        <w:t xml:space="preserve"> </w:t>
+      </w:r>
+      <w:r>
+        <w:rPr>
+          <w:sz w:val="22"/>
+          <w:szCs w:val="22"/>
+        </w:rPr>
+        <w:t xml:space="preserve">________________</w:t>
+      </w:r>
+      <w:r>
+        <w:rPr>
+          <w:sz w:val="22"/>
+          <w:szCs w:val="22"/>
+        </w:rPr>
+        <w:t xml:space="preserve">.</w:t>
+      </w:r>
+    </w:p>
+    <w:p>
+      <w:pPr>
+        <w:keepLines/>
+        <w:spacing w:after="260" w:before="200"/>
       </w:pPr>
       <w:r>
         <w:rPr>
@@ -1183,12 +1232,41 @@
           <w:sz w:val="22"/>
           <w:szCs w:val="22"/>
         </w:rPr>
-        <w:t xml:space="preserve">Numbers close to the originals that are easy to compute with are ___ ___.</w:t>
-      </w:r>
-    </w:p>
-    <w:p>
-      <w:pPr>
-        <w:spacing w:after="120" w:before="80"/>
+        <w:t xml:space="preserve">Numbers close to the originals that are easy to compute with are </w:t>
+      </w:r>
+      <w:r>
+        <w:rPr>
+          <w:sz w:val="22"/>
+          <w:szCs w:val="22"/>
+        </w:rPr>
+        <w:t xml:space="preserve">________________</w:t>
+      </w:r>
+      <w:r>
+        <w:rPr>
+          <w:sz w:val="22"/>
+          <w:szCs w:val="22"/>
+        </w:rPr>
+        <w:t xml:space="preserve"> </w:t>
+      </w:r>
+      <w:r>
+        <w:rPr>
+          <w:sz w:val="22"/>
+          <w:szCs w:val="22"/>
+        </w:rPr>
+        <w:t xml:space="preserve">________________</w:t>
+      </w:r>
+      <w:r>
+        <w:rPr>
+          <w:sz w:val="22"/>
+          <w:szCs w:val="22"/>
+        </w:rPr>
+        <w:t xml:space="preserve">.</w:t>
+      </w:r>
+    </w:p>
+    <w:p>
+      <w:pPr>
+        <w:keepLines/>
+        <w:spacing w:after="260" w:before="200"/>
       </w:pPr>
       <w:r>
         <w:rPr>
@@ -1205,12 +1283,55 @@
           <w:sz w:val="22"/>
           <w:szCs w:val="22"/>
         </w:rPr>
-        <w:t xml:space="preserve">Two parallel lines pairing amounts with their percents form a ___ ___ ___.</w:t>
-      </w:r>
-    </w:p>
-    <w:p>
-      <w:pPr>
-        <w:spacing w:after="120" w:before="80"/>
+        <w:t xml:space="preserve">Two parallel lines pairing amounts with their percents form a </w:t>
+      </w:r>
+      <w:r>
+        <w:rPr>
+          <w:sz w:val="22"/>
+          <w:szCs w:val="22"/>
+        </w:rPr>
+        <w:t xml:space="preserve">________________</w:t>
+      </w:r>
+      <w:r>
+        <w:rPr>
+          <w:sz w:val="22"/>
+          <w:szCs w:val="22"/>
+        </w:rPr>
+        <w:t xml:space="preserve"> </w:t>
+      </w:r>
+      <w:r>
+        <w:rPr>
+          <w:sz w:val="22"/>
+          <w:szCs w:val="22"/>
+        </w:rPr>
+        <w:t xml:space="preserve">________________</w:t>
+      </w:r>
+      <w:r>
+        <w:rPr>
+          <w:sz w:val="22"/>
+          <w:szCs w:val="22"/>
+        </w:rPr>
+        <w:t xml:space="preserve"> </w:t>
+      </w:r>
+      <w:r>
+        <w:rPr>
+          <w:sz w:val="22"/>
+          <w:szCs w:val="22"/>
+        </w:rPr>
+        <w:t xml:space="preserve">________________</w:t>
+      </w:r>
+      <w:r>
+        <w:rPr>
+          <w:sz w:val="22"/>
+          <w:szCs w:val="22"/>
+        </w:rPr>
+        <w:t xml:space="preserve">.</w:t>
+      </w:r>
+    </w:p>
+    <w:p>
+      <w:pPr>
+        <w:keepLines/>
+        <w:spacing w:after="260" w:before="200"/>
       </w:pPr>
       <w:r>
         <w:rPr>
@@ -1227,17 +1348,46 @@
           <w:sz w:val="22"/>
           <w:szCs w:val="22"/>
         </w:rPr>
-        <w:t xml:space="preserve">The quantity that counts as 100% in a problem is ___ ___.</w:t>
+        <w:t xml:space="preserve">The quantity that counts as 100% in a problem is </w:t>
+      </w:r>
+      <w:r>
+        <w:rPr>
+          <w:sz w:val="22"/>
+          <w:szCs w:val="22"/>
+        </w:rPr>
+        <w:t xml:space="preserve">________________</w:t>
+      </w:r>
+      <w:r>
+        <w:rPr>
+          <w:sz w:val="22"/>
+          <w:szCs w:val="22"/>
+        </w:rPr>
+        <w:t xml:space="preserve"> </w:t>
+      </w:r>
+      <w:r>
+        <w:rPr>
+          <w:sz w:val="22"/>
+          <w:szCs w:val="22"/>
+        </w:rPr>
+        <w:t xml:space="preserve">________________</w:t>
+      </w:r>
+      <w:r>
+        <w:rPr>
+          <w:sz w:val="22"/>
+          <w:szCs w:val="22"/>
+        </w:rPr>
+        <w:t xml:space="preserve">.</w:t>
       </w:r>
     </w:p>
     <w:p>
       <w:pPr>
         <w:pStyle w:val="Heading1"/>
-        <w:pageBreakBefore/>
+        <w:keepNext/>
+        <w:keepLines/>
         <w:pBdr>
           <w:bottom w:val="single" w:color="1FA6A2" w:sz="14" w:space="6"/>
         </w:pBdr>
-        <w:spacing w:after="140" w:before="0"/>
+        <w:spacing w:after="140" w:before="300"/>
       </w:pPr>
       <w:r>
         <w:rPr>
@@ -2518,11 +2668,12 @@
     <w:p>
       <w:pPr>
         <w:pStyle w:val="Heading1"/>
-        <w:pageBreakBefore/>
+        <w:keepNext/>
+        <w:keepLines/>
         <w:pBdr>
           <w:bottom w:val="single" w:color="1FA6A2" w:sz="14" w:space="6"/>
         </w:pBdr>
-        <w:spacing w:after="140" w:before="0"/>
+        <w:spacing w:after="140" w:before="300"/>
       </w:pPr>
       <w:r>
         <w:rPr>
@@ -2775,11 +2926,12 @@
     <w:p>
       <w:pPr>
         <w:pStyle w:val="Heading1"/>
-        <w:pageBreakBefore/>
+        <w:keepNext/>
+        <w:keepLines/>
         <w:pBdr>
           <w:bottom w:val="single" w:color="1FA6A2" w:sz="14" w:space="6"/>
         </w:pBdr>
-        <w:spacing w:after="140" w:before="0"/>
+        <w:spacing w:after="140" w:before="300"/>
       </w:pPr>
       <w:r>
         <w:rPr>
@@ -3500,11 +3652,12 @@
     <w:p>
       <w:pPr>
         <w:pStyle w:val="Heading1"/>
-        <w:pageBreakBefore/>
+        <w:keepNext/>
+        <w:keepLines/>
         <w:pBdr>
           <w:bottom w:val="single" w:color="1FA6A2" w:sz="14" w:space="6"/>
         </w:pBdr>
-        <w:spacing w:after="140" w:before="0"/>
+        <w:spacing w:after="140" w:before="300"/>
       </w:pPr>
       <w:r>
         <w:rPr>
@@ -4349,11 +4502,12 @@
     <w:p>
       <w:pPr>
         <w:pStyle w:val="Heading1"/>
-        <w:pageBreakBefore/>
+        <w:keepNext/>
+        <w:keepLines/>
         <w:pBdr>
           <w:bottom w:val="single" w:color="1FA6A2" w:sz="14" w:space="6"/>
         </w:pBdr>
-        <w:spacing w:after="140" w:before="0"/>
+        <w:spacing w:after="140" w:before="300"/>
       </w:pPr>
       <w:r>
         <w:rPr>

--- a/lessons/4-3/downloads/4-3-notes.docx
+++ b/lessons/4-3/downloads/4-3-notes.docx
@@ -1400,47 +1400,6 @@
         <w:t xml:space="preserve">Write About the Math</w:t>
       </w:r>
     </w:p>
-    <w:p>
-      <w:pPr>
-        <w:spacing w:after="100"/>
-      </w:pPr>
-      <w:r>
-        <w:rPr>
-          <w:i/>
-          <w:iCs/>
-          <w:color w:val="5F6F80"/>
-          <w:sz w:val="19"/>
-          <w:szCs w:val="19"/>
-        </w:rPr>
-        <w:t xml:space="preserve">Use the support level you need. Every level answers the same math question.</w:t>
-      </w:r>
-    </w:p>
-    <w:p>
-      <w:pPr>
-        <w:pStyle w:val="Heading2"/>
-        <w:spacing w:after="80" w:before="180"/>
-      </w:pPr>
-      <w:r>
-        <w:rPr>
-          <w:b/>
-          <w:bCs/>
-          <w:color w:val="12355B"/>
-          <w:sz w:val="24"/>
-          <w:szCs w:val="24"/>
-        </w:rPr>
-        <w:t xml:space="preserve">1. Understand the Question</w:t>
-      </w:r>
-      <w:r>
-        <w:rPr>
-          <w:i/>
-          <w:iCs/>
-          <w:color w:val="B97A12"/>
-          <w:sz w:val="19"/>
-          <w:szCs w:val="19"/>
-        </w:rPr>
-        <w:t xml:space="preserve">   explain</w:t>
-      </w:r>
-    </w:p>
     <w:tbl>
       <w:tblPr>
         <w:tblW w:type="pct" w:w="100%"/>
@@ -1479,344 +1438,6 @@
               </w:rPr>
               <w:t xml:space="preserve">Of the USED storage, approximately what percent are photos — and why does the whole change from 6 GB to 4 GB for this question?</w:t>
             </w:r>
-          </w:p>
-          <w:p>
-            <w:pPr>
-              <w:spacing w:after="0"/>
-            </w:pPr>
-            <w:r>
-              <w:rPr>
-                <w:b/>
-                <w:bCs/>
-                <w:color w:val="12355B"/>
-                <w:sz w:val="20"/>
-                <w:szCs w:val="20"/>
-              </w:rPr>
-              <w:t xml:space="preserve">Your job:  </w:t>
-            </w:r>
-            <w:r>
-              <w:rPr>
-                <w:sz w:val="20"/>
-                <w:szCs w:val="20"/>
-              </w:rPr>
-              <w:t xml:space="preserve">Answer the question. Use math evidence. Explain how the evidence proves your answer.</w:t>
-            </w:r>
-            <w:r>
-              <w:rPr>
-                <w:i/>
-                <w:iCs/>
-                <w:color w:val="5F6F80"/>
-                <w:sz w:val="18"/>
-                <w:szCs w:val="18"/>
-              </w:rPr>
-              <w:br/>
-              <w:t xml:space="preserve">Responde la pregunta. Usa evidencia matemática. Explica cómo la evidencia demuestra tu respuesta.</w:t>
-            </w:r>
-          </w:p>
-        </w:tc>
-      </w:tr>
-    </w:tbl>
-    <w:p>
-      <w:pPr>
-        <w:pStyle w:val="Heading2"/>
-        <w:spacing w:after="80" w:before="180"/>
-      </w:pPr>
-      <w:r>
-        <w:rPr>
-          <w:b/>
-          <w:bCs/>
-          <w:color w:val="12355B"/>
-          <w:sz w:val="24"/>
-          <w:szCs w:val="24"/>
-        </w:rPr>
-        <w:t xml:space="preserve">2. Plan Your Math Words</w:t>
-      </w:r>
-      <w:r>
-        <w:rPr>
-          <w:i/>
-          <w:iCs/>
-          <w:color w:val="1FA6A2"/>
-          <w:sz w:val="19"/>
-          <w:szCs w:val="19"/>
-        </w:rPr>
-        <w:t xml:space="preserve">   check at least two</w:t>
-      </w:r>
-    </w:p>
-    <w:p>
-      <w:pPr>
-        <w:spacing w:after="60"/>
-      </w:pPr>
-      <w:r>
-        <w:rPr>
-          <w:b/>
-          <w:bCs/>
-          <w:color w:val="1FA6A2"/>
-          <w:sz w:val="22"/>
-          <w:szCs w:val="22"/>
-        </w:rPr>
-        <w:t xml:space="preserve">☐  </w:t>
-      </w:r>
-      <w:r>
-        <w:rPr>
-          <w:b/>
-          <w:bCs/>
-          <w:color w:val="12355B"/>
-          <w:sz w:val="20"/>
-          <w:szCs w:val="20"/>
-        </w:rPr>
-        <w:t xml:space="preserve">estimate — </w:t>
-      </w:r>
-      <w:r>
-        <w:rPr>
-          <w:sz w:val="20"/>
-          <w:szCs w:val="20"/>
-        </w:rPr>
-        <w:t xml:space="preserve">A reasoned answer that is close enough to be useful, found without exact computation.</w:t>
-      </w:r>
-      <w:r>
-        <w:rPr>
-          <w:i/>
-          <w:iCs/>
-          <w:color w:val="5F6F80"/>
-          <w:sz w:val="18"/>
-          <w:szCs w:val="18"/>
-        </w:rPr>
-        <w:br/>
-        <w:t xml:space="preserve">estimación — Una respuesta razonada, lo bastante cercana para ser útil, sin cálculo exacto.</w:t>
-      </w:r>
-    </w:p>
-    <w:p>
-      <w:pPr>
-        <w:spacing w:after="60"/>
-      </w:pPr>
-      <w:r>
-        <w:rPr>
-          <w:b/>
-          <w:bCs/>
-          <w:color w:val="1FA6A2"/>
-          <w:sz w:val="22"/>
-          <w:szCs w:val="22"/>
-        </w:rPr>
-        <w:t xml:space="preserve">☐  </w:t>
-      </w:r>
-      <w:r>
-        <w:rPr>
-          <w:b/>
-          <w:bCs/>
-          <w:color w:val="12355B"/>
-          <w:sz w:val="20"/>
-          <w:szCs w:val="20"/>
-        </w:rPr>
-        <w:t xml:space="preserve">benchmark percent — </w:t>
-      </w:r>
-      <w:r>
-        <w:rPr>
-          <w:sz w:val="20"/>
-          <w:szCs w:val="20"/>
-        </w:rPr>
-        <w:t xml:space="preserve">A friendly percent — 1%, 10%, 25%, 50%, 75%, 100% — used as a landmark for estimating.</w:t>
-      </w:r>
-      <w:r>
-        <w:rPr>
-          <w:i/>
-          <w:iCs/>
-          <w:color w:val="5F6F80"/>
-          <w:sz w:val="18"/>
-          <w:szCs w:val="18"/>
-        </w:rPr>
-        <w:br/>
-        <w:t xml:space="preserve">porcentaje de referencia — Un porcentaje amigable — 1%, 10%, 25%, 50%, 75%, 100% — que sirve de punto de referencia.</w:t>
-      </w:r>
-    </w:p>
-    <w:p>
-      <w:pPr>
-        <w:spacing w:after="60"/>
-      </w:pPr>
-      <w:r>
-        <w:rPr>
-          <w:b/>
-          <w:bCs/>
-          <w:color w:val="1FA6A2"/>
-          <w:sz w:val="22"/>
-          <w:szCs w:val="22"/>
-        </w:rPr>
-        <w:t xml:space="preserve">☐  </w:t>
-      </w:r>
-      <w:r>
-        <w:rPr>
-          <w:b/>
-          <w:bCs/>
-          <w:color w:val="12355B"/>
-          <w:sz w:val="20"/>
-          <w:szCs w:val="20"/>
-        </w:rPr>
-        <w:t xml:space="preserve">compatible numbers — </w:t>
-      </w:r>
-      <w:r>
-        <w:rPr>
-          <w:sz w:val="20"/>
-          <w:szCs w:val="20"/>
-        </w:rPr>
-        <w:t xml:space="preserve">Numbers close to the originals that are easy to compute with mentally.</w:t>
-      </w:r>
-      <w:r>
-        <w:rPr>
-          <w:i/>
-          <w:iCs/>
-          <w:color w:val="5F6F80"/>
-          <w:sz w:val="18"/>
-          <w:szCs w:val="18"/>
-        </w:rPr>
-        <w:br/>
-        <w:t xml:space="preserve">números compatibles — Números cercanos a los originales con los que es fácil calcular mentalmente.</w:t>
-      </w:r>
-    </w:p>
-    <w:p>
-      <w:pPr>
-        <w:spacing w:after="60"/>
-      </w:pPr>
-      <w:r>
-        <w:rPr>
-          <w:b/>
-          <w:bCs/>
-          <w:color w:val="1FA6A2"/>
-          <w:sz w:val="22"/>
-          <w:szCs w:val="22"/>
-        </w:rPr>
-        <w:t xml:space="preserve">☐  </w:t>
-      </w:r>
-      <w:r>
-        <w:rPr>
-          <w:b/>
-          <w:bCs/>
-          <w:color w:val="12355B"/>
-          <w:sz w:val="20"/>
-          <w:szCs w:val="20"/>
-        </w:rPr>
-        <w:t xml:space="preserve">double number line — </w:t>
-      </w:r>
-      <w:r>
-        <w:rPr>
-          <w:sz w:val="20"/>
-          <w:szCs w:val="20"/>
-        </w:rPr>
-        <w:t xml:space="preserve">Two parallel number lines that pair amounts with their percents at the same positions.</w:t>
-      </w:r>
-      <w:r>
-        <w:rPr>
-          <w:i/>
-          <w:iCs/>
-          <w:color w:val="5F6F80"/>
-          <w:sz w:val="18"/>
-          <w:szCs w:val="18"/>
-        </w:rPr>
-        <w:br/>
-        <w:t xml:space="preserve">recta numérica doble — Dos rectas paralelas que emparejan cantidades con sus porcentajes en las mismas posiciones.</w:t>
-      </w:r>
-    </w:p>
-    <w:p>
-      <w:pPr>
-        <w:spacing w:after="60"/>
-      </w:pPr>
-      <w:r>
-        <w:rPr>
-          <w:b/>
-          <w:bCs/>
-          <w:color w:val="1FA6A2"/>
-          <w:sz w:val="22"/>
-          <w:szCs w:val="22"/>
-        </w:rPr>
-        <w:t xml:space="preserve">☐  </w:t>
-      </w:r>
-      <w:r>
-        <w:rPr>
-          <w:b/>
-          <w:bCs/>
-          <w:color w:val="12355B"/>
-          <w:sz w:val="20"/>
-          <w:szCs w:val="20"/>
-        </w:rPr>
-        <w:t xml:space="preserve">the whole — </w:t>
-      </w:r>
-      <w:r>
-        <w:rPr>
-          <w:sz w:val="20"/>
-          <w:szCs w:val="20"/>
-        </w:rPr>
-        <w:t xml:space="preserve">The quantity that counts as 100% in a problem — and it can change between questions.</w:t>
-      </w:r>
-      <w:r>
-        <w:rPr>
-          <w:i/>
-          <w:iCs/>
-          <w:color w:val="5F6F80"/>
-          <w:sz w:val="18"/>
-          <w:szCs w:val="18"/>
-        </w:rPr>
-        <w:br/>
-        <w:t xml:space="preserve">el todo — La cantidad que representa el 100% en un problema, y puede cambiar entre preguntas.</w:t>
-      </w:r>
-    </w:p>
-    <w:tbl>
-      <w:tblPr>
-        <w:tblW w:type="pct" w:w="100%"/>
-        <w:tblBorders>
-          <w:top w:val="single" w:color="1FA6A2" w:sz="8"/>
-          <w:left w:val="single" w:color="1FA6A2" w:sz="8"/>
-          <w:bottom w:val="single" w:color="1FA6A2" w:sz="8"/>
-          <w:right w:val="single" w:color="1FA6A2" w:sz="8"/>
-          <w:insideH w:val="single" w:color="auto" w:sz="4"/>
-          <w:insideV w:val="single" w:color="auto" w:sz="4"/>
-        </w:tblBorders>
-      </w:tblPr>
-      <w:tblGrid>
-        <w:gridCol w:w="100"/>
-      </w:tblGrid>
-      <w:tr>
-        <w:tc>
-          <w:tcPr>
-            <w:shd w:fill="F7FFFD" w:color="auto" w:val="clear"/>
-            <w:tcMar>
-              <w:top w:type="dxa" w:w="120"/>
-              <w:left w:type="dxa" w:w="180"/>
-              <w:bottom w:type="dxa" w:w="120"/>
-              <w:right w:type="dxa" w:w="180"/>
-            </w:tcMar>
-          </w:tcPr>
-          <w:p>
-            <w:pPr>
-              <w:spacing w:after="50"/>
-            </w:pPr>
-            <w:r>
-              <w:rPr>
-                <w:b/>
-                <w:bCs/>
-                <w:color w:val="1FA6A2"/>
-                <w:sz w:val="20"/>
-                <w:szCs w:val="20"/>
-              </w:rPr>
-              <w:t xml:space="preserve">Say it first:  </w:t>
-            </w:r>
-            <w:r>
-              <w:rPr>
-                <w:sz w:val="20"/>
-                <w:szCs w:val="20"/>
-              </w:rPr>
-              <w:t xml:space="preserve">Say your idea to a partner or quietly to yourself before you write.</w:t>
-            </w:r>
-          </w:p>
-          <w:p>
-            <w:pPr>
-              <w:spacing w:after="60"/>
-            </w:pPr>
-            <w:r>
-              <w:rPr>
-                <w:color w:val="1A2733"/>
-                <w:sz w:val="21"/>
-                <w:szCs w:val="21"/>
-              </w:rPr>
-              <w:t xml:space="preserve">The whole for this question is ___ . Photos are about ___ % of the used storage, since 3.5 GB sits between the ___ % benchmark and the ___ % benchmark on the number line.</w:t>
-            </w:r>
             <w:r>
               <w:rPr>
                 <w:i/>
@@ -1826,7 +1447,7 @@
                 <w:szCs w:val="19"/>
               </w:rPr>
               <w:br/>
-              <w:t xml:space="preserve">Di tu respuesta primero: Mi respuesta es ___ porque ___.</w:t>
+              <w:t xml:space="preserve">Del almacenamiento usado, ¿aproximadamente qué porcentaje son fotos — y por qué el entero cambia de 6 GB a 4 GB en esta pregunta?</w:t>
             </w:r>
           </w:p>
         </w:tc>
@@ -1834,28 +1455,192 @@
     </w:tbl>
     <w:p>
       <w:pPr>
-        <w:pStyle w:val="Heading2"/>
-        <w:spacing w:after="80" w:before="180"/>
-      </w:pPr>
-      <w:r>
-        <w:rPr>
-          <w:b/>
-          <w:bCs/>
-          <w:color w:val="12355B"/>
-          <w:sz w:val="24"/>
-          <w:szCs w:val="24"/>
-        </w:rPr>
-        <w:t xml:space="preserve">3. Build Your Explanation</w:t>
-      </w:r>
+        <w:spacing w:after="100"/>
+      </w:pPr>
       <w:r>
         <w:rPr>
           <w:i/>
           <w:iCs/>
-          <w:color w:val="B97A12"/>
+          <w:color w:val="5F6F80"/>
           <w:sz w:val="19"/>
           <w:szCs w:val="19"/>
         </w:rPr>
-        <w:t xml:space="preserve">   choose your support</w:t>
+        <w:t xml:space="preserve">Say your answer to a partner first. Then write it, using at least two of these words:</w:t>
+      </w:r>
+    </w:p>
+    <w:p>
+      <w:pPr>
+        <w:spacing w:after="40"/>
+      </w:pPr>
+      <w:r>
+        <w:rPr>
+          <w:b/>
+          <w:bCs/>
+          <w:color w:val="1FA6A2"/>
+          <w:sz w:val="22"/>
+          <w:szCs w:val="22"/>
+        </w:rPr>
+        <w:t xml:space="preserve">☐  </w:t>
+      </w:r>
+      <w:r>
+        <w:rPr>
+          <w:b/>
+          <w:bCs/>
+          <w:color w:val="12355B"/>
+          <w:sz w:val="20"/>
+          <w:szCs w:val="20"/>
+        </w:rPr>
+        <w:t xml:space="preserve">estimate</w:t>
+      </w:r>
+      <w:r>
+        <w:rPr>
+          <w:i/>
+          <w:iCs/>
+          <w:color w:val="5F6F80"/>
+          <w:sz w:val="18"/>
+          <w:szCs w:val="18"/>
+        </w:rPr>
+        <w:t xml:space="preserve">  ·  estimación</w:t>
+      </w:r>
+    </w:p>
+    <w:p>
+      <w:pPr>
+        <w:spacing w:after="40"/>
+      </w:pPr>
+      <w:r>
+        <w:rPr>
+          <w:b/>
+          <w:bCs/>
+          <w:color w:val="1FA6A2"/>
+          <w:sz w:val="22"/>
+          <w:szCs w:val="22"/>
+        </w:rPr>
+        <w:t xml:space="preserve">☐  </w:t>
+      </w:r>
+      <w:r>
+        <w:rPr>
+          <w:b/>
+          <w:bCs/>
+          <w:color w:val="12355B"/>
+          <w:sz w:val="20"/>
+          <w:szCs w:val="20"/>
+        </w:rPr>
+        <w:t xml:space="preserve">benchmark percent</w:t>
+      </w:r>
+      <w:r>
+        <w:rPr>
+          <w:i/>
+          <w:iCs/>
+          <w:color w:val="5F6F80"/>
+          <w:sz w:val="18"/>
+          <w:szCs w:val="18"/>
+        </w:rPr>
+        <w:t xml:space="preserve">  ·  porcentaje de referencia</w:t>
+      </w:r>
+    </w:p>
+    <w:p>
+      <w:pPr>
+        <w:spacing w:after="40"/>
+      </w:pPr>
+      <w:r>
+        <w:rPr>
+          <w:b/>
+          <w:bCs/>
+          <w:color w:val="1FA6A2"/>
+          <w:sz w:val="22"/>
+          <w:szCs w:val="22"/>
+        </w:rPr>
+        <w:t xml:space="preserve">☐  </w:t>
+      </w:r>
+      <w:r>
+        <w:rPr>
+          <w:b/>
+          <w:bCs/>
+          <w:color w:val="12355B"/>
+          <w:sz w:val="20"/>
+          <w:szCs w:val="20"/>
+        </w:rPr>
+        <w:t xml:space="preserve">compatible numbers</w:t>
+      </w:r>
+      <w:r>
+        <w:rPr>
+          <w:i/>
+          <w:iCs/>
+          <w:color w:val="5F6F80"/>
+          <w:sz w:val="18"/>
+          <w:szCs w:val="18"/>
+        </w:rPr>
+        <w:t xml:space="preserve">  ·  números compatibles</w:t>
+      </w:r>
+    </w:p>
+    <w:p>
+      <w:pPr>
+        <w:spacing w:after="40"/>
+      </w:pPr>
+      <w:r>
+        <w:rPr>
+          <w:b/>
+          <w:bCs/>
+          <w:color w:val="1FA6A2"/>
+          <w:sz w:val="22"/>
+          <w:szCs w:val="22"/>
+        </w:rPr>
+        <w:t xml:space="preserve">☐  </w:t>
+      </w:r>
+      <w:r>
+        <w:rPr>
+          <w:b/>
+          <w:bCs/>
+          <w:color w:val="12355B"/>
+          <w:sz w:val="20"/>
+          <w:szCs w:val="20"/>
+        </w:rPr>
+        <w:t xml:space="preserve">double number line</w:t>
+      </w:r>
+      <w:r>
+        <w:rPr>
+          <w:i/>
+          <w:iCs/>
+          <w:color w:val="5F6F80"/>
+          <w:sz w:val="18"/>
+          <w:szCs w:val="18"/>
+        </w:rPr>
+        <w:t xml:space="preserve">  ·  recta numérica doble</w:t>
+      </w:r>
+    </w:p>
+    <w:p>
+      <w:pPr>
+        <w:spacing w:after="40"/>
+      </w:pPr>
+      <w:r>
+        <w:rPr>
+          <w:b/>
+          <w:bCs/>
+          <w:color w:val="1FA6A2"/>
+          <w:sz w:val="22"/>
+          <w:szCs w:val="22"/>
+        </w:rPr>
+        <w:t xml:space="preserve">☐  </w:t>
+      </w:r>
+      <w:r>
+        <w:rPr>
+          <w:b/>
+          <w:bCs/>
+          <w:color w:val="12355B"/>
+          <w:sz w:val="20"/>
+          <w:szCs w:val="20"/>
+        </w:rPr>
+        <w:t xml:space="preserve">the whole</w:t>
+      </w:r>
+      <w:r>
+        <w:rPr>
+          <w:i/>
+          <w:iCs/>
+          <w:color w:val="5F6F80"/>
+          <w:sz w:val="18"/>
+          <w:szCs w:val="18"/>
+        </w:rPr>
+        <w:t xml:space="preserve">  ·  el todo</w:t>
       </w:r>
     </w:p>
     <w:tbl>
@@ -1886,21 +1671,6 @@
           </w:tcPr>
           <w:p>
             <w:pPr>
-              <w:spacing w:after="50"/>
-            </w:pPr>
-            <w:r>
-              <w:rPr>
-                <w:i/>
-                <w:iCs/>
-                <w:color w:val="5F6F80"/>
-                <w:sz w:val="19"/>
-                <w:szCs w:val="19"/>
-              </w:rPr>
-              <w:t xml:space="preserve">This model shows the parts of an explanation. It does not answer your writing question.</w:t>
-            </w:r>
-          </w:p>
-          <w:p>
-            <w:pPr>
               <w:spacing w:after="80"/>
             </w:pPr>
             <w:r>
@@ -1911,58 +1681,14 @@
                 <w:sz w:val="19"/>
                 <w:szCs w:val="19"/>
               </w:rPr>
-              <w:t xml:space="preserve">Claim:  </w:t>
+              <w:t xml:space="preserve">Model:  </w:t>
             </w:r>
             <w:r>
               <w:rPr>
                 <w:sz w:val="19"/>
                 <w:szCs w:val="19"/>
               </w:rPr>
-              <w:t xml:space="preserve">4 GB sits between two benchmark landmarks on the number line, closer to the 75% mark, so a reasonable estimate lands near there without computing the exact fraction.</w:t>
-            </w:r>
-          </w:p>
-          <w:p>
-            <w:pPr>
-              <w:spacing w:after="80"/>
-            </w:pPr>
-            <w:r>
-              <w:rPr>
-                <w:b/>
-                <w:bCs/>
-                <w:color w:val="12355B"/>
-                <w:sz w:val="19"/>
-                <w:szCs w:val="19"/>
-              </w:rPr>
-              <w:t xml:space="preserve">Evidence:  </w:t>
-            </w:r>
-            <w:r>
-              <w:rPr>
-                <w:sz w:val="19"/>
-                <w:szCs w:val="19"/>
-              </w:rPr>
-              <w:t xml:space="preserve">A strong answer names both landmark percents (50% and 75%) and explains why 4 GB sits closer to one than the other. A weak answer just says 'it's close to 70%' without placing it between benchmarks.</w:t>
-            </w:r>
-          </w:p>
-          <w:p>
-            <w:pPr>
-              <w:spacing w:after="80"/>
-            </w:pPr>
-            <w:r>
-              <w:rPr>
-                <w:b/>
-                <w:bCs/>
-                <w:color w:val="12355B"/>
-                <w:sz w:val="19"/>
-                <w:szCs w:val="19"/>
-              </w:rPr>
-              <w:t xml:space="preserve">Reasoning:  </w:t>
-            </w:r>
-            <w:r>
-              <w:rPr>
-                <w:sz w:val="19"/>
-                <w:szCs w:val="19"/>
-              </w:rPr>
-              <w:t xml:space="preserve">This evidence connects the definition of estimate to the mathematical claim.</w:t>
+              <w:t xml:space="preserve">4 GB sits between two benchmark landmarks on the number line, closer to the 75% mark, so a reasonable estimate lands near there without computing the exact fraction. — A strong answer names both landmark percents (50% and 75%) and explains why 4 GB sits closer to one than the other. A weak answer just says 'it's close to 70%' without placing it between benchmarks.</w:t>
             </w:r>
           </w:p>
         </w:tc>
@@ -2041,7 +1767,7 @@
           <w:sz w:val="21"/>
           <w:szCs w:val="21"/>
         </w:rPr>
-        <w:t xml:space="preserve">My answer is ___.</w:t>
+        <w:t xml:space="preserve">My answer is ___ because ___.</w:t>
       </w:r>
       <w:r>
         <w:rPr>
@@ -2052,7 +1778,7 @@
           <w:szCs w:val="19"/>
         </w:rPr>
         <w:br/>
-        <w:t xml:space="preserve">Mi respuesta es ___.</w:t>
+        <w:t xml:space="preserve">Mi respuesta es ___ porque ___.</w:t>
       </w:r>
     </w:p>
     <w:tbl>
@@ -2192,7 +1918,7 @@
           <w:sz w:val="21"/>
           <w:szCs w:val="21"/>
         </w:rPr>
-        <w:t xml:space="preserve">I know because ___.</w:t>
+        <w:t xml:space="preserve">My evidence is ___, so ___.</w:t>
       </w:r>
       <w:r>
         <w:rPr>
@@ -2203,31 +1929,7 @@
           <w:szCs w:val="19"/>
         </w:rPr>
         <w:br/>
-        <w:t xml:space="preserve">Lo sé porque ___.</w:t>
-      </w:r>
-    </w:p>
-    <w:p>
-      <w:pPr>
-        <w:spacing w:after="60"/>
-      </w:pPr>
-      <w:r>
-        <w:rPr>
-          <w:color w:val="1A2733"/>
-          <w:sz w:val="21"/>
-          <w:szCs w:val="21"/>
-        </w:rPr>
-        <w:t xml:space="preserve">So ___.</w:t>
-      </w:r>
-      <w:r>
-        <w:rPr>
-          <w:i/>
-          <w:iCs/>
-          <w:color w:val="5F6F80"/>
-          <w:sz w:val="19"/>
-          <w:szCs w:val="19"/>
-        </w:rPr>
-        <w:br/>
-        <w:t xml:space="preserve">Entonces ___.</w:t>
+        <w:t xml:space="preserve">Mi evidencia es ___, entonces ___.</w:t>
       </w:r>
     </w:p>
     <w:tbl>
@@ -2333,78 +2035,6 @@
         <w:t xml:space="preserve">Escribe una afirmación, da evidencia matemática y explica tu razonamiento.</w:t>
       </w:r>
     </w:p>
-    <w:p>
-      <w:pPr>
-        <w:spacing w:after="60"/>
-      </w:pPr>
-      <w:r>
-        <w:rPr>
-          <w:color w:val="1A2733"/>
-          <w:sz w:val="21"/>
-          <w:szCs w:val="21"/>
-        </w:rPr>
-        <w:t xml:space="preserve">My claim is ___.</w:t>
-      </w:r>
-      <w:r>
-        <w:rPr>
-          <w:i/>
-          <w:iCs/>
-          <w:color w:val="5F6F80"/>
-          <w:sz w:val="19"/>
-          <w:szCs w:val="19"/>
-        </w:rPr>
-        <w:br/>
-        <w:t xml:space="preserve">Mi afirmación es ___.</w:t>
-      </w:r>
-    </w:p>
-    <w:p>
-      <w:pPr>
-        <w:spacing w:after="60"/>
-      </w:pPr>
-      <w:r>
-        <w:rPr>
-          <w:color w:val="1A2733"/>
-          <w:sz w:val="21"/>
-          <w:szCs w:val="21"/>
-        </w:rPr>
-        <w:t xml:space="preserve">My math evidence is ___.</w:t>
-      </w:r>
-      <w:r>
-        <w:rPr>
-          <w:i/>
-          <w:iCs/>
-          <w:color w:val="5F6F80"/>
-          <w:sz w:val="19"/>
-          <w:szCs w:val="19"/>
-        </w:rPr>
-        <w:br/>
-        <w:t xml:space="preserve">Mi evidencia matemática es ___.</w:t>
-      </w:r>
-    </w:p>
-    <w:p>
-      <w:pPr>
-        <w:spacing w:after="60"/>
-      </w:pPr>
-      <w:r>
-        <w:rPr>
-          <w:color w:val="1A2733"/>
-          <w:sz w:val="21"/>
-          <w:szCs w:val="21"/>
-        </w:rPr>
-        <w:t xml:space="preserve">This proves ___ because ___.</w:t>
-      </w:r>
-      <w:r>
-        <w:rPr>
-          <w:i/>
-          <w:iCs/>
-          <w:color w:val="5F6F80"/>
-          <w:sz w:val="19"/>
-          <w:szCs w:val="19"/>
-        </w:rPr>
-        <w:br/>
-        <w:t xml:space="preserve">Esto demuestra ___ porque ___.</w:t>
-      </w:r>
-    </w:p>
     <w:tbl>
       <w:tblPr>
         <w:tblW w:type="pct" w:w="100%"/>
@@ -2487,7 +2117,7 @@
           <w:sz w:val="24"/>
           <w:szCs w:val="24"/>
         </w:rPr>
-        <w:t xml:space="preserve">4. Check Your Explanation</w:t>
+        <w:t xml:space="preserve">Check Your Explanation</w:t>
       </w:r>
       <w:r>
         <w:rPr>
@@ -2497,7 +2127,7 @@
           <w:sz w:val="19"/>
           <w:szCs w:val="19"/>
         </w:rPr>
-        <w:t xml:space="preserve">   five quick checks</w:t>
+        <w:t xml:space="preserve">   three quick checks</w:t>
       </w:r>
     </w:p>
     <w:p>
@@ -2521,17 +2151,6 @@
         </w:rPr>
         <w:t xml:space="preserve">I answered the question.</w:t>
       </w:r>
-      <w:r>
-        <w:rPr>
-          <w:i/>
-          <w:iCs/>
-          <w:color w:val="5F6F80"/>
-          <w:sz w:val="18"/>
-          <w:szCs w:val="18"/>
-        </w:rPr>
-        <w:br/>
-        <w:t xml:space="preserve">Respondí la pregunta.</w:t>
-      </w:r>
     </w:p>
     <w:p>
       <w:pPr>
@@ -2552,18 +2171,7 @@
           <w:sz w:val="20"/>
           <w:szCs w:val="20"/>
         </w:rPr>
-        <w:t xml:space="preserve">I used math evidence: numbers, an equation, a model, or a comparison.</w:t>
-      </w:r>
-      <w:r>
-        <w:rPr>
-          <w:i/>
-          <w:iCs/>
-          <w:color w:val="5F6F80"/>
-          <w:sz w:val="18"/>
-          <w:szCs w:val="18"/>
-        </w:rPr>
-        <w:br/>
-        <w:t xml:space="preserve">Usé evidencia matemática: números, una ecuación, un modelo o una comparación.</w:t>
+        <w:t xml:space="preserve">I used math evidence: numbers, an equation, or a model.</w:t>
       </w:r>
     </w:p>
     <w:p>
@@ -2585,84 +2193,7 @@
           <w:sz w:val="20"/>
           <w:szCs w:val="20"/>
         </w:rPr>
-        <w:t xml:space="preserve">I explained how the evidence proves my answer.</w:t>
-      </w:r>
-      <w:r>
-        <w:rPr>
-          <w:i/>
-          <w:iCs/>
-          <w:color w:val="5F6F80"/>
-          <w:sz w:val="18"/>
-          <w:szCs w:val="18"/>
-        </w:rPr>
-        <w:br/>
-        <w:t xml:space="preserve">Expliqué cómo la evidencia demuestra mi respuesta.</w:t>
-      </w:r>
-    </w:p>
-    <w:p>
-      <w:pPr>
-        <w:spacing w:after="80"/>
-      </w:pPr>
-      <w:r>
-        <w:rPr>
-          <w:b/>
-          <w:bCs/>
-          <w:color w:val="1FA6A2"/>
-          <w:sz w:val="22"/>
-          <w:szCs w:val="22"/>
-        </w:rPr>
-        <w:t xml:space="preserve">☐  </w:t>
-      </w:r>
-      <w:r>
-        <w:rPr>
-          <w:sz w:val="20"/>
-          <w:szCs w:val="20"/>
-        </w:rPr>
         <w:t xml:space="preserve">I used at least two math words.</w:t>
-      </w:r>
-      <w:r>
-        <w:rPr>
-          <w:i/>
-          <w:iCs/>
-          <w:color w:val="5F6F80"/>
-          <w:sz w:val="18"/>
-          <w:szCs w:val="18"/>
-        </w:rPr>
-        <w:br/>
-        <w:t xml:space="preserve">Usé por lo menos dos palabras matemáticas.</w:t>
-      </w:r>
-    </w:p>
-    <w:p>
-      <w:pPr>
-        <w:spacing w:after="80"/>
-      </w:pPr>
-      <w:r>
-        <w:rPr>
-          <w:b/>
-          <w:bCs/>
-          <w:color w:val="1FA6A2"/>
-          <w:sz w:val="22"/>
-          <w:szCs w:val="22"/>
-        </w:rPr>
-        <w:t xml:space="preserve">☐  </w:t>
-      </w:r>
-      <w:r>
-        <w:rPr>
-          <w:sz w:val="20"/>
-          <w:szCs w:val="20"/>
-        </w:rPr>
-        <w:t xml:space="preserve">I reread complete sentences and punctuation.</w:t>
-      </w:r>
-      <w:r>
-        <w:rPr>
-          <w:i/>
-          <w:iCs/>
-          <w:color w:val="5F6F80"/>
-          <w:sz w:val="18"/>
-          <w:szCs w:val="18"/>
-        </w:rPr>
-        <w:br/>
-        <w:t xml:space="preserve">Volví a leer mis oraciones completas y la puntuación.</w:t>
       </w:r>
     </w:p>
     <w:p>
